--- a/Data_science_set_quetions/set 1/3.ScenarioBased/ScenarioBasedQuestion.docx
+++ b/Data_science_set_quetions/set 1/3.ScenarioBased/ScenarioBasedQuestion.docx
@@ -1,10 +1,10 @@
 
 <file path=word/document.xml><?xml version="1.0" encoding="utf-8"?>
-<w:document xmlns:wpc="http://schemas.microsoft.com/office/word/2010/wordprocessingCanvas" xmlns:mc="http://schemas.openxmlformats.org/markup-compatibility/2006" xmlns:o="urn:schemas-microsoft-com:office:office" xmlns:r="http://schemas.openxmlformats.org/officeDocument/2006/relationships" xmlns:m="http://schemas.openxmlformats.org/officeDocument/2006/math" xmlns:v="urn:schemas-microsoft-com:vml" xmlns:wp14="http://schemas.microsoft.com/office/word/2010/wordprocessingDrawing" xmlns:wp="http://schemas.openxmlformats.org/drawingml/2006/wordprocessingDrawing" xmlns:w="http://schemas.openxmlformats.org/wordprocessingml/2006/main" xmlns:w14="http://schemas.microsoft.com/office/word/2010/wordml" xmlns:w10="urn:schemas-microsoft-com:office:word" xmlns:w15="http://schemas.microsoft.com/office/word/2012/wordml" xmlns:wpg="http://schemas.microsoft.com/office/word/2010/wordprocessingGroup" xmlns:wpi="http://schemas.microsoft.com/office/word/2010/wordprocessingInk" xmlns:wne="http://schemas.microsoft.com/office/word/2006/wordml" xmlns:wps="http://schemas.microsoft.com/office/word/2010/wordprocessingShape" xmlns:wpsCustomData="http://www.wps.cn/officeDocument/2013/wpsCustomData" mc:Ignorable="w14 w15 wp14">
+<w:document xmlns:wpc="http://schemas.microsoft.com/office/word/2010/wordprocessingCanvas" xmlns:cx="http://schemas.microsoft.com/office/drawing/2014/chartex" xmlns:cx1="http://schemas.microsoft.com/office/drawing/2015/9/8/chartex" xmlns:cx2="http://schemas.microsoft.com/office/drawing/2015/10/21/chartex" xmlns:cx3="http://schemas.microsoft.com/office/drawing/2016/5/9/chartex" xmlns:cx4="http://schemas.microsoft.com/office/drawing/2016/5/10/chartex" xmlns:cx5="http://schemas.microsoft.com/office/drawing/2016/5/11/chartex" xmlns:cx6="http://schemas.microsoft.com/office/drawing/2016/5/12/chartex" xmlns:cx7="http://schemas.microsoft.com/office/drawing/2016/5/13/chartex" xmlns:cx8="http://schemas.microsoft.com/office/drawing/2016/5/14/chartex" xmlns:mc="http://schemas.openxmlformats.org/markup-compatibility/2006" xmlns:aink="http://schemas.microsoft.com/office/drawing/2016/ink" xmlns:am3d="http://schemas.microsoft.com/office/drawing/2017/model3d" xmlns:o="urn:schemas-microsoft-com:office:office" xmlns:oel="http://schemas.microsoft.com/office/2019/extlst" xmlns:r="http://schemas.openxmlformats.org/officeDocument/2006/relationships" xmlns:m="http://schemas.openxmlformats.org/officeDocument/2006/math" xmlns:v="urn:schemas-microsoft-com:vml" xmlns:wp14="http://schemas.microsoft.com/office/word/2010/wordprocessingDrawing" xmlns:wp="http://schemas.openxmlformats.org/drawingml/2006/wordprocessingDrawing" xmlns:w10="urn:schemas-microsoft-com:office:word" xmlns:w="http://schemas.openxmlformats.org/wordprocessingml/2006/main" xmlns:w14="http://schemas.microsoft.com/office/word/2010/wordml" xmlns:w15="http://schemas.microsoft.com/office/word/2012/wordml" xmlns:w16cex="http://schemas.microsoft.com/office/word/2018/wordml/cex" xmlns:w16cid="http://schemas.microsoft.com/office/word/2016/wordml/cid" xmlns:w16="http://schemas.microsoft.com/office/word/2018/wordml" xmlns:w16du="http://schemas.microsoft.com/office/word/2023/wordml/word16du" xmlns:w16sdtdh="http://schemas.microsoft.com/office/word/2020/wordml/sdtdatahash" xmlns:w16sdtfl="http://schemas.microsoft.com/office/word/2024/wordml/sdtformatlock" xmlns:w16se="http://schemas.microsoft.com/office/word/2015/wordml/symex" xmlns:wpg="http://schemas.microsoft.com/office/word/2010/wordprocessingGroup" xmlns:wpi="http://schemas.microsoft.com/office/word/2010/wordprocessingInk" xmlns:wne="http://schemas.microsoft.com/office/word/2006/wordml" xmlns:wps="http://schemas.microsoft.com/office/word/2010/wordprocessingShape" mc:Ignorable="w14 w15 w16se w16cid w16 w16cex w16sdtdh w16sdtfl w16du wp14">
   <w:body>
     <w:p>
       <w:pPr>
-        <w:pStyle w:val="4"/>
+        <w:pStyle w:val="Heading3"/>
         <w:keepNext w:val="0"/>
         <w:keepLines w:val="0"/>
         <w:spacing w:before="280"/>
@@ -23,7 +23,6 @@
           <w:color w:val="FF0000"/>
           <w:sz w:val="26"/>
           <w:szCs w:val="26"/>
-          <w:rtl w:val="0"/>
         </w:rPr>
         <w:t>Scenario 1:</w:t>
       </w:r>
@@ -33,7 +32,6 @@
           <w:color w:val="000000"/>
           <w:sz w:val="26"/>
           <w:szCs w:val="26"/>
-          <w:rtl w:val="0"/>
         </w:rPr>
         <w:t xml:space="preserve"> Delivery </w:t>
       </w:r>
@@ -42,6 +40,7 @@
       <w:r>
         <w:rPr>
           <w:b/>
+          <w:noProof/>
           <w:color w:val="000000"/>
           <w:sz w:val="26"/>
           <w:szCs w:val="26"/>
@@ -49,7 +48,7 @@
         <mc:AlternateContent>
           <mc:Choice Requires="wps">
             <w:drawing>
-              <wp:anchor distT="0" distB="0" distL="114300" distR="114300" simplePos="0" relativeHeight="251660288" behindDoc="0" locked="0" layoutInCell="1" allowOverlap="1">
+              <wp:anchor distT="0" distB="0" distL="114300" distR="114300" simplePos="0" relativeHeight="251660288" behindDoc="0" locked="0" layoutInCell="1" allowOverlap="1" wp14:anchorId="6DAFC692" wp14:editId="0B61C4FB">
                 <wp:simplePos x="0" y="0"/>
                 <wp:positionH relativeFrom="column">
                   <wp:posOffset>1627505</wp:posOffset>
@@ -99,7 +98,7 @@
                           </a:pathLst>
                         </a:custGeom>
                         <a:blipFill>
-                          <a:blip r:embed="rId7"/>
+                          <a:blip r:embed="rId8"/>
                           <a:stretch>
                             <a:fillRect t="-25016" b="-34706"/>
                           </a:stretch>
@@ -112,10 +111,10 @@
               </wp:anchor>
             </w:drawing>
           </mc:Choice>
-          <mc:Fallback>
+          <mc:Fallback xmlns:wpsCustomData="http://www.wps.cn/officeDocument/2013/wpsCustomData">
             <w:pict>
               <v:shape id="_x0000_s1026" o:spid="_x0000_s1026" o:spt="100" style="position:absolute;left:0pt;margin-left:128.15pt;margin-top:-77.7pt;height:71.6pt;width:203.6pt;z-index:251660288;mso-width-relative:page;mso-height-relative:page;" filled="t" stroked="f" coordsize="2586060,909929" o:gfxdata="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" path="m0,0l2586061,0,2586061,909929,0,909929,0,0xe">
-                <v:fill type="frame" on="t" focussize="0,0" recolor="t" rotate="t" r:id="rId7"/>
+                <v:fill type="frame" on="t" focussize="0,0" recolor="t" rotate="t" r:id="rId9"/>
                 <v:stroke on="f"/>
                 <v:imagedata o:title=""/>
                 <o:lock v:ext="edit" aspectratio="f"/>
@@ -127,6 +126,7 @@
       <w:r>
         <w:rPr>
           <w:b/>
+          <w:noProof/>
           <w:color w:val="000000"/>
           <w:sz w:val="26"/>
           <w:szCs w:val="26"/>
@@ -134,7 +134,7 @@
         <mc:AlternateContent>
           <mc:Choice Requires="wps">
             <w:drawing>
-              <wp:anchor distT="0" distB="0" distL="114300" distR="114300" simplePos="0" relativeHeight="251662336" behindDoc="0" locked="0" layoutInCell="1" allowOverlap="1">
+              <wp:anchor distT="0" distB="0" distL="114300" distR="114300" simplePos="0" relativeHeight="251662336" behindDoc="0" locked="0" layoutInCell="1" allowOverlap="1" wp14:anchorId="40CE8110" wp14:editId="4D3A1F46">
                 <wp:simplePos x="0" y="0"/>
                 <wp:positionH relativeFrom="column">
                   <wp:posOffset>4999990</wp:posOffset>
@@ -184,7 +184,7 @@
                           </a:pathLst>
                         </a:custGeom>
                         <a:blipFill>
-                          <a:blip r:embed="rId8"/>
+                          <a:blip r:embed="rId10"/>
                           <a:stretch>
                             <a:fillRect r="-71"/>
                           </a:stretch>
@@ -197,10 +197,10 @@
               </wp:anchor>
             </w:drawing>
           </mc:Choice>
-          <mc:Fallback>
+          <mc:Fallback xmlns:wpsCustomData="http://www.wps.cn/officeDocument/2013/wpsCustomData">
             <w:pict>
               <v:shape id="_x0000_s1026" o:spid="_x0000_s1026" o:spt="100" style="position:absolute;left:0pt;flip:x;margin-left:393.7pt;margin-top:-73.55pt;height:147pt;width:148.35pt;z-index:251662336;mso-width-relative:page;mso-height-relative:page;" filled="t" stroked="f" coordsize="1884607,1866900" o:gfxdata="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" path="m1884607,0l0,0,0,1866900,1884607,1866900,1884607,0xe">
-                <v:fill type="frame" on="t" focussize="0,0" recolor="t" rotate="t" r:id="rId8"/>
+                <v:fill type="frame" on="t" focussize="0,0" recolor="t" rotate="t" r:id="rId11"/>
                 <v:stroke on="f"/>
                 <v:imagedata o:title=""/>
                 <o:lock v:ext="edit" aspectratio="f"/>
@@ -212,6 +212,7 @@
       <w:r>
         <w:rPr>
           <w:b/>
+          <w:noProof/>
           <w:color w:val="000000"/>
           <w:sz w:val="26"/>
           <w:szCs w:val="26"/>
@@ -219,7 +220,7 @@
         <mc:AlternateContent>
           <mc:Choice Requires="wps">
             <w:drawing>
-              <wp:anchor distT="0" distB="0" distL="114300" distR="114300" simplePos="0" relativeHeight="251661312" behindDoc="0" locked="0" layoutInCell="1" allowOverlap="1">
+              <wp:anchor distT="0" distB="0" distL="114300" distR="114300" simplePos="0" relativeHeight="251661312" behindDoc="0" locked="0" layoutInCell="1" allowOverlap="1" wp14:anchorId="49CE9FD0" wp14:editId="16D5D12C">
                 <wp:simplePos x="0" y="0"/>
                 <wp:positionH relativeFrom="page">
                   <wp:align>left</wp:align>
@@ -269,7 +270,7 @@
                           </a:pathLst>
                         </a:custGeom>
                         <a:blipFill>
-                          <a:blip r:embed="rId8"/>
+                          <a:blip r:embed="rId11"/>
                           <a:stretch>
                             <a:fillRect/>
                           </a:stretch>
@@ -282,10 +283,10 @@
               </wp:anchor>
             </w:drawing>
           </mc:Choice>
-          <mc:Fallback>
+          <mc:Fallback xmlns:wpsCustomData="http://www.wps.cn/officeDocument/2013/wpsCustomData">
             <w:pict>
               <v:shape id="_x0000_s1026" o:spid="_x0000_s1026" o:spt="100" style="position:absolute;left:0pt;margin-top:-72pt;height:147pt;width:148.5pt;mso-position-horizontal:left;mso-position-horizontal-relative:page;z-index:251661312;mso-width-relative:page;mso-height-relative:page;" filled="t" stroked="f" coordsize="1885950,1866900" o:gfxdata="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" path="m0,0l1885950,0,1885950,1866900,0,1866900,0,0xe">
-                <v:fill type="frame" on="t" focussize="0,0" recolor="t" rotate="t" r:id="rId8"/>
+                <v:fill type="frame" on="t" focussize="0,0" recolor="t" rotate="t" r:id="rId11"/>
                 <v:stroke on="f"/>
                 <v:imagedata o:title=""/>
                 <o:lock v:ext="edit" aspectratio="f"/>
@@ -296,6 +297,7 @@
       </w:r>
       <w:r>
         <w:rPr>
+          <w:noProof/>
           <w:color w:val="000000"/>
           <w:sz w:val="26"/>
           <w:szCs w:val="26"/>
@@ -303,7 +305,7 @@
         <mc:AlternateContent>
           <mc:Choice Requires="wps">
             <w:drawing>
-              <wp:anchor distT="0" distB="0" distL="114300" distR="114300" simplePos="0" relativeHeight="251663360" behindDoc="0" locked="0" layoutInCell="1" allowOverlap="1">
+              <wp:anchor distT="0" distB="0" distL="114300" distR="114300" simplePos="0" relativeHeight="251663360" behindDoc="0" locked="0" layoutInCell="1" allowOverlap="1" wp14:anchorId="23C639F6" wp14:editId="06AA55F5">
                 <wp:simplePos x="0" y="0"/>
                 <wp:positionH relativeFrom="page">
                   <wp:posOffset>0</wp:posOffset>
@@ -337,7 +339,7 @@
                               <w:spacing w:line="322" w:lineRule="exact"/>
                               <w:jc w:val="center"/>
                               <w:rPr>
-                                <w:rFonts w:hint="default" w:ascii="Calibri" w:hAnsi="Calibri" w:eastAsia="Poppins Bold" w:cs="Calibri"/>
+                                <w:rFonts w:ascii="Calibri" w:eastAsia="Poppins Bold" w:hAnsi="Calibri" w:cs="Calibri"/>
                                 <w:b/>
                                 <w:bCs/>
                                 <w:color w:val="000000"/>
@@ -349,7 +351,7 @@
                             </w:pPr>
                             <w:r>
                               <w:rPr>
-                                <w:rFonts w:hint="default" w:ascii="Calibri" w:hAnsi="Calibri" w:eastAsia="Poppins Bold" w:cs="Calibri"/>
+                                <w:rFonts w:ascii="Calibri" w:eastAsia="Poppins Bold" w:hAnsi="Calibri" w:cs="Calibri"/>
                                 <w:b/>
                                 <w:bCs/>
                                 <w:color w:val="000000"/>
@@ -367,7 +369,7 @@
                               <w:spacing w:line="322" w:lineRule="exact"/>
                               <w:jc w:val="center"/>
                               <w:rPr>
-                                <w:rFonts w:hint="default" w:ascii="Calibri" w:hAnsi="Calibri" w:eastAsia="Poppins Bold" w:cs="Calibri"/>
+                                <w:rFonts w:ascii="Calibri" w:eastAsia="Poppins Bold" w:hAnsi="Calibri" w:cs="Calibri"/>
                                 <w:b/>
                                 <w:bCs/>
                                 <w:color w:val="000000"/>
@@ -379,7 +381,7 @@
                             </w:pPr>
                             <w:r>
                               <w:rPr>
-                                <w:rFonts w:hint="default" w:ascii="Calibri" w:hAnsi="Calibri" w:eastAsia="Poppins Bold" w:cs="Calibri"/>
+                                <w:rFonts w:ascii="Calibri" w:eastAsia="Poppins Bold" w:hAnsi="Calibri" w:cs="Calibri"/>
                                 <w:b/>
                                 <w:bCs/>
                                 <w:color w:val="000000"/>
@@ -397,7 +399,7 @@
                               <w:spacing w:line="322" w:lineRule="exact"/>
                               <w:jc w:val="center"/>
                               <w:rPr>
-                                <w:rFonts w:hint="default" w:ascii="Calibri" w:hAnsi="Calibri" w:eastAsia="Poppins Bold" w:cs="Calibri"/>
+                                <w:rFonts w:ascii="Calibri" w:eastAsia="Poppins Bold" w:hAnsi="Calibri" w:cs="Calibri"/>
                                 <w:b/>
                                 <w:bCs/>
                                 <w:color w:val="000000"/>
@@ -409,7 +411,7 @@
                             </w:pPr>
                             <w:r>
                               <w:rPr>
-                                <w:rFonts w:hint="default" w:ascii="Calibri" w:hAnsi="Calibri" w:eastAsia="Poppins Bold" w:cs="Calibri"/>
+                                <w:rFonts w:ascii="Calibri" w:eastAsia="Poppins Bold" w:hAnsi="Calibri" w:cs="Calibri"/>
                                 <w:b/>
                                 <w:bCs/>
                                 <w:color w:val="000000"/>
@@ -420,55 +422,25 @@
                               </w:rPr>
                               <w:t xml:space="preserve">   +91 6385383227 |     </w:t>
                             </w:r>
+                            <w:hyperlink r:id="rId12" w:history="1">
+                              <w:r>
+                                <w:rPr>
+                                  <w:rStyle w:val="Hyperlink"/>
+                                  <w:rFonts w:ascii="Calibri" w:eastAsia="Poppins Bold" w:hAnsi="Calibri" w:cs="Calibri"/>
+                                  <w:b/>
+                                  <w:bCs/>
+                                  <w:color w:val="000000"/>
+                                  <w:kern w:val="24"/>
+                                  <w:sz w:val="20"/>
+                                  <w:szCs w:val="20"/>
+                                  <w:lang w:val="en-US"/>
+                                </w:rPr>
+                                <w:t>www.hopelearning.net</w:t>
+                              </w:r>
+                            </w:hyperlink>
                             <w:r>
                               <w:rPr>
-                                <w:rFonts w:hint="default" w:ascii="Calibri" w:hAnsi="Calibri" w:cs="Calibri"/>
-                              </w:rPr>
-                              <w:fldChar w:fldCharType="begin"/>
-                            </w:r>
-                            <w:r>
-                              <w:rPr>
-                                <w:rFonts w:hint="default" w:ascii="Calibri" w:hAnsi="Calibri" w:cs="Calibri"/>
-                              </w:rPr>
-                              <w:instrText xml:space="preserve"> HYPERLINK "http://www.hopelearning.net/" </w:instrText>
-                            </w:r>
-                            <w:r>
-                              <w:rPr>
-                                <w:rFonts w:hint="default" w:ascii="Calibri" w:hAnsi="Calibri" w:cs="Calibri"/>
-                              </w:rPr>
-                              <w:fldChar w:fldCharType="separate"/>
-                            </w:r>
-                            <w:r>
-                              <w:rPr>
-                                <w:rStyle w:val="12"/>
-                                <w:rFonts w:hint="default" w:ascii="Calibri" w:hAnsi="Calibri" w:eastAsia="Poppins Bold" w:cs="Calibri"/>
-                                <w:b/>
-                                <w:bCs/>
-                                <w:color w:val="000000"/>
-                                <w:kern w:val="24"/>
-                                <w:sz w:val="20"/>
-                                <w:szCs w:val="20"/>
-                                <w:lang w:val="en-US"/>
-                              </w:rPr>
-                              <w:t>www.hopelearning.net</w:t>
-                            </w:r>
-                            <w:r>
-                              <w:rPr>
-                                <w:rStyle w:val="12"/>
-                                <w:rFonts w:hint="default" w:ascii="Calibri" w:hAnsi="Calibri" w:eastAsia="Poppins Bold" w:cs="Calibri"/>
-                                <w:b/>
-                                <w:bCs/>
-                                <w:color w:val="000000"/>
-                                <w:kern w:val="24"/>
-                                <w:sz w:val="20"/>
-                                <w:szCs w:val="20"/>
-                                <w:lang w:val="en-US"/>
-                              </w:rPr>
-                              <w:fldChar w:fldCharType="end"/>
-                            </w:r>
-                            <w:r>
-                              <w:rPr>
-                                <w:rFonts w:hint="default" w:ascii="Calibri" w:hAnsi="Calibri" w:eastAsia="Poppins Bold" w:cs="Calibri"/>
+                                <w:rFonts w:ascii="Calibri" w:eastAsia="Poppins Bold" w:hAnsi="Calibri" w:cs="Calibri"/>
                                 <w:b/>
                                 <w:bCs/>
                                 <w:color w:val="000000"/>
@@ -479,55 +451,25 @@
                               </w:rPr>
                               <w:t xml:space="preserve"> |     </w:t>
                             </w:r>
+                            <w:hyperlink r:id="rId13" w:history="1">
+                              <w:r>
+                                <w:rPr>
+                                  <w:rStyle w:val="Hyperlink"/>
+                                  <w:rFonts w:ascii="Calibri" w:eastAsia="Poppins Bold" w:hAnsi="Calibri" w:cs="Calibri"/>
+                                  <w:b/>
+                                  <w:bCs/>
+                                  <w:color w:val="000000"/>
+                                  <w:kern w:val="24"/>
+                                  <w:sz w:val="20"/>
+                                  <w:szCs w:val="20"/>
+                                  <w:lang w:val="en-US"/>
+                                </w:rPr>
+                                <w:t>mdaravind@hopelearning.net</w:t>
+                              </w:r>
+                            </w:hyperlink>
                             <w:r>
                               <w:rPr>
-                                <w:rFonts w:hint="default" w:ascii="Calibri" w:hAnsi="Calibri" w:cs="Calibri"/>
-                              </w:rPr>
-                              <w:fldChar w:fldCharType="begin"/>
-                            </w:r>
-                            <w:r>
-                              <w:rPr>
-                                <w:rFonts w:hint="default" w:ascii="Calibri" w:hAnsi="Calibri" w:cs="Calibri"/>
-                              </w:rPr>
-                              <w:instrText xml:space="preserve"> HYPERLINK "mailto:mdaravind@hopelearning.net" </w:instrText>
-                            </w:r>
-                            <w:r>
-                              <w:rPr>
-                                <w:rFonts w:hint="default" w:ascii="Calibri" w:hAnsi="Calibri" w:cs="Calibri"/>
-                              </w:rPr>
-                              <w:fldChar w:fldCharType="separate"/>
-                            </w:r>
-                            <w:r>
-                              <w:rPr>
-                                <w:rStyle w:val="12"/>
-                                <w:rFonts w:hint="default" w:ascii="Calibri" w:hAnsi="Calibri" w:eastAsia="Poppins Bold" w:cs="Calibri"/>
-                                <w:b/>
-                                <w:bCs/>
-                                <w:color w:val="000000"/>
-                                <w:kern w:val="24"/>
-                                <w:sz w:val="20"/>
-                                <w:szCs w:val="20"/>
-                                <w:lang w:val="en-US"/>
-                              </w:rPr>
-                              <w:t>mdaravind@hopelearning.net</w:t>
-                            </w:r>
-                            <w:r>
-                              <w:rPr>
-                                <w:rStyle w:val="12"/>
-                                <w:rFonts w:hint="default" w:ascii="Calibri" w:hAnsi="Calibri" w:eastAsia="Poppins Bold" w:cs="Calibri"/>
-                                <w:b/>
-                                <w:bCs/>
-                                <w:color w:val="000000"/>
-                                <w:kern w:val="24"/>
-                                <w:sz w:val="20"/>
-                                <w:szCs w:val="20"/>
-                                <w:lang w:val="en-US"/>
-                              </w:rPr>
-                              <w:fldChar w:fldCharType="end"/>
-                            </w:r>
-                            <w:r>
-                              <w:rPr>
-                                <w:rFonts w:hint="default" w:ascii="Calibri" w:hAnsi="Calibri" w:eastAsia="Poppins Bold" w:cs="Calibri"/>
+                                <w:rFonts w:ascii="Calibri" w:eastAsia="Poppins Bold" w:hAnsi="Calibri" w:cs="Calibri"/>
                                 <w:b/>
                                 <w:bCs/>
                                 <w:color w:val="000000"/>
@@ -552,12 +494,12 @@
           </mc:Choice>
           <mc:Fallback>
             <w:pict>
-              <v:shape id="TextBox 10" o:spid="_x0000_s1026" o:spt="202" type="#_x0000_t202" style="position:absolute;left:0pt;margin-left:0pt;margin-top:665.85pt;height:53.5pt;width:619.35pt;mso-position-horizontal-relative:page;z-index:251663360;mso-width-relative:page;mso-height-relative:page;" filled="f" stroked="f" coordsize="21600,21600" o:gfxdata="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">
-                <v:fill on="f" focussize="0,0"/>
-                <v:stroke on="f"/>
-                <v:imagedata o:title=""/>
-                <o:lock v:ext="edit" aspectratio="f"/>
-                <v:textbox inset="0mm,0mm,0mm,0mm">
+              <v:shapetype w14:anchorId="23C639F6" id="_x0000_t202" coordsize="21600,21600" o:spt="202" path="m,l,21600r21600,l21600,xe">
+                <v:stroke joinstyle="miter"/>
+                <v:path gradientshapeok="t" o:connecttype="rect"/>
+              </v:shapetype>
+              <v:shape id="TextBox 10" o:spid="_x0000_s1026" type="#_x0000_t202" style="position:absolute;margin-left:0;margin-top:665.85pt;width:619.35pt;height:53.5pt;z-index:251663360;visibility:visible;mso-wrap-style:square;mso-wrap-distance-left:9pt;mso-wrap-distance-top:0;mso-wrap-distance-right:9pt;mso-wrap-distance-bottom:0;mso-position-horizontal:absolute;mso-position-horizontal-relative:page;mso-position-vertical:absolute;mso-position-vertical-relative:text;v-text-anchor:top" o:gfxdata="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" filled="f" stroked="f">
+                <v:textbox inset="0,0,0,0">
                   <w:txbxContent>
                     <w:p>
                       <w:pPr>
@@ -565,7 +507,7 @@
                         <w:spacing w:line="322" w:lineRule="exact"/>
                         <w:jc w:val="center"/>
                         <w:rPr>
-                          <w:rFonts w:hint="default" w:ascii="Calibri" w:hAnsi="Calibri" w:eastAsia="Poppins Bold" w:cs="Calibri"/>
+                          <w:rFonts w:ascii="Calibri" w:eastAsia="Poppins Bold" w:hAnsi="Calibri" w:cs="Calibri"/>
                           <w:b/>
                           <w:bCs/>
                           <w:color w:val="000000"/>
@@ -577,7 +519,7 @@
                       </w:pPr>
                       <w:r>
                         <w:rPr>
-                          <w:rFonts w:hint="default" w:ascii="Calibri" w:hAnsi="Calibri" w:eastAsia="Poppins Bold" w:cs="Calibri"/>
+                          <w:rFonts w:ascii="Calibri" w:eastAsia="Poppins Bold" w:hAnsi="Calibri" w:cs="Calibri"/>
                           <w:b/>
                           <w:bCs/>
                           <w:color w:val="000000"/>
@@ -595,7 +537,7 @@
                         <w:spacing w:line="322" w:lineRule="exact"/>
                         <w:jc w:val="center"/>
                         <w:rPr>
-                          <w:rFonts w:hint="default" w:ascii="Calibri" w:hAnsi="Calibri" w:eastAsia="Poppins Bold" w:cs="Calibri"/>
+                          <w:rFonts w:ascii="Calibri" w:eastAsia="Poppins Bold" w:hAnsi="Calibri" w:cs="Calibri"/>
                           <w:b/>
                           <w:bCs/>
                           <w:color w:val="000000"/>
@@ -607,7 +549,7 @@
                       </w:pPr>
                       <w:r>
                         <w:rPr>
-                          <w:rFonts w:hint="default" w:ascii="Calibri" w:hAnsi="Calibri" w:eastAsia="Poppins Bold" w:cs="Calibri"/>
+                          <w:rFonts w:ascii="Calibri" w:eastAsia="Poppins Bold" w:hAnsi="Calibri" w:cs="Calibri"/>
                           <w:b/>
                           <w:bCs/>
                           <w:color w:val="000000"/>
@@ -625,7 +567,7 @@
                         <w:spacing w:line="322" w:lineRule="exact"/>
                         <w:jc w:val="center"/>
                         <w:rPr>
-                          <w:rFonts w:hint="default" w:ascii="Calibri" w:hAnsi="Calibri" w:eastAsia="Poppins Bold" w:cs="Calibri"/>
+                          <w:rFonts w:ascii="Calibri" w:eastAsia="Poppins Bold" w:hAnsi="Calibri" w:cs="Calibri"/>
                           <w:b/>
                           <w:bCs/>
                           <w:color w:val="000000"/>
@@ -637,7 +579,7 @@
                       </w:pPr>
                       <w:r>
                         <w:rPr>
-                          <w:rFonts w:hint="default" w:ascii="Calibri" w:hAnsi="Calibri" w:eastAsia="Poppins Bold" w:cs="Calibri"/>
+                          <w:rFonts w:ascii="Calibri" w:eastAsia="Poppins Bold" w:hAnsi="Calibri" w:cs="Calibri"/>
                           <w:b/>
                           <w:bCs/>
                           <w:color w:val="000000"/>
@@ -648,55 +590,25 @@
                         </w:rPr>
                         <w:t xml:space="preserve">   +91 6385383227 |     </w:t>
                       </w:r>
+                      <w:hyperlink r:id="rId14" w:history="1">
+                        <w:r>
+                          <w:rPr>
+                            <w:rStyle w:val="Hyperlink"/>
+                            <w:rFonts w:ascii="Calibri" w:eastAsia="Poppins Bold" w:hAnsi="Calibri" w:cs="Calibri"/>
+                            <w:b/>
+                            <w:bCs/>
+                            <w:color w:val="000000"/>
+                            <w:kern w:val="24"/>
+                            <w:sz w:val="20"/>
+                            <w:szCs w:val="20"/>
+                            <w:lang w:val="en-US"/>
+                          </w:rPr>
+                          <w:t>www.hopelearning.net</w:t>
+                        </w:r>
+                      </w:hyperlink>
                       <w:r>
                         <w:rPr>
-                          <w:rFonts w:hint="default" w:ascii="Calibri" w:hAnsi="Calibri" w:cs="Calibri"/>
-                        </w:rPr>
-                        <w:fldChar w:fldCharType="begin"/>
-                      </w:r>
-                      <w:r>
-                        <w:rPr>
-                          <w:rFonts w:hint="default" w:ascii="Calibri" w:hAnsi="Calibri" w:cs="Calibri"/>
-                        </w:rPr>
-                        <w:instrText xml:space="preserve"> HYPERLINK "http://www.hopelearning.net/" </w:instrText>
-                      </w:r>
-                      <w:r>
-                        <w:rPr>
-                          <w:rFonts w:hint="default" w:ascii="Calibri" w:hAnsi="Calibri" w:cs="Calibri"/>
-                        </w:rPr>
-                        <w:fldChar w:fldCharType="separate"/>
-                      </w:r>
-                      <w:r>
-                        <w:rPr>
-                          <w:rStyle w:val="12"/>
-                          <w:rFonts w:hint="default" w:ascii="Calibri" w:hAnsi="Calibri" w:eastAsia="Poppins Bold" w:cs="Calibri"/>
-                          <w:b/>
-                          <w:bCs/>
-                          <w:color w:val="000000"/>
-                          <w:kern w:val="24"/>
-                          <w:sz w:val="20"/>
-                          <w:szCs w:val="20"/>
-                          <w:lang w:val="en-US"/>
-                        </w:rPr>
-                        <w:t>www.hopelearning.net</w:t>
-                      </w:r>
-                      <w:r>
-                        <w:rPr>
-                          <w:rStyle w:val="12"/>
-                          <w:rFonts w:hint="default" w:ascii="Calibri" w:hAnsi="Calibri" w:eastAsia="Poppins Bold" w:cs="Calibri"/>
-                          <w:b/>
-                          <w:bCs/>
-                          <w:color w:val="000000"/>
-                          <w:kern w:val="24"/>
-                          <w:sz w:val="20"/>
-                          <w:szCs w:val="20"/>
-                          <w:lang w:val="en-US"/>
-                        </w:rPr>
-                        <w:fldChar w:fldCharType="end"/>
-                      </w:r>
-                      <w:r>
-                        <w:rPr>
-                          <w:rFonts w:hint="default" w:ascii="Calibri" w:hAnsi="Calibri" w:eastAsia="Poppins Bold" w:cs="Calibri"/>
+                          <w:rFonts w:ascii="Calibri" w:eastAsia="Poppins Bold" w:hAnsi="Calibri" w:cs="Calibri"/>
                           <w:b/>
                           <w:bCs/>
                           <w:color w:val="000000"/>
@@ -707,55 +619,25 @@
                         </w:rPr>
                         <w:t xml:space="preserve"> |     </w:t>
                       </w:r>
+                      <w:hyperlink r:id="rId15" w:history="1">
+                        <w:r>
+                          <w:rPr>
+                            <w:rStyle w:val="Hyperlink"/>
+                            <w:rFonts w:ascii="Calibri" w:eastAsia="Poppins Bold" w:hAnsi="Calibri" w:cs="Calibri"/>
+                            <w:b/>
+                            <w:bCs/>
+                            <w:color w:val="000000"/>
+                            <w:kern w:val="24"/>
+                            <w:sz w:val="20"/>
+                            <w:szCs w:val="20"/>
+                            <w:lang w:val="en-US"/>
+                          </w:rPr>
+                          <w:t>mdaravind@hopelearning.net</w:t>
+                        </w:r>
+                      </w:hyperlink>
                       <w:r>
                         <w:rPr>
-                          <w:rFonts w:hint="default" w:ascii="Calibri" w:hAnsi="Calibri" w:cs="Calibri"/>
-                        </w:rPr>
-                        <w:fldChar w:fldCharType="begin"/>
-                      </w:r>
-                      <w:r>
-                        <w:rPr>
-                          <w:rFonts w:hint="default" w:ascii="Calibri" w:hAnsi="Calibri" w:cs="Calibri"/>
-                        </w:rPr>
-                        <w:instrText xml:space="preserve"> HYPERLINK "mailto:mdaravind@hopelearning.net" </w:instrText>
-                      </w:r>
-                      <w:r>
-                        <w:rPr>
-                          <w:rFonts w:hint="default" w:ascii="Calibri" w:hAnsi="Calibri" w:cs="Calibri"/>
-                        </w:rPr>
-                        <w:fldChar w:fldCharType="separate"/>
-                      </w:r>
-                      <w:r>
-                        <w:rPr>
-                          <w:rStyle w:val="12"/>
-                          <w:rFonts w:hint="default" w:ascii="Calibri" w:hAnsi="Calibri" w:eastAsia="Poppins Bold" w:cs="Calibri"/>
-                          <w:b/>
-                          <w:bCs/>
-                          <w:color w:val="000000"/>
-                          <w:kern w:val="24"/>
-                          <w:sz w:val="20"/>
-                          <w:szCs w:val="20"/>
-                          <w:lang w:val="en-US"/>
-                        </w:rPr>
-                        <w:t>mdaravind@hopelearning.net</w:t>
-                      </w:r>
-                      <w:r>
-                        <w:rPr>
-                          <w:rStyle w:val="12"/>
-                          <w:rFonts w:hint="default" w:ascii="Calibri" w:hAnsi="Calibri" w:eastAsia="Poppins Bold" w:cs="Calibri"/>
-                          <w:b/>
-                          <w:bCs/>
-                          <w:color w:val="000000"/>
-                          <w:kern w:val="24"/>
-                          <w:sz w:val="20"/>
-                          <w:szCs w:val="20"/>
-                          <w:lang w:val="en-US"/>
-                        </w:rPr>
-                        <w:fldChar w:fldCharType="end"/>
-                      </w:r>
-                      <w:r>
-                        <w:rPr>
-                          <w:rFonts w:hint="default" w:ascii="Calibri" w:hAnsi="Calibri" w:eastAsia="Poppins Bold" w:cs="Calibri"/>
+                          <w:rFonts w:ascii="Calibri" w:eastAsia="Poppins Bold" w:hAnsi="Calibri" w:cs="Calibri"/>
                           <w:b/>
                           <w:bCs/>
                           <w:color w:val="000000"/>
@@ -769,6 +651,7 @@
                     </w:p>
                   </w:txbxContent>
                 </v:textbox>
+                <w10:wrap anchorx="page"/>
               </v:shape>
             </w:pict>
           </mc:Fallback>
@@ -780,7 +663,6 @@
           <w:color w:val="000000"/>
           <w:sz w:val="26"/>
           <w:szCs w:val="26"/>
-          <w:rtl w:val="0"/>
         </w:rPr>
         <w:t>Time Analysis for an E-commerce Company</w:t>
       </w:r>
@@ -789,31 +671,19 @@
       <w:pPr>
         <w:spacing w:before="240" w:after="240"/>
         <w:rPr>
-          <w:rFonts w:ascii="Roboto Mono" w:hAnsi="Roboto Mono" w:eastAsia="Roboto Mono" w:cs="Roboto Mono"/>
-        </w:rPr>
-      </w:pPr>
-      <w:r>
-        <w:rPr>
-          <w:rtl w:val="0"/>
-        </w:rPr>
+          <w:rFonts w:ascii="Roboto Mono" w:eastAsia="Roboto Mono" w:hAnsi="Roboto Mono" w:cs="Roboto Mono"/>
+        </w:rPr>
+      </w:pPr>
+      <w:r>
         <w:t>An e-commerce company tracks delivery times (in minutes) for 15 orders:</w:t>
       </w:r>
       <w:r>
-        <w:rPr>
-          <w:rtl w:val="0"/>
-        </w:rPr>
-        <w:br w:type="textWrapping"/>
-      </w:r>
-      <w:r>
-        <w:rPr>
-          <w:rtl w:val="0"/>
-        </w:rPr>
+        <w:br/>
         <w:t xml:space="preserve"> </w:t>
       </w:r>
       <w:r>
         <w:rPr>
-          <w:rFonts w:ascii="Roboto Mono" w:hAnsi="Roboto Mono" w:eastAsia="Roboto Mono" w:cs="Roboto Mono"/>
-          <w:rtl w:val="0"/>
+          <w:rFonts w:ascii="Roboto Mono" w:eastAsia="Roboto Mono" w:hAnsi="Roboto Mono" w:cs="Roboto Mono"/>
         </w:rPr>
         <w:t>[25, 30, 35, 40, 45, 50, 55, 60, 65, 70, 75, 80, 85, 90, 95]</w:t>
       </w:r>
@@ -823,9 +693,6 @@
         <w:spacing w:before="240" w:after="240"/>
       </w:pPr>
       <w:r>
-        <w:rPr>
-          <w:rtl w:val="0"/>
-        </w:rPr>
         <w:t>The company wants to analyze the delivery performance using percentiles and detect if there are any unusual delivery times.</w:t>
       </w:r>
     </w:p>
@@ -836,84 +703,226 @@
       <w:r>
         <w:rPr>
           <w:b/>
-          <w:rtl w:val="0"/>
         </w:rPr>
         <w:t>Question 1:</w:t>
       </w:r>
       <w:r>
         <w:rPr>
           <w:b/>
-          <w:rtl w:val="0"/>
-        </w:rPr>
-        <w:br w:type="textWrapping"/>
-      </w:r>
-      <w:r>
-        <w:rPr>
-          <w:rtl w:val="0"/>
-        </w:rPr>
+        </w:rPr>
+        <w:br/>
+      </w:r>
+      <w:r>
         <w:t xml:space="preserve"> Calculate Q1 and Q3.</w:t>
       </w:r>
     </w:p>
     <w:p>
       <w:pPr>
         <w:spacing w:before="240" w:after="240"/>
-      </w:pPr>
-      <w:r>
-        <w:rPr>
-          <w:b/>
-          <w:rtl w:val="0"/>
+        <w:rPr>
+          <w:color w:val="0070C0"/>
+        </w:rPr>
+      </w:pPr>
+      <w:r>
+        <w:rPr>
+          <w:color w:val="0070C0"/>
+        </w:rPr>
+        <w:t xml:space="preserve">Using np.percentile(data,25)  and </w:t>
+      </w:r>
+      <w:r>
+        <w:rPr>
+          <w:color w:val="0070C0"/>
+        </w:rPr>
+        <w:t>np.percentile(data,</w:t>
+      </w:r>
+      <w:r>
+        <w:rPr>
+          <w:color w:val="0070C0"/>
+        </w:rPr>
+        <w:t>7</w:t>
+      </w:r>
+      <w:r>
+        <w:rPr>
+          <w:color w:val="0070C0"/>
+        </w:rPr>
+        <w:t>5)</w:t>
+      </w:r>
+      <w:r>
+        <w:rPr>
+          <w:color w:val="0070C0"/>
+        </w:rPr>
+        <w:t xml:space="preserve"> we can find it</w:t>
+      </w:r>
+    </w:p>
+    <w:p>
+      <w:pPr>
+        <w:spacing w:before="240" w:after="240"/>
+        <w:rPr>
+          <w:color w:val="0070C0"/>
+        </w:rPr>
+      </w:pPr>
+      <w:r>
+        <w:rPr>
+          <w:color w:val="0070C0"/>
+        </w:rPr>
+        <w:t>Q1=40</w:t>
+      </w:r>
+    </w:p>
+    <w:p>
+      <w:pPr>
+        <w:spacing w:before="240" w:after="240"/>
+      </w:pPr>
+      <w:r>
+        <w:rPr>
+          <w:color w:val="0070C0"/>
+        </w:rPr>
+        <w:t>Q3=80</w:t>
+      </w:r>
+    </w:p>
+    <w:p>
+      <w:pPr>
+        <w:spacing w:before="240" w:after="240"/>
+      </w:pPr>
+      <w:r>
+        <w:rPr>
+          <w:b/>
         </w:rPr>
         <w:t>Question 2:</w:t>
       </w:r>
       <w:r>
         <w:rPr>
           <w:b/>
-          <w:rtl w:val="0"/>
-        </w:rPr>
-        <w:br w:type="textWrapping"/>
-      </w:r>
-      <w:r>
-        <w:rPr>
-          <w:rtl w:val="0"/>
-        </w:rPr>
+        </w:rPr>
+        <w:br/>
+      </w:r>
+      <w:r>
         <w:t xml:space="preserve"> Find the Interquartile Range (IQR).</w:t>
       </w:r>
     </w:p>
     <w:p>
       <w:pPr>
         <w:spacing w:before="240" w:after="240"/>
-      </w:pPr>
-      <w:r>
-        <w:rPr>
-          <w:rtl w:val="0"/>
-        </w:rPr>
+        <w:rPr>
+          <w:color w:val="0070C0"/>
+        </w:rPr>
+      </w:pPr>
+      <w:r>
+        <w:rPr>
+          <w:color w:val="0070C0"/>
+        </w:rPr>
+        <w:t>IQR= Q3-Q1 = 80-40=40</w:t>
+      </w:r>
+    </w:p>
+    <w:p>
+      <w:pPr>
+        <w:spacing w:before="240" w:after="240"/>
+      </w:pPr>
+      <w:r>
         <w:t xml:space="preserve"> </w:t>
       </w:r>
       <w:r>
         <w:rPr>
           <w:b/>
-          <w:rtl w:val="0"/>
         </w:rPr>
         <w:t>Question 3:</w:t>
       </w:r>
       <w:r>
         <w:rPr>
           <w:b/>
-          <w:rtl w:val="0"/>
-        </w:rPr>
-        <w:br w:type="textWrapping"/>
-      </w:r>
-      <w:r>
-        <w:rPr>
-          <w:rtl w:val="0"/>
-        </w:rPr>
+        </w:rPr>
+        <w:br/>
+      </w:r>
+      <w:r>
         <w:t xml:space="preserve"> Detect Outliers using the IQR method.</w:t>
       </w:r>
     </w:p>
+    <w:p>
+      <w:pPr>
+        <w:rPr>
+          <w:color w:val="0070C0"/>
+        </w:rPr>
+      </w:pPr>
+      <w:r>
+        <w:rPr>
+          <w:color w:val="0070C0"/>
+        </w:rPr>
+        <w:t>Lower bound outlier = Q1-(1.5*IQR)</w:t>
+      </w:r>
+      <w:r>
+        <w:rPr>
+          <w:color w:val="0070C0"/>
+        </w:rPr>
+        <w:t xml:space="preserve"> = -20</w:t>
+      </w:r>
+    </w:p>
+    <w:p>
+      <w:pPr>
+        <w:rPr>
+          <w:color w:val="0070C0"/>
+        </w:rPr>
+      </w:pPr>
+      <w:r>
+        <w:rPr>
+          <w:color w:val="0070C0"/>
+        </w:rPr>
+        <w:t>Upper</w:t>
+      </w:r>
+      <w:r>
+        <w:rPr>
+          <w:color w:val="0070C0"/>
+        </w:rPr>
+        <w:t xml:space="preserve"> bound outlier = Q</w:t>
+      </w:r>
+      <w:r>
+        <w:rPr>
+          <w:color w:val="0070C0"/>
+        </w:rPr>
+        <w:t>3+</w:t>
+      </w:r>
+      <w:r>
+        <w:rPr>
+          <w:color w:val="0070C0"/>
+        </w:rPr>
+        <w:t>(1.5*IQR)</w:t>
+      </w:r>
+      <w:r>
+        <w:rPr>
+          <w:color w:val="0070C0"/>
+        </w:rPr>
+        <w:t xml:space="preserve"> = 140</w:t>
+      </w:r>
+    </w:p>
+    <w:p>
+      <w:pPr>
+        <w:rPr>
+          <w:color w:val="0070C0"/>
+        </w:rPr>
+      </w:pPr>
+    </w:p>
+    <w:p>
+      <w:r>
+        <w:rPr>
+          <w:color w:val="0070C0"/>
+        </w:rPr>
+        <w:t xml:space="preserve">There is NO OUTLIERS in the </w:t>
+      </w:r>
+      <w:r>
+        <w:rPr>
+          <w:color w:val="0070C0"/>
+        </w:rPr>
+        <w:t>e-commerce company tracks delivery times</w:t>
+      </w:r>
+      <w:r>
+        <w:rPr>
+          <w:color w:val="0070C0"/>
+        </w:rPr>
+        <w:t xml:space="preserve"> data</w:t>
+      </w:r>
+    </w:p>
     <w:p/>
     <w:p>
       <w:pPr>
-        <w:pStyle w:val="4"/>
+        <w:pStyle w:val="Heading3"/>
         <w:keepNext w:val="0"/>
         <w:keepLines w:val="0"/>
         <w:spacing w:before="280"/>
@@ -932,7 +941,6 @@
           <w:color w:val="FF0000"/>
           <w:sz w:val="26"/>
           <w:szCs w:val="26"/>
-          <w:rtl w:val="0"/>
         </w:rPr>
         <w:t xml:space="preserve">Scenario 2: </w:t>
       </w:r>
@@ -942,7 +950,6 @@
           <w:color w:val="000000"/>
           <w:sz w:val="26"/>
           <w:szCs w:val="26"/>
-          <w:rtl w:val="0"/>
         </w:rPr>
         <w:t>Student Score Analysis</w:t>
       </w:r>
@@ -951,31 +958,19 @@
       <w:pPr>
         <w:spacing w:before="240" w:after="240"/>
         <w:rPr>
-          <w:rFonts w:ascii="Roboto Mono" w:hAnsi="Roboto Mono" w:eastAsia="Roboto Mono" w:cs="Roboto Mono"/>
-        </w:rPr>
-      </w:pPr>
-      <w:r>
-        <w:rPr>
-          <w:rtl w:val="0"/>
-        </w:rPr>
+          <w:rFonts w:ascii="Roboto Mono" w:eastAsia="Roboto Mono" w:hAnsi="Roboto Mono" w:cs="Roboto Mono"/>
+        </w:rPr>
+      </w:pPr>
+      <w:r>
         <w:t>A teacher is analyzing the mathematics scores of students in her class. The scores are:</w:t>
       </w:r>
       <w:r>
-        <w:rPr>
-          <w:rtl w:val="0"/>
-        </w:rPr>
-        <w:br w:type="textWrapping"/>
-      </w:r>
-      <w:r>
-        <w:rPr>
-          <w:rtl w:val="0"/>
-        </w:rPr>
+        <w:br/>
         <w:t xml:space="preserve"> </w:t>
       </w:r>
       <w:r>
         <w:rPr>
-          <w:rFonts w:ascii="Roboto Mono" w:hAnsi="Roboto Mono" w:eastAsia="Roboto Mono" w:cs="Roboto Mono"/>
-          <w:rtl w:val="0"/>
+          <w:rFonts w:ascii="Roboto Mono" w:eastAsia="Roboto Mono" w:hAnsi="Roboto Mono" w:cs="Roboto Mono"/>
         </w:rPr>
         <w:t>[45, 50, 55, 60, 60, 62, 63, 65, 90, 95]</w:t>
       </w:r>
@@ -987,52 +982,124 @@
       <w:r>
         <w:rPr>
           <w:b/>
-          <w:rtl w:val="0"/>
         </w:rPr>
         <w:t>Question 1:</w:t>
       </w:r>
       <w:r>
-        <w:rPr>
-          <w:rtl w:val="0"/>
-        </w:rPr>
-        <w:br w:type="textWrapping"/>
-      </w:r>
-      <w:r>
-        <w:rPr>
-          <w:rtl w:val="0"/>
-        </w:rPr>
+        <w:br/>
         <w:t xml:space="preserve"> Calculate the mean, median, and mode of the scores.</w:t>
       </w:r>
     </w:p>
     <w:p>
       <w:pPr>
         <w:spacing w:before="240" w:after="240"/>
-      </w:pPr>
-      <w:r>
-        <w:rPr>
-          <w:b/>
-          <w:rtl w:val="0"/>
-        </w:rPr>
+        <w:rPr>
+          <w:color w:val="0070C0"/>
+        </w:rPr>
+      </w:pPr>
+      <w:r>
+        <w:rPr>
+          <w:color w:val="0070C0"/>
+        </w:rPr>
+        <w:t>Mean=</w:t>
+      </w:r>
+      <w:r>
+        <w:rPr>
+          <w:color w:val="0070C0"/>
+        </w:rPr>
+        <w:t>64.5</w:t>
+      </w:r>
+    </w:p>
+    <w:p>
+      <w:pPr>
+        <w:spacing w:before="240" w:after="240"/>
+        <w:rPr>
+          <w:color w:val="0070C0"/>
+        </w:rPr>
+      </w:pPr>
+      <w:r>
+        <w:rPr>
+          <w:color w:val="0070C0"/>
+        </w:rPr>
+        <w:t>Median=61</w:t>
+      </w:r>
+    </w:p>
+    <w:p>
+      <w:pPr>
+        <w:spacing w:before="240" w:after="240"/>
+        <w:rPr>
+          <w:color w:val="0070C0"/>
+        </w:rPr>
+      </w:pPr>
+      <w:r>
+        <w:rPr>
+          <w:color w:val="0070C0"/>
+        </w:rPr>
+        <w:t>Mode=60</w:t>
+      </w:r>
+    </w:p>
+    <w:p>
+      <w:pPr>
+        <w:spacing w:before="240" w:after="240"/>
+      </w:pPr>
+      <w:r>
+        <w:rPr>
+          <w:b/>
+        </w:rPr>
+        <w:lastRenderedPageBreak/>
         <w:t>Question 2:</w:t>
       </w:r>
       <w:r>
         <w:rPr>
           <w:b/>
-          <w:rtl w:val="0"/>
-        </w:rPr>
-        <w:br w:type="textWrapping"/>
-      </w:r>
-      <w:r>
-        <w:rPr>
-          <w:rtl w:val="0"/>
-        </w:rPr>
+        </w:rPr>
+        <w:br/>
+      </w:r>
+      <w:r>
         <w:t xml:space="preserve"> Explain why the median might be a better representation than the mean in this case.</w:t>
       </w:r>
     </w:p>
-    <w:p/>
-    <w:p>
-      <w:pPr>
-        <w:pStyle w:val="4"/>
+    <w:p>
+      <w:pPr>
+        <w:rPr>
+          <w:color w:val="0070C0"/>
+        </w:rPr>
+      </w:pPr>
+      <w:r>
+        <w:rPr>
+          <w:color w:val="0070C0"/>
+        </w:rPr>
+        <w:t>Because median excludes the outliers and calculated the accurate central tendency for the data</w:t>
+      </w:r>
+    </w:p>
+    <w:p>
+      <w:pPr>
+        <w:rPr>
+          <w:color w:val="0070C0"/>
+        </w:rPr>
+      </w:pPr>
+      <w:r>
+        <w:rPr>
+          <w:color w:val="0070C0"/>
+        </w:rPr>
+        <w:t xml:space="preserve">But mean may include outliers in the calculation leads to inaccurate </w:t>
+      </w:r>
+      <w:r>
+        <w:rPr>
+          <w:color w:val="0070C0"/>
+        </w:rPr>
+        <w:t>central tendency</w:t>
+      </w:r>
+      <w:r>
+        <w:rPr>
+          <w:color w:val="0070C0"/>
+        </w:rPr>
+        <w:t xml:space="preserve"> of data. So median is better representation for central tendency</w:t>
+      </w:r>
+    </w:p>
+    <w:p>
+      <w:pPr>
+        <w:pStyle w:val="Heading3"/>
         <w:keepNext w:val="0"/>
         <w:keepLines w:val="0"/>
         <w:spacing w:before="280"/>
@@ -1051,7 +1118,6 @@
           <w:color w:val="FF0000"/>
           <w:sz w:val="26"/>
           <w:szCs w:val="26"/>
-          <w:rtl w:val="0"/>
         </w:rPr>
         <w:t>Scenario 3:</w:t>
       </w:r>
@@ -1061,7 +1127,6 @@
           <w:color w:val="000000"/>
           <w:sz w:val="26"/>
           <w:szCs w:val="26"/>
-          <w:rtl w:val="0"/>
         </w:rPr>
         <w:t xml:space="preserve"> Grocery Store Customer Analysis</w:t>
       </w:r>
@@ -1070,31 +1135,19 @@
       <w:pPr>
         <w:spacing w:before="240" w:after="240"/>
         <w:rPr>
-          <w:rFonts w:ascii="Roboto Mono" w:hAnsi="Roboto Mono" w:eastAsia="Roboto Mono" w:cs="Roboto Mono"/>
-        </w:rPr>
-      </w:pPr>
-      <w:r>
-        <w:rPr>
-          <w:rtl w:val="0"/>
-        </w:rPr>
+          <w:rFonts w:ascii="Roboto Mono" w:eastAsia="Roboto Mono" w:hAnsi="Roboto Mono" w:cs="Roboto Mono"/>
+        </w:rPr>
+      </w:pPr>
+      <w:r>
         <w:t>A grocery store manager tracks how many customers visit the store daily for a month:</w:t>
       </w:r>
       <w:r>
-        <w:rPr>
-          <w:rtl w:val="0"/>
-        </w:rPr>
-        <w:br w:type="textWrapping"/>
-      </w:r>
-      <w:r>
-        <w:rPr>
-          <w:rtl w:val="0"/>
-        </w:rPr>
+        <w:br/>
         <w:t xml:space="preserve"> </w:t>
       </w:r>
       <w:r>
         <w:rPr>
-          <w:rFonts w:ascii="Roboto Mono" w:hAnsi="Roboto Mono" w:eastAsia="Roboto Mono" w:cs="Roboto Mono"/>
-          <w:rtl w:val="0"/>
+          <w:rFonts w:ascii="Roboto Mono" w:eastAsia="Roboto Mono" w:hAnsi="Roboto Mono" w:cs="Roboto Mono"/>
         </w:rPr>
         <w:t>[5, 10, 8, 15, 20, 5, 12, 14, 10, 18]</w:t>
       </w:r>
@@ -1106,28 +1159,79 @@
       <w:r>
         <w:rPr>
           <w:b/>
-          <w:rtl w:val="0"/>
         </w:rPr>
         <w:t>Question 1:</w:t>
       </w:r>
       <w:r>
         <w:rPr>
           <w:b/>
-          <w:rtl w:val="0"/>
-        </w:rPr>
-        <w:br w:type="textWrapping"/>
-      </w:r>
-      <w:r>
-        <w:rPr>
-          <w:rtl w:val="0"/>
-        </w:rPr>
+        </w:rPr>
+        <w:br/>
+      </w:r>
+      <w:r>
         <w:t xml:space="preserve"> Create a frequency distribution table for this data.</w:t>
       </w:r>
     </w:p>
+    <w:p>
+      <w:pPr>
+        <w:spacing w:before="240" w:after="240"/>
+        <w:rPr>
+          <w:lang w:val="en-GB"/>
+        </w:rPr>
+      </w:pPr>
+      <w:r>
+        <w:rPr>
+          <w:lang w:val="en-GB"/>
+        </w:rPr>
+        <w:drawing>
+          <wp:inline distT="0" distB="0" distL="0" distR="0" wp14:anchorId="0AD57BCE" wp14:editId="3AFB4402">
+            <wp:extent cx="4991797" cy="4201111"/>
+            <wp:effectExtent l="0" t="0" r="0" b="9525"/>
+            <wp:docPr id="1350466248" name="Picture 1"/>
+            <wp:cNvGraphicFramePr>
+              <a:graphicFrameLocks xmlns:a="http://schemas.openxmlformats.org/drawingml/2006/main" noChangeAspect="1"/>
+            </wp:cNvGraphicFramePr>
+            <a:graphic xmlns:a="http://schemas.openxmlformats.org/drawingml/2006/main">
+              <a:graphicData uri="http://schemas.openxmlformats.org/drawingml/2006/picture">
+                <pic:pic xmlns:pic="http://schemas.openxmlformats.org/drawingml/2006/picture">
+                  <pic:nvPicPr>
+                    <pic:cNvPr id="1350466248" name=""/>
+                    <pic:cNvPicPr/>
+                  </pic:nvPicPr>
+                  <pic:blipFill>
+                    <a:blip r:embed="rId16"/>
+                    <a:stretch>
+                      <a:fillRect/>
+                    </a:stretch>
+                  </pic:blipFill>
+                  <pic:spPr>
+                    <a:xfrm>
+                      <a:off x="0" y="0"/>
+                      <a:ext cx="4991797" cy="4201111"/>
+                    </a:xfrm>
+                    <a:prstGeom prst="rect">
+                      <a:avLst/>
+                    </a:prstGeom>
+                  </pic:spPr>
+                </pic:pic>
+              </a:graphicData>
+            </a:graphic>
+          </wp:inline>
+        </w:drawing>
+      </w:r>
+    </w:p>
+    <w:p>
+      <w:pPr>
+        <w:spacing w:before="240" w:after="240"/>
+        <w:rPr>
+          <w:lang w:val="en-GB"/>
+        </w:rPr>
+      </w:pPr>
+    </w:p>
     <w:p/>
     <w:p>
       <w:pPr>
-        <w:pStyle w:val="4"/>
+        <w:pStyle w:val="Heading3"/>
         <w:keepNext w:val="0"/>
         <w:keepLines w:val="0"/>
         <w:spacing w:before="280"/>
@@ -1142,7 +1246,7 @@
     </w:p>
     <w:p>
       <w:pPr>
-        <w:pStyle w:val="4"/>
+        <w:pStyle w:val="Heading3"/>
         <w:keepNext w:val="0"/>
         <w:keepLines w:val="0"/>
         <w:spacing w:before="280"/>
@@ -1155,16 +1259,14 @@
       </w:pPr>
       <w:bookmarkStart w:id="5" w:name="_d6y2s227brjq" w:colFirst="0" w:colLast="0"/>
       <w:bookmarkEnd w:id="5"/>
-      <w:bookmarkStart w:id="9" w:name="_GoBack"/>
-      <w:bookmarkEnd w:id="9"/>
       <w:r>
         <w:rPr>
           <w:b/>
           <w:color w:val="FF0000"/>
           <w:sz w:val="26"/>
           <w:szCs w:val="26"/>
-          <w:rtl w:val="0"/>
-        </w:rPr>
+        </w:rPr>
+        <w:lastRenderedPageBreak/>
         <w:t>Scenario 4:</w:t>
       </w:r>
       <w:r>
@@ -1173,13 +1275,12 @@
           <w:color w:val="000000"/>
           <w:sz w:val="26"/>
           <w:szCs w:val="26"/>
-          <w:rtl w:val="0"/>
         </w:rPr>
         <w:t xml:space="preserve"> Real E</w:t>
       </w:r>
       <w:r>
         <w:rPr>
-          <w:b/>
+          <w:noProof/>
           <w:color w:val="000000"/>
           <w:sz w:val="26"/>
           <w:szCs w:val="26"/>
@@ -1187,261 +1288,7 @@
         <mc:AlternateContent>
           <mc:Choice Requires="wps">
             <w:drawing>
-              <wp:anchor distT="0" distB="0" distL="114300" distR="114300" simplePos="0" relativeHeight="251664384" behindDoc="0" locked="0" layoutInCell="1" allowOverlap="1">
-                <wp:simplePos x="0" y="0"/>
-                <wp:positionH relativeFrom="column">
-                  <wp:posOffset>1627505</wp:posOffset>
-                </wp:positionH>
-                <wp:positionV relativeFrom="paragraph">
-                  <wp:posOffset>-986790</wp:posOffset>
-                </wp:positionV>
-                <wp:extent cx="2585720" cy="909320"/>
-                <wp:effectExtent l="0" t="0" r="5080" b="5080"/>
-                <wp:wrapNone/>
-                <wp:docPr id="1" name="Freeform 1"/>
-                <wp:cNvGraphicFramePr/>
-                <a:graphic xmlns:a="http://schemas.openxmlformats.org/drawingml/2006/main">
-                  <a:graphicData uri="http://schemas.microsoft.com/office/word/2010/wordprocessingShape">
-                    <wps:wsp>
-                      <wps:cNvSpPr/>
-                      <wps:spPr>
-                        <a:xfrm>
-                          <a:off x="0" y="0"/>
-                          <a:ext cx="2585720" cy="909320"/>
-                        </a:xfrm>
-                        <a:custGeom>
-                          <a:avLst/>
-                          <a:gdLst/>
-                          <a:ahLst/>
-                          <a:cxnLst/>
-                          <a:rect l="l" t="t" r="r" b="b"/>
-                          <a:pathLst>
-                            <a:path w="2586060" h="909929">
-                              <a:moveTo>
-                                <a:pt x="0" y="0"/>
-                              </a:moveTo>
-                              <a:lnTo>
-                                <a:pt x="2586061" y="0"/>
-                              </a:lnTo>
-                              <a:lnTo>
-                                <a:pt x="2586061" y="909929"/>
-                              </a:lnTo>
-                              <a:lnTo>
-                                <a:pt x="0" y="909929"/>
-                              </a:lnTo>
-                              <a:lnTo>
-                                <a:pt x="0" y="0"/>
-                              </a:lnTo>
-                              <a:close/>
-                            </a:path>
-                          </a:pathLst>
-                        </a:custGeom>
-                        <a:blipFill>
-                          <a:blip r:embed="rId7"/>
-                          <a:stretch>
-                            <a:fillRect t="-25016" b="-34706"/>
-                          </a:stretch>
-                        </a:blipFill>
-                      </wps:spPr>
-                      <wps:bodyPr/>
-                    </wps:wsp>
-                  </a:graphicData>
-                </a:graphic>
-              </wp:anchor>
-            </w:drawing>
-          </mc:Choice>
-          <mc:Fallback>
-            <w:pict>
-              <v:shape id="_x0000_s1026" o:spid="_x0000_s1026" o:spt="100" style="position:absolute;left:0pt;margin-left:128.15pt;margin-top:-77.7pt;height:71.6pt;width:203.6pt;z-index:251664384;mso-width-relative:page;mso-height-relative:page;" filled="t" stroked="f" coordsize="2586060,909929" o:gfxdata="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" path="m0,0l2586061,0,2586061,909929,0,909929,0,0xe">
-                <v:fill type="frame" on="t" focussize="0,0" recolor="t" rotate="t" r:id="rId7"/>
-                <v:stroke on="f"/>
-                <v:imagedata o:title=""/>
-                <o:lock v:ext="edit" aspectratio="f"/>
-              </v:shape>
-            </w:pict>
-          </mc:Fallback>
-        </mc:AlternateContent>
-      </w:r>
-      <w:r>
-        <w:rPr>
-          <w:b/>
-          <w:color w:val="000000"/>
-          <w:sz w:val="26"/>
-          <w:szCs w:val="26"/>
-        </w:rPr>
-        <mc:AlternateContent>
-          <mc:Choice Requires="wps">
-            <w:drawing>
-              <wp:anchor distT="0" distB="0" distL="114300" distR="114300" simplePos="0" relativeHeight="251666432" behindDoc="0" locked="0" layoutInCell="1" allowOverlap="1">
-                <wp:simplePos x="0" y="0"/>
-                <wp:positionH relativeFrom="column">
-                  <wp:posOffset>4999990</wp:posOffset>
-                </wp:positionH>
-                <wp:positionV relativeFrom="paragraph">
-                  <wp:posOffset>-934085</wp:posOffset>
-                </wp:positionV>
-                <wp:extent cx="1884045" cy="1866900"/>
-                <wp:effectExtent l="0" t="0" r="8255" b="0"/>
-                <wp:wrapNone/>
-                <wp:docPr id="3" name="Freeform 3"/>
-                <wp:cNvGraphicFramePr/>
-                <a:graphic xmlns:a="http://schemas.openxmlformats.org/drawingml/2006/main">
-                  <a:graphicData uri="http://schemas.microsoft.com/office/word/2010/wordprocessingShape">
-                    <wps:wsp>
-                      <wps:cNvSpPr/>
-                      <wps:spPr>
-                        <a:xfrm flipH="1">
-                          <a:off x="0" y="0"/>
-                          <a:ext cx="1884045" cy="1866900"/>
-                        </a:xfrm>
-                        <a:custGeom>
-                          <a:avLst/>
-                          <a:gdLst/>
-                          <a:ahLst/>
-                          <a:cxnLst/>
-                          <a:rect l="l" t="t" r="r" b="b"/>
-                          <a:pathLst>
-                            <a:path w="1884607" h="1866900">
-                              <a:moveTo>
-                                <a:pt x="1884607" y="0"/>
-                              </a:moveTo>
-                              <a:lnTo>
-                                <a:pt x="0" y="0"/>
-                              </a:lnTo>
-                              <a:lnTo>
-                                <a:pt x="0" y="1866900"/>
-                              </a:lnTo>
-                              <a:lnTo>
-                                <a:pt x="1884607" y="1866900"/>
-                              </a:lnTo>
-                              <a:lnTo>
-                                <a:pt x="1884607" y="0"/>
-                              </a:lnTo>
-                              <a:close/>
-                            </a:path>
-                          </a:pathLst>
-                        </a:custGeom>
-                        <a:blipFill>
-                          <a:blip r:embed="rId8"/>
-                          <a:stretch>
-                            <a:fillRect r="-71"/>
-                          </a:stretch>
-                        </a:blipFill>
-                      </wps:spPr>
-                      <wps:bodyPr/>
-                    </wps:wsp>
-                  </a:graphicData>
-                </a:graphic>
-              </wp:anchor>
-            </w:drawing>
-          </mc:Choice>
-          <mc:Fallback>
-            <w:pict>
-              <v:shape id="_x0000_s1026" o:spid="_x0000_s1026" o:spt="100" style="position:absolute;left:0pt;flip:x;margin-left:393.7pt;margin-top:-73.55pt;height:147pt;width:148.35pt;z-index:251666432;mso-width-relative:page;mso-height-relative:page;" filled="t" stroked="f" coordsize="1884607,1866900" o:gfxdata="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" path="m1884607,0l0,0,0,1866900,1884607,1866900,1884607,0xe">
-                <v:fill type="frame" on="t" focussize="0,0" recolor="t" rotate="t" r:id="rId8"/>
-                <v:stroke on="f"/>
-                <v:imagedata o:title=""/>
-                <o:lock v:ext="edit" aspectratio="f"/>
-              </v:shape>
-            </w:pict>
-          </mc:Fallback>
-        </mc:AlternateContent>
-      </w:r>
-      <w:r>
-        <w:rPr>
-          <w:b/>
-          <w:color w:val="000000"/>
-          <w:sz w:val="26"/>
-          <w:szCs w:val="26"/>
-        </w:rPr>
-        <mc:AlternateContent>
-          <mc:Choice Requires="wps">
-            <w:drawing>
-              <wp:anchor distT="0" distB="0" distL="114300" distR="114300" simplePos="0" relativeHeight="251665408" behindDoc="0" locked="0" layoutInCell="1" allowOverlap="1">
-                <wp:simplePos x="0" y="0"/>
-                <wp:positionH relativeFrom="page">
-                  <wp:align>left</wp:align>
-                </wp:positionH>
-                <wp:positionV relativeFrom="paragraph">
-                  <wp:posOffset>-914400</wp:posOffset>
-                </wp:positionV>
-                <wp:extent cx="1885950" cy="1866900"/>
-                <wp:effectExtent l="0" t="0" r="6350" b="0"/>
-                <wp:wrapNone/>
-                <wp:docPr id="4" name="Freeform 4"/>
-                <wp:cNvGraphicFramePr/>
-                <a:graphic xmlns:a="http://schemas.openxmlformats.org/drawingml/2006/main">
-                  <a:graphicData uri="http://schemas.microsoft.com/office/word/2010/wordprocessingShape">
-                    <wps:wsp>
-                      <wps:cNvSpPr/>
-                      <wps:spPr>
-                        <a:xfrm>
-                          <a:off x="0" y="0"/>
-                          <a:ext cx="1885950" cy="1866900"/>
-                        </a:xfrm>
-                        <a:custGeom>
-                          <a:avLst/>
-                          <a:gdLst/>
-                          <a:ahLst/>
-                          <a:cxnLst/>
-                          <a:rect l="l" t="t" r="r" b="b"/>
-                          <a:pathLst>
-                            <a:path w="1885950" h="1866900">
-                              <a:moveTo>
-                                <a:pt x="0" y="0"/>
-                              </a:moveTo>
-                              <a:lnTo>
-                                <a:pt x="1885950" y="0"/>
-                              </a:lnTo>
-                              <a:lnTo>
-                                <a:pt x="1885950" y="1866900"/>
-                              </a:lnTo>
-                              <a:lnTo>
-                                <a:pt x="0" y="1866900"/>
-                              </a:lnTo>
-                              <a:lnTo>
-                                <a:pt x="0" y="0"/>
-                              </a:lnTo>
-                              <a:close/>
-                            </a:path>
-                          </a:pathLst>
-                        </a:custGeom>
-                        <a:blipFill>
-                          <a:blip r:embed="rId8"/>
-                          <a:stretch>
-                            <a:fillRect/>
-                          </a:stretch>
-                        </a:blipFill>
-                      </wps:spPr>
-                      <wps:bodyPr/>
-                    </wps:wsp>
-                  </a:graphicData>
-                </a:graphic>
-              </wp:anchor>
-            </w:drawing>
-          </mc:Choice>
-          <mc:Fallback>
-            <w:pict>
-              <v:shape id="_x0000_s1026" o:spid="_x0000_s1026" o:spt="100" style="position:absolute;left:0pt;margin-top:-72pt;height:147pt;width:148.5pt;mso-position-horizontal:left;mso-position-horizontal-relative:page;z-index:251665408;mso-width-relative:page;mso-height-relative:page;" filled="t" stroked="f" coordsize="1885950,1866900" o:gfxdata="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" path="m0,0l1885950,0,1885950,1866900,0,1866900,0,0xe">
-                <v:fill type="frame" on="t" focussize="0,0" recolor="t" rotate="t" r:id="rId8"/>
-                <v:stroke on="f"/>
-                <v:imagedata o:title=""/>
-                <o:lock v:ext="edit" aspectratio="f"/>
-              </v:shape>
-            </w:pict>
-          </mc:Fallback>
-        </mc:AlternateContent>
-      </w:r>
-      <w:r>
-        <w:rPr>
-          <w:color w:val="000000"/>
-          <w:sz w:val="26"/>
-          <w:szCs w:val="26"/>
-        </w:rPr>
-        <mc:AlternateContent>
-          <mc:Choice Requires="wps">
-            <w:drawing>
-              <wp:anchor distT="0" distB="0" distL="114300" distR="114300" simplePos="0" relativeHeight="251667456" behindDoc="0" locked="0" layoutInCell="1" allowOverlap="1">
+              <wp:anchor distT="0" distB="0" distL="114300" distR="114300" simplePos="0" relativeHeight="251667456" behindDoc="0" locked="0" layoutInCell="1" allowOverlap="1" wp14:anchorId="5C2C9E5F" wp14:editId="2BE906A7">
                 <wp:simplePos x="0" y="0"/>
                 <wp:positionH relativeFrom="page">
                   <wp:posOffset>0</wp:posOffset>
@@ -1475,7 +1322,7 @@
                               <w:spacing w:line="322" w:lineRule="exact"/>
                               <w:jc w:val="center"/>
                               <w:rPr>
-                                <w:rFonts w:hint="default" w:ascii="Calibri" w:hAnsi="Calibri" w:eastAsia="Poppins Bold" w:cs="Calibri"/>
+                                <w:rFonts w:ascii="Calibri" w:eastAsia="Poppins Bold" w:hAnsi="Calibri" w:cs="Calibri"/>
                                 <w:b/>
                                 <w:bCs/>
                                 <w:color w:val="000000"/>
@@ -1487,7 +1334,7 @@
                             </w:pPr>
                             <w:r>
                               <w:rPr>
-                                <w:rFonts w:hint="default" w:ascii="Calibri" w:hAnsi="Calibri" w:eastAsia="Poppins Bold" w:cs="Calibri"/>
+                                <w:rFonts w:ascii="Calibri" w:eastAsia="Poppins Bold" w:hAnsi="Calibri" w:cs="Calibri"/>
                                 <w:b/>
                                 <w:bCs/>
                                 <w:color w:val="000000"/>
@@ -1505,7 +1352,7 @@
                               <w:spacing w:line="322" w:lineRule="exact"/>
                               <w:jc w:val="center"/>
                               <w:rPr>
-                                <w:rFonts w:hint="default" w:ascii="Calibri" w:hAnsi="Calibri" w:eastAsia="Poppins Bold" w:cs="Calibri"/>
+                                <w:rFonts w:ascii="Calibri" w:eastAsia="Poppins Bold" w:hAnsi="Calibri" w:cs="Calibri"/>
                                 <w:b/>
                                 <w:bCs/>
                                 <w:color w:val="000000"/>
@@ -1517,7 +1364,7 @@
                             </w:pPr>
                             <w:r>
                               <w:rPr>
-                                <w:rFonts w:hint="default" w:ascii="Calibri" w:hAnsi="Calibri" w:eastAsia="Poppins Bold" w:cs="Calibri"/>
+                                <w:rFonts w:ascii="Calibri" w:eastAsia="Poppins Bold" w:hAnsi="Calibri" w:cs="Calibri"/>
                                 <w:b/>
                                 <w:bCs/>
                                 <w:color w:val="000000"/>
@@ -1535,7 +1382,7 @@
                               <w:spacing w:line="322" w:lineRule="exact"/>
                               <w:jc w:val="center"/>
                               <w:rPr>
-                                <w:rFonts w:hint="default" w:ascii="Calibri" w:hAnsi="Calibri" w:eastAsia="Poppins Bold" w:cs="Calibri"/>
+                                <w:rFonts w:ascii="Calibri" w:eastAsia="Poppins Bold" w:hAnsi="Calibri" w:cs="Calibri"/>
                                 <w:b/>
                                 <w:bCs/>
                                 <w:color w:val="000000"/>
@@ -1547,7 +1394,7 @@
                             </w:pPr>
                             <w:r>
                               <w:rPr>
-                                <w:rFonts w:hint="default" w:ascii="Calibri" w:hAnsi="Calibri" w:eastAsia="Poppins Bold" w:cs="Calibri"/>
+                                <w:rFonts w:ascii="Calibri" w:eastAsia="Poppins Bold" w:hAnsi="Calibri" w:cs="Calibri"/>
                                 <w:b/>
                                 <w:bCs/>
                                 <w:color w:val="000000"/>
@@ -1558,55 +1405,25 @@
                               </w:rPr>
                               <w:t xml:space="preserve">   +91 6385383227 |     </w:t>
                             </w:r>
+                            <w:hyperlink r:id="rId17" w:history="1">
+                              <w:r>
+                                <w:rPr>
+                                  <w:rStyle w:val="Hyperlink"/>
+                                  <w:rFonts w:ascii="Calibri" w:eastAsia="Poppins Bold" w:hAnsi="Calibri" w:cs="Calibri"/>
+                                  <w:b/>
+                                  <w:bCs/>
+                                  <w:color w:val="000000"/>
+                                  <w:kern w:val="24"/>
+                                  <w:sz w:val="20"/>
+                                  <w:szCs w:val="20"/>
+                                  <w:lang w:val="en-US"/>
+                                </w:rPr>
+                                <w:t>www.hopelearning.net</w:t>
+                              </w:r>
+                            </w:hyperlink>
                             <w:r>
                               <w:rPr>
-                                <w:rFonts w:hint="default" w:ascii="Calibri" w:hAnsi="Calibri" w:cs="Calibri"/>
-                              </w:rPr>
-                              <w:fldChar w:fldCharType="begin"/>
-                            </w:r>
-                            <w:r>
-                              <w:rPr>
-                                <w:rFonts w:hint="default" w:ascii="Calibri" w:hAnsi="Calibri" w:cs="Calibri"/>
-                              </w:rPr>
-                              <w:instrText xml:space="preserve"> HYPERLINK "http://www.hopelearning.net/" </w:instrText>
-                            </w:r>
-                            <w:r>
-                              <w:rPr>
-                                <w:rFonts w:hint="default" w:ascii="Calibri" w:hAnsi="Calibri" w:cs="Calibri"/>
-                              </w:rPr>
-                              <w:fldChar w:fldCharType="separate"/>
-                            </w:r>
-                            <w:r>
-                              <w:rPr>
-                                <w:rStyle w:val="12"/>
-                                <w:rFonts w:hint="default" w:ascii="Calibri" w:hAnsi="Calibri" w:eastAsia="Poppins Bold" w:cs="Calibri"/>
-                                <w:b/>
-                                <w:bCs/>
-                                <w:color w:val="000000"/>
-                                <w:kern w:val="24"/>
-                                <w:sz w:val="20"/>
-                                <w:szCs w:val="20"/>
-                                <w:lang w:val="en-US"/>
-                              </w:rPr>
-                              <w:t>www.hopelearning.net</w:t>
-                            </w:r>
-                            <w:r>
-                              <w:rPr>
-                                <w:rStyle w:val="12"/>
-                                <w:rFonts w:hint="default" w:ascii="Calibri" w:hAnsi="Calibri" w:eastAsia="Poppins Bold" w:cs="Calibri"/>
-                                <w:b/>
-                                <w:bCs/>
-                                <w:color w:val="000000"/>
-                                <w:kern w:val="24"/>
-                                <w:sz w:val="20"/>
-                                <w:szCs w:val="20"/>
-                                <w:lang w:val="en-US"/>
-                              </w:rPr>
-                              <w:fldChar w:fldCharType="end"/>
-                            </w:r>
-                            <w:r>
-                              <w:rPr>
-                                <w:rFonts w:hint="default" w:ascii="Calibri" w:hAnsi="Calibri" w:eastAsia="Poppins Bold" w:cs="Calibri"/>
+                                <w:rFonts w:ascii="Calibri" w:eastAsia="Poppins Bold" w:hAnsi="Calibri" w:cs="Calibri"/>
                                 <w:b/>
                                 <w:bCs/>
                                 <w:color w:val="000000"/>
@@ -1617,55 +1434,25 @@
                               </w:rPr>
                               <w:t xml:space="preserve"> |     </w:t>
                             </w:r>
+                            <w:hyperlink r:id="rId18" w:history="1">
+                              <w:r>
+                                <w:rPr>
+                                  <w:rStyle w:val="Hyperlink"/>
+                                  <w:rFonts w:ascii="Calibri" w:eastAsia="Poppins Bold" w:hAnsi="Calibri" w:cs="Calibri"/>
+                                  <w:b/>
+                                  <w:bCs/>
+                                  <w:color w:val="000000"/>
+                                  <w:kern w:val="24"/>
+                                  <w:sz w:val="20"/>
+                                  <w:szCs w:val="20"/>
+                                  <w:lang w:val="en-US"/>
+                                </w:rPr>
+                                <w:t>mdaravind@hopelearning.net</w:t>
+                              </w:r>
+                            </w:hyperlink>
                             <w:r>
                               <w:rPr>
-                                <w:rFonts w:hint="default" w:ascii="Calibri" w:hAnsi="Calibri" w:cs="Calibri"/>
-                              </w:rPr>
-                              <w:fldChar w:fldCharType="begin"/>
-                            </w:r>
-                            <w:r>
-                              <w:rPr>
-                                <w:rFonts w:hint="default" w:ascii="Calibri" w:hAnsi="Calibri" w:cs="Calibri"/>
-                              </w:rPr>
-                              <w:instrText xml:space="preserve"> HYPERLINK "mailto:mdaravind@hopelearning.net" </w:instrText>
-                            </w:r>
-                            <w:r>
-                              <w:rPr>
-                                <w:rFonts w:hint="default" w:ascii="Calibri" w:hAnsi="Calibri" w:cs="Calibri"/>
-                              </w:rPr>
-                              <w:fldChar w:fldCharType="separate"/>
-                            </w:r>
-                            <w:r>
-                              <w:rPr>
-                                <w:rStyle w:val="12"/>
-                                <w:rFonts w:hint="default" w:ascii="Calibri" w:hAnsi="Calibri" w:eastAsia="Poppins Bold" w:cs="Calibri"/>
-                                <w:b/>
-                                <w:bCs/>
-                                <w:color w:val="000000"/>
-                                <w:kern w:val="24"/>
-                                <w:sz w:val="20"/>
-                                <w:szCs w:val="20"/>
-                                <w:lang w:val="en-US"/>
-                              </w:rPr>
-                              <w:t>mdaravind@hopelearning.net</w:t>
-                            </w:r>
-                            <w:r>
-                              <w:rPr>
-                                <w:rStyle w:val="12"/>
-                                <w:rFonts w:hint="default" w:ascii="Calibri" w:hAnsi="Calibri" w:eastAsia="Poppins Bold" w:cs="Calibri"/>
-                                <w:b/>
-                                <w:bCs/>
-                                <w:color w:val="000000"/>
-                                <w:kern w:val="24"/>
-                                <w:sz w:val="20"/>
-                                <w:szCs w:val="20"/>
-                                <w:lang w:val="en-US"/>
-                              </w:rPr>
-                              <w:fldChar w:fldCharType="end"/>
-                            </w:r>
-                            <w:r>
-                              <w:rPr>
-                                <w:rFonts w:hint="default" w:ascii="Calibri" w:hAnsi="Calibri" w:eastAsia="Poppins Bold" w:cs="Calibri"/>
+                                <w:rFonts w:ascii="Calibri" w:eastAsia="Poppins Bold" w:hAnsi="Calibri" w:cs="Calibri"/>
                                 <w:b/>
                                 <w:bCs/>
                                 <w:color w:val="000000"/>
@@ -1690,12 +1477,8 @@
           </mc:Choice>
           <mc:Fallback>
             <w:pict>
-              <v:shape id="TextBox 10" o:spid="_x0000_s1026" o:spt="202" type="#_x0000_t202" style="position:absolute;left:0pt;margin-left:0pt;margin-top:665.85pt;height:53.5pt;width:619.35pt;mso-position-horizontal-relative:page;z-index:251667456;mso-width-relative:page;mso-height-relative:page;" filled="f" stroked="f" coordsize="21600,21600" o:gfxdata="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">
-                <v:fill on="f" focussize="0,0"/>
-                <v:stroke on="f"/>
-                <v:imagedata o:title=""/>
-                <o:lock v:ext="edit" aspectratio="f"/>
-                <v:textbox inset="0mm,0mm,0mm,0mm">
+              <v:shape w14:anchorId="5C2C9E5F" id="_x0000_s1027" type="#_x0000_t202" style="position:absolute;margin-left:0;margin-top:665.85pt;width:619.35pt;height:53.5pt;z-index:251667456;visibility:visible;mso-wrap-style:square;mso-wrap-distance-left:9pt;mso-wrap-distance-top:0;mso-wrap-distance-right:9pt;mso-wrap-distance-bottom:0;mso-position-horizontal:absolute;mso-position-horizontal-relative:page;mso-position-vertical:absolute;mso-position-vertical-relative:text;v-text-anchor:top" o:gfxdata="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" filled="f" stroked="f">
+                <v:textbox inset="0,0,0,0">
                   <w:txbxContent>
                     <w:p>
                       <w:pPr>
@@ -1703,7 +1486,7 @@
                         <w:spacing w:line="322" w:lineRule="exact"/>
                         <w:jc w:val="center"/>
                         <w:rPr>
-                          <w:rFonts w:hint="default" w:ascii="Calibri" w:hAnsi="Calibri" w:eastAsia="Poppins Bold" w:cs="Calibri"/>
+                          <w:rFonts w:ascii="Calibri" w:eastAsia="Poppins Bold" w:hAnsi="Calibri" w:cs="Calibri"/>
                           <w:b/>
                           <w:bCs/>
                           <w:color w:val="000000"/>
@@ -1715,7 +1498,7 @@
                       </w:pPr>
                       <w:r>
                         <w:rPr>
-                          <w:rFonts w:hint="default" w:ascii="Calibri" w:hAnsi="Calibri" w:eastAsia="Poppins Bold" w:cs="Calibri"/>
+                          <w:rFonts w:ascii="Calibri" w:eastAsia="Poppins Bold" w:hAnsi="Calibri" w:cs="Calibri"/>
                           <w:b/>
                           <w:bCs/>
                           <w:color w:val="000000"/>
@@ -1733,7 +1516,7 @@
                         <w:spacing w:line="322" w:lineRule="exact"/>
                         <w:jc w:val="center"/>
                         <w:rPr>
-                          <w:rFonts w:hint="default" w:ascii="Calibri" w:hAnsi="Calibri" w:eastAsia="Poppins Bold" w:cs="Calibri"/>
+                          <w:rFonts w:ascii="Calibri" w:eastAsia="Poppins Bold" w:hAnsi="Calibri" w:cs="Calibri"/>
                           <w:b/>
                           <w:bCs/>
                           <w:color w:val="000000"/>
@@ -1745,7 +1528,7 @@
                       </w:pPr>
                       <w:r>
                         <w:rPr>
-                          <w:rFonts w:hint="default" w:ascii="Calibri" w:hAnsi="Calibri" w:eastAsia="Poppins Bold" w:cs="Calibri"/>
+                          <w:rFonts w:ascii="Calibri" w:eastAsia="Poppins Bold" w:hAnsi="Calibri" w:cs="Calibri"/>
                           <w:b/>
                           <w:bCs/>
                           <w:color w:val="000000"/>
@@ -1763,7 +1546,7 @@
                         <w:spacing w:line="322" w:lineRule="exact"/>
                         <w:jc w:val="center"/>
                         <w:rPr>
-                          <w:rFonts w:hint="default" w:ascii="Calibri" w:hAnsi="Calibri" w:eastAsia="Poppins Bold" w:cs="Calibri"/>
+                          <w:rFonts w:ascii="Calibri" w:eastAsia="Poppins Bold" w:hAnsi="Calibri" w:cs="Calibri"/>
                           <w:b/>
                           <w:bCs/>
                           <w:color w:val="000000"/>
@@ -1775,7 +1558,7 @@
                       </w:pPr>
                       <w:r>
                         <w:rPr>
-                          <w:rFonts w:hint="default" w:ascii="Calibri" w:hAnsi="Calibri" w:eastAsia="Poppins Bold" w:cs="Calibri"/>
+                          <w:rFonts w:ascii="Calibri" w:eastAsia="Poppins Bold" w:hAnsi="Calibri" w:cs="Calibri"/>
                           <w:b/>
                           <w:bCs/>
                           <w:color w:val="000000"/>
@@ -1786,55 +1569,25 @@
                         </w:rPr>
                         <w:t xml:space="preserve">   +91 6385383227 |     </w:t>
                       </w:r>
+                      <w:hyperlink r:id="rId19" w:history="1">
+                        <w:r>
+                          <w:rPr>
+                            <w:rStyle w:val="Hyperlink"/>
+                            <w:rFonts w:ascii="Calibri" w:eastAsia="Poppins Bold" w:hAnsi="Calibri" w:cs="Calibri"/>
+                            <w:b/>
+                            <w:bCs/>
+                            <w:color w:val="000000"/>
+                            <w:kern w:val="24"/>
+                            <w:sz w:val="20"/>
+                            <w:szCs w:val="20"/>
+                            <w:lang w:val="en-US"/>
+                          </w:rPr>
+                          <w:t>www.hopelearning.net</w:t>
+                        </w:r>
+                      </w:hyperlink>
                       <w:r>
                         <w:rPr>
-                          <w:rFonts w:hint="default" w:ascii="Calibri" w:hAnsi="Calibri" w:cs="Calibri"/>
-                        </w:rPr>
-                        <w:fldChar w:fldCharType="begin"/>
-                      </w:r>
-                      <w:r>
-                        <w:rPr>
-                          <w:rFonts w:hint="default" w:ascii="Calibri" w:hAnsi="Calibri" w:cs="Calibri"/>
-                        </w:rPr>
-                        <w:instrText xml:space="preserve"> HYPERLINK "http://www.hopelearning.net/" </w:instrText>
-                      </w:r>
-                      <w:r>
-                        <w:rPr>
-                          <w:rFonts w:hint="default" w:ascii="Calibri" w:hAnsi="Calibri" w:cs="Calibri"/>
-                        </w:rPr>
-                        <w:fldChar w:fldCharType="separate"/>
-                      </w:r>
-                      <w:r>
-                        <w:rPr>
-                          <w:rStyle w:val="12"/>
-                          <w:rFonts w:hint="default" w:ascii="Calibri" w:hAnsi="Calibri" w:eastAsia="Poppins Bold" w:cs="Calibri"/>
-                          <w:b/>
-                          <w:bCs/>
-                          <w:color w:val="000000"/>
-                          <w:kern w:val="24"/>
-                          <w:sz w:val="20"/>
-                          <w:szCs w:val="20"/>
-                          <w:lang w:val="en-US"/>
-                        </w:rPr>
-                        <w:t>www.hopelearning.net</w:t>
-                      </w:r>
-                      <w:r>
-                        <w:rPr>
-                          <w:rStyle w:val="12"/>
-                          <w:rFonts w:hint="default" w:ascii="Calibri" w:hAnsi="Calibri" w:eastAsia="Poppins Bold" w:cs="Calibri"/>
-                          <w:b/>
-                          <w:bCs/>
-                          <w:color w:val="000000"/>
-                          <w:kern w:val="24"/>
-                          <w:sz w:val="20"/>
-                          <w:szCs w:val="20"/>
-                          <w:lang w:val="en-US"/>
-                        </w:rPr>
-                        <w:fldChar w:fldCharType="end"/>
-                      </w:r>
-                      <w:r>
-                        <w:rPr>
-                          <w:rFonts w:hint="default" w:ascii="Calibri" w:hAnsi="Calibri" w:eastAsia="Poppins Bold" w:cs="Calibri"/>
+                          <w:rFonts w:ascii="Calibri" w:eastAsia="Poppins Bold" w:hAnsi="Calibri" w:cs="Calibri"/>
                           <w:b/>
                           <w:bCs/>
                           <w:color w:val="000000"/>
@@ -1845,55 +1598,25 @@
                         </w:rPr>
                         <w:t xml:space="preserve"> |     </w:t>
                       </w:r>
+                      <w:hyperlink r:id="rId20" w:history="1">
+                        <w:r>
+                          <w:rPr>
+                            <w:rStyle w:val="Hyperlink"/>
+                            <w:rFonts w:ascii="Calibri" w:eastAsia="Poppins Bold" w:hAnsi="Calibri" w:cs="Calibri"/>
+                            <w:b/>
+                            <w:bCs/>
+                            <w:color w:val="000000"/>
+                            <w:kern w:val="24"/>
+                            <w:sz w:val="20"/>
+                            <w:szCs w:val="20"/>
+                            <w:lang w:val="en-US"/>
+                          </w:rPr>
+                          <w:t>mdaravind@hopelearning.net</w:t>
+                        </w:r>
+                      </w:hyperlink>
                       <w:r>
                         <w:rPr>
-                          <w:rFonts w:hint="default" w:ascii="Calibri" w:hAnsi="Calibri" w:cs="Calibri"/>
-                        </w:rPr>
-                        <w:fldChar w:fldCharType="begin"/>
-                      </w:r>
-                      <w:r>
-                        <w:rPr>
-                          <w:rFonts w:hint="default" w:ascii="Calibri" w:hAnsi="Calibri" w:cs="Calibri"/>
-                        </w:rPr>
-                        <w:instrText xml:space="preserve"> HYPERLINK "mailto:mdaravind@hopelearning.net" </w:instrText>
-                      </w:r>
-                      <w:r>
-                        <w:rPr>
-                          <w:rFonts w:hint="default" w:ascii="Calibri" w:hAnsi="Calibri" w:cs="Calibri"/>
-                        </w:rPr>
-                        <w:fldChar w:fldCharType="separate"/>
-                      </w:r>
-                      <w:r>
-                        <w:rPr>
-                          <w:rStyle w:val="12"/>
-                          <w:rFonts w:hint="default" w:ascii="Calibri" w:hAnsi="Calibri" w:eastAsia="Poppins Bold" w:cs="Calibri"/>
-                          <w:b/>
-                          <w:bCs/>
-                          <w:color w:val="000000"/>
-                          <w:kern w:val="24"/>
-                          <w:sz w:val="20"/>
-                          <w:szCs w:val="20"/>
-                          <w:lang w:val="en-US"/>
-                        </w:rPr>
-                        <w:t>mdaravind@hopelearning.net</w:t>
-                      </w:r>
-                      <w:r>
-                        <w:rPr>
-                          <w:rStyle w:val="12"/>
-                          <w:rFonts w:hint="default" w:ascii="Calibri" w:hAnsi="Calibri" w:eastAsia="Poppins Bold" w:cs="Calibri"/>
-                          <w:b/>
-                          <w:bCs/>
-                          <w:color w:val="000000"/>
-                          <w:kern w:val="24"/>
-                          <w:sz w:val="20"/>
-                          <w:szCs w:val="20"/>
-                          <w:lang w:val="en-US"/>
-                        </w:rPr>
-                        <w:fldChar w:fldCharType="end"/>
-                      </w:r>
-                      <w:r>
-                        <w:rPr>
-                          <w:rFonts w:hint="default" w:ascii="Calibri" w:hAnsi="Calibri" w:eastAsia="Poppins Bold" w:cs="Calibri"/>
+                          <w:rFonts w:ascii="Calibri" w:eastAsia="Poppins Bold" w:hAnsi="Calibri" w:cs="Calibri"/>
                           <w:b/>
                           <w:bCs/>
                           <w:color w:val="000000"/>
@@ -1907,6 +1630,7 @@
                     </w:p>
                   </w:txbxContent>
                 </v:textbox>
+                <w10:wrap anchorx="page"/>
               </v:shape>
             </w:pict>
           </mc:Fallback>
@@ -1918,7 +1642,6 @@
           <w:color w:val="000000"/>
           <w:sz w:val="26"/>
           <w:szCs w:val="26"/>
-          <w:rtl w:val="0"/>
         </w:rPr>
         <w:t>state Model Analysis</w:t>
       </w:r>
@@ -1928,9 +1651,6 @@
         <w:spacing w:before="240" w:after="240"/>
       </w:pPr>
       <w:r>
-        <w:rPr>
-          <w:rtl w:val="0"/>
-        </w:rPr>
         <w:t>A real estate model has three variables:</w:t>
       </w:r>
     </w:p>
@@ -1940,13 +1660,9 @@
           <w:ilvl w:val="0"/>
           <w:numId w:val="1"/>
         </w:numPr>
-        <w:spacing w:before="240" w:after="0" w:afterAutospacing="0"/>
-        <w:ind w:left="720" w:hanging="360"/>
-      </w:pPr>
-      <w:r>
-        <w:rPr>
-          <w:rtl w:val="0"/>
-        </w:rPr>
+        <w:spacing w:before="240"/>
+      </w:pPr>
+      <w:r>
         <w:t>House Size</w:t>
       </w:r>
     </w:p>
@@ -1956,13 +1672,8 @@
           <w:ilvl w:val="0"/>
           <w:numId w:val="1"/>
         </w:numPr>
-        <w:spacing w:before="0" w:beforeAutospacing="0" w:after="0" w:afterAutospacing="0"/>
-        <w:ind w:left="720" w:hanging="360"/>
-      </w:pPr>
-      <w:r>
-        <w:rPr>
-          <w:rtl w:val="0"/>
-        </w:rPr>
+      </w:pPr>
+      <w:r>
         <w:t>Number of Rooms</w:t>
       </w:r>
     </w:p>
@@ -1972,13 +1683,9 @@
           <w:ilvl w:val="0"/>
           <w:numId w:val="1"/>
         </w:numPr>
-        <w:spacing w:before="0" w:beforeAutospacing="0" w:after="240"/>
-        <w:ind w:left="720" w:hanging="360"/>
-      </w:pPr>
-      <w:r>
-        <w:rPr>
-          <w:rtl w:val="0"/>
-        </w:rPr>
+        <w:spacing w:after="240"/>
+      </w:pPr>
+      <w:r>
         <w:t>Number of Bathrooms</w:t>
       </w:r>
     </w:p>
@@ -1989,27 +1696,55 @@
       <w:r>
         <w:rPr>
           <w:b/>
-          <w:rtl w:val="0"/>
         </w:rPr>
         <w:t>Question 1:</w:t>
       </w:r>
       <w:r>
-        <w:rPr>
-          <w:rtl w:val="0"/>
-        </w:rPr>
-        <w:br w:type="textWrapping"/>
-      </w:r>
-      <w:r>
-        <w:rPr>
-          <w:rtl w:val="0"/>
-        </w:rPr>
+        <w:br/>
         <w:t xml:space="preserve"> How can you detect multicollinearity in this model?</w:t>
       </w:r>
     </w:p>
+    <w:p>
+      <w:pPr>
+        <w:spacing w:before="240" w:after="240"/>
+        <w:rPr>
+          <w:color w:val="0070C0"/>
+          <w:lang w:val="en-GB"/>
+        </w:rPr>
+      </w:pPr>
+      <w:r>
+        <w:rPr>
+          <w:color w:val="0070C0"/>
+          <w:lang w:val="en-GB"/>
+        </w:rPr>
+        <w:t>To detect multicollinearity in a real estate model with variables such as house size, number of rooms, and number of bathrooms, we can use a pair plot to visualize the relationships between these variables. A pair plot helps in identifying correlations by showing scatter plots for each variable combination.</w:t>
+      </w:r>
+    </w:p>
+    <w:p>
+      <w:pPr>
+        <w:spacing w:before="240" w:after="240"/>
+        <w:rPr>
+          <w:color w:val="0070C0"/>
+          <w:lang w:val="en-GB"/>
+        </w:rPr>
+      </w:pPr>
+      <w:r>
+        <w:rPr>
+          <w:color w:val="0070C0"/>
+          <w:lang w:val="en-GB"/>
+        </w:rPr>
+        <w:t>If two or more independent variables are highly correlated, it indicates the presence of multicollinearity in the model. In this case, we can reasonably assume that as house size increases, the number of rooms and bathrooms also tends to increase. This suggests a strong correlation among these variables, which may lead to multicollinearity.</w:t>
+      </w:r>
+    </w:p>
+    <w:p>
+      <w:pPr>
+        <w:spacing w:before="240" w:after="240"/>
+      </w:pPr>
+    </w:p>
     <w:p/>
     <w:p>
       <w:pPr>
-        <w:pStyle w:val="4"/>
+        <w:pStyle w:val="Heading3"/>
         <w:keepNext w:val="0"/>
         <w:keepLines w:val="0"/>
         <w:spacing w:before="280"/>
@@ -2028,7 +1763,6 @@
           <w:color w:val="FF0000"/>
           <w:sz w:val="26"/>
           <w:szCs w:val="26"/>
-          <w:rtl w:val="0"/>
         </w:rPr>
         <w:t>Scenario 5:</w:t>
       </w:r>
@@ -2038,7 +1772,6 @@
           <w:color w:val="000000"/>
           <w:sz w:val="26"/>
           <w:szCs w:val="26"/>
-          <w:rtl w:val="0"/>
         </w:rPr>
         <w:t xml:space="preserve"> Medicine Effectiveness Study</w:t>
       </w:r>
@@ -2048,9 +1781,6 @@
         <w:spacing w:before="240" w:after="240"/>
       </w:pPr>
       <w:r>
-        <w:rPr>
-          <w:rtl w:val="0"/>
-        </w:rPr>
         <w:t>A company made a new medicine to lower blood pressure. They gave it to one group and gave a fake pill (placebo) to another group.</w:t>
       </w:r>
     </w:p>
@@ -2061,27 +1791,281 @@
       <w:r>
         <w:rPr>
           <w:b/>
-          <w:rtl w:val="0"/>
         </w:rPr>
         <w:t>Question 1:</w:t>
       </w:r>
       <w:r>
-        <w:rPr>
-          <w:rtl w:val="0"/>
-        </w:rPr>
-        <w:br w:type="textWrapping"/>
-      </w:r>
-      <w:r>
-        <w:rPr>
-          <w:rtl w:val="0"/>
-        </w:rPr>
+        <w:br/>
         <w:t xml:space="preserve"> How can the company check if the new medicine works?</w:t>
       </w:r>
     </w:p>
-    <w:p/>
-    <w:p>
-      <w:pPr>
-        <w:pStyle w:val="4"/>
+    <w:p>
+      <w:pPr>
+        <w:rPr>
+          <w:color w:val="0070C0"/>
+          <w:lang w:val="en-GB"/>
+        </w:rPr>
+      </w:pPr>
+      <w:r>
+        <w:rPr>
+          <w:color w:val="0070C0"/>
+          <w:lang w:val="en-GB"/>
+        </w:rPr>
+        <w:t>To determine whether a new medicine for lowering blood pressure is effective, the company can conduct an experiment by dividing participants into two groups: one group receives the actual medicine (treatment group), while the other receives a placebo (control group).</w:t>
+      </w:r>
+    </w:p>
+    <w:p>
+      <w:pPr>
+        <w:rPr>
+          <w:color w:val="0070C0"/>
+          <w:lang w:val="en-GB"/>
+        </w:rPr>
+      </w:pPr>
+      <w:r>
+        <w:rPr>
+          <w:color w:val="0070C0"/>
+          <w:lang w:val="en-GB"/>
+        </w:rPr>
+        <w:t xml:space="preserve">To evaluate the effectiveness, we use </w:t>
+      </w:r>
+      <w:r>
+        <w:rPr>
+          <w:b/>
+          <w:bCs/>
+          <w:color w:val="0070C0"/>
+          <w:lang w:val="en-GB"/>
+        </w:rPr>
+        <w:t>hypothesis testing</w:t>
+      </w:r>
+      <w:r>
+        <w:rPr>
+          <w:color w:val="0070C0"/>
+          <w:lang w:val="en-GB"/>
+        </w:rPr>
+        <w:t>:</w:t>
+      </w:r>
+    </w:p>
+    <w:p>
+      <w:pPr>
+        <w:numPr>
+          <w:ilvl w:val="0"/>
+          <w:numId w:val="2"/>
+        </w:numPr>
+        <w:rPr>
+          <w:color w:val="0070C0"/>
+          <w:lang w:val="en-GB"/>
+        </w:rPr>
+      </w:pPr>
+      <w:r>
+        <w:rPr>
+          <w:b/>
+          <w:bCs/>
+          <w:color w:val="0070C0"/>
+          <w:lang w:val="en-GB"/>
+        </w:rPr>
+        <w:t>Null Hypothesis (H</w:t>
+      </w:r>
+      <w:r>
+        <w:rPr>
+          <w:rFonts w:ascii="Cambria Math" w:hAnsi="Cambria Math" w:cs="Cambria Math"/>
+          <w:b/>
+          <w:bCs/>
+          <w:color w:val="0070C0"/>
+          <w:lang w:val="en-GB"/>
+        </w:rPr>
+        <w:t>₀</w:t>
+      </w:r>
+      <w:r>
+        <w:rPr>
+          <w:b/>
+          <w:bCs/>
+          <w:color w:val="0070C0"/>
+          <w:lang w:val="en-GB"/>
+        </w:rPr>
+        <w:t>):</w:t>
+      </w:r>
+      <w:r>
+        <w:rPr>
+          <w:color w:val="0070C0"/>
+          <w:lang w:val="en-GB"/>
+        </w:rPr>
+        <w:t xml:space="preserve"> The medicine has no effect; there is no difference in blood pressure between the two groups.</w:t>
+      </w:r>
+    </w:p>
+    <w:p>
+      <w:pPr>
+        <w:numPr>
+          <w:ilvl w:val="0"/>
+          <w:numId w:val="2"/>
+        </w:numPr>
+        <w:rPr>
+          <w:color w:val="0070C0"/>
+          <w:lang w:val="en-GB"/>
+        </w:rPr>
+      </w:pPr>
+      <w:r>
+        <w:rPr>
+          <w:b/>
+          <w:bCs/>
+          <w:color w:val="0070C0"/>
+          <w:lang w:val="en-GB"/>
+        </w:rPr>
+        <w:t>Alternative Hypothesis (H</w:t>
+      </w:r>
+      <w:r>
+        <w:rPr>
+          <w:rFonts w:ascii="Cambria Math" w:hAnsi="Cambria Math" w:cs="Cambria Math"/>
+          <w:b/>
+          <w:bCs/>
+          <w:color w:val="0070C0"/>
+          <w:lang w:val="en-GB"/>
+        </w:rPr>
+        <w:t>₁</w:t>
+      </w:r>
+      <w:r>
+        <w:rPr>
+          <w:b/>
+          <w:bCs/>
+          <w:color w:val="0070C0"/>
+          <w:lang w:val="en-GB"/>
+        </w:rPr>
+        <w:t>):</w:t>
+      </w:r>
+      <w:r>
+        <w:rPr>
+          <w:color w:val="0070C0"/>
+          <w:lang w:val="en-GB"/>
+        </w:rPr>
+        <w:t xml:space="preserve"> The medicine has an effect; there is a significant difference between the two groups.</w:t>
+      </w:r>
+    </w:p>
+    <w:p>
+      <w:pPr>
+        <w:rPr>
+          <w:color w:val="0070C0"/>
+          <w:lang w:val="en-GB"/>
+        </w:rPr>
+      </w:pPr>
+      <w:r>
+        <w:rPr>
+          <w:color w:val="0070C0"/>
+          <w:lang w:val="en-GB"/>
+        </w:rPr>
+        <w:t xml:space="preserve">After collecting the data, we calculate the </w:t>
+      </w:r>
+      <w:r>
+        <w:rPr>
+          <w:b/>
+          <w:bCs/>
+          <w:color w:val="0070C0"/>
+          <w:lang w:val="en-GB"/>
+        </w:rPr>
+        <w:t>p-value</w:t>
+      </w:r>
+      <w:r>
+        <w:rPr>
+          <w:color w:val="0070C0"/>
+          <w:lang w:val="en-GB"/>
+        </w:rPr>
+        <w:t xml:space="preserve"> to test for statistical significance.</w:t>
+      </w:r>
+    </w:p>
+    <w:p>
+      <w:pPr>
+        <w:numPr>
+          <w:ilvl w:val="0"/>
+          <w:numId w:val="3"/>
+        </w:numPr>
+        <w:rPr>
+          <w:color w:val="0070C0"/>
+          <w:lang w:val="en-GB"/>
+        </w:rPr>
+      </w:pPr>
+      <w:r>
+        <w:rPr>
+          <w:color w:val="0070C0"/>
+          <w:lang w:val="en-GB"/>
+        </w:rPr>
+        <w:t xml:space="preserve">If the </w:t>
+      </w:r>
+      <w:r>
+        <w:rPr>
+          <w:b/>
+          <w:bCs/>
+          <w:color w:val="0070C0"/>
+          <w:lang w:val="en-GB"/>
+        </w:rPr>
+        <w:t>p-value &lt; 0.05</w:t>
+      </w:r>
+      <w:r>
+        <w:rPr>
+          <w:color w:val="0070C0"/>
+          <w:lang w:val="en-GB"/>
+        </w:rPr>
+        <w:t>, we reject the null hypothesis and conclude that the medicine has a significant effect on lowering blood pressure.</w:t>
+      </w:r>
+    </w:p>
+    <w:p>
+      <w:pPr>
+        <w:numPr>
+          <w:ilvl w:val="0"/>
+          <w:numId w:val="3"/>
+        </w:numPr>
+        <w:rPr>
+          <w:color w:val="0070C0"/>
+          <w:lang w:val="en-GB"/>
+        </w:rPr>
+      </w:pPr>
+      <w:r>
+        <w:rPr>
+          <w:color w:val="0070C0"/>
+          <w:lang w:val="en-GB"/>
+        </w:rPr>
+        <w:t xml:space="preserve">If the </w:t>
+      </w:r>
+      <w:r>
+        <w:rPr>
+          <w:b/>
+          <w:bCs/>
+          <w:color w:val="0070C0"/>
+          <w:lang w:val="en-GB"/>
+        </w:rPr>
+        <w:t>p-value ≥ 0.05</w:t>
+      </w:r>
+      <w:r>
+        <w:rPr>
+          <w:color w:val="0070C0"/>
+          <w:lang w:val="en-GB"/>
+        </w:rPr>
+        <w:t>, we fail to reject the null hypothesis, meaning there is no sufficient evidence to say the medicine is effective.</w:t>
+      </w:r>
+    </w:p>
+    <w:p>
+      <w:pPr>
+        <w:rPr>
+          <w:color w:val="0070C0"/>
+          <w:lang w:val="en-GB"/>
+        </w:rPr>
+      </w:pPr>
+      <w:r>
+        <w:rPr>
+          <w:color w:val="0070C0"/>
+          <w:lang w:val="en-GB"/>
+        </w:rPr>
+        <w:lastRenderedPageBreak/>
+        <w:t>Thus, by comparing the results of both groups using hypothesis testing, the company can determine whether the new medicine works.</w:t>
+      </w:r>
+    </w:p>
+    <w:p>
+      <w:pPr>
+        <w:rPr>
+          <w:color w:val="0070C0"/>
+        </w:rPr>
+      </w:pPr>
+    </w:p>
+    <w:p>
+      <w:pPr>
+        <w:pStyle w:val="Heading3"/>
         <w:keepNext w:val="0"/>
         <w:keepLines w:val="0"/>
         <w:spacing w:before="280"/>
@@ -2100,7 +2084,6 @@
           <w:color w:val="FF0000"/>
           <w:sz w:val="26"/>
           <w:szCs w:val="26"/>
-          <w:rtl w:val="0"/>
         </w:rPr>
         <w:t>Scenario 6:</w:t>
       </w:r>
@@ -2110,7 +2093,6 @@
           <w:color w:val="000000"/>
           <w:sz w:val="26"/>
           <w:szCs w:val="26"/>
-          <w:rtl w:val="0"/>
         </w:rPr>
         <w:t xml:space="preserve"> Identifying Outliers in Sales Data</w:t>
       </w:r>
@@ -2120,9 +2102,6 @@
         <w:spacing w:before="240" w:after="240"/>
       </w:pPr>
       <w:r>
-        <w:rPr>
-          <w:rtl w:val="0"/>
-        </w:rPr>
         <w:t>A company wants to find any unusual spikes in sales.</w:t>
       </w:r>
     </w:p>
@@ -2133,27 +2112,216 @@
       <w:r>
         <w:rPr>
           <w:b/>
-          <w:rtl w:val="0"/>
         </w:rPr>
         <w:t>Question 1:</w:t>
       </w:r>
       <w:r>
-        <w:rPr>
-          <w:rtl w:val="0"/>
-        </w:rPr>
-        <w:br w:type="textWrapping"/>
-      </w:r>
-      <w:r>
-        <w:rPr>
-          <w:rtl w:val="0"/>
-        </w:rPr>
+        <w:br/>
         <w:t xml:space="preserve"> How can the company detect outliers in their sales data?</w:t>
       </w:r>
     </w:p>
+    <w:p>
+      <w:pPr>
+        <w:rPr>
+          <w:color w:val="0070C0"/>
+          <w:lang w:val="en-GB"/>
+        </w:rPr>
+      </w:pPr>
+      <w:r>
+        <w:rPr>
+          <w:color w:val="0070C0"/>
+          <w:lang w:val="en-GB"/>
+        </w:rPr>
+        <w:t xml:space="preserve">To identify unusual spikes in sales, a company can analyze outliers in its sales data. One way to understand the presence of outliers is by examining the </w:t>
+      </w:r>
+      <w:r>
+        <w:rPr>
+          <w:b/>
+          <w:bCs/>
+          <w:color w:val="0070C0"/>
+          <w:lang w:val="en-GB"/>
+        </w:rPr>
+        <w:t>kurtosis</w:t>
+      </w:r>
+      <w:r>
+        <w:rPr>
+          <w:color w:val="0070C0"/>
+          <w:lang w:val="en-GB"/>
+        </w:rPr>
+        <w:t xml:space="preserve"> of the distribution.</w:t>
+      </w:r>
+    </w:p>
+    <w:p>
+      <w:pPr>
+        <w:rPr>
+          <w:color w:val="0070C0"/>
+          <w:lang w:val="en-GB"/>
+        </w:rPr>
+      </w:pPr>
+      <w:r>
+        <w:rPr>
+          <w:color w:val="0070C0"/>
+          <w:lang w:val="en-GB"/>
+        </w:rPr>
+        <w:t>Kurtosis measures the “tailedness” of the data distribution and helps indicate the likelihood of extreme values:</w:t>
+      </w:r>
+    </w:p>
+    <w:p>
+      <w:pPr>
+        <w:numPr>
+          <w:ilvl w:val="0"/>
+          <w:numId w:val="4"/>
+        </w:numPr>
+        <w:rPr>
+          <w:color w:val="0070C0"/>
+          <w:lang w:val="en-GB"/>
+        </w:rPr>
+      </w:pPr>
+      <w:r>
+        <w:rPr>
+          <w:color w:val="0070C0"/>
+          <w:lang w:val="en-GB"/>
+        </w:rPr>
+        <w:t xml:space="preserve">If </w:t>
+      </w:r>
+      <w:r>
+        <w:rPr>
+          <w:b/>
+          <w:bCs/>
+          <w:color w:val="0070C0"/>
+          <w:lang w:val="en-GB"/>
+        </w:rPr>
+        <w:t>kurtosis &gt; 3</w:t>
+      </w:r>
+      <w:r>
+        <w:rPr>
+          <w:color w:val="0070C0"/>
+          <w:lang w:val="en-GB"/>
+        </w:rPr>
+        <w:t xml:space="preserve"> (leptokurtic), the distribution has sharper peaks and heavier tails, indicating a higher chance of outliers (extreme sales spikes).</w:t>
+      </w:r>
+    </w:p>
+    <w:p>
+      <w:pPr>
+        <w:numPr>
+          <w:ilvl w:val="0"/>
+          <w:numId w:val="4"/>
+        </w:numPr>
+        <w:rPr>
+          <w:color w:val="0070C0"/>
+          <w:lang w:val="en-GB"/>
+        </w:rPr>
+      </w:pPr>
+      <w:r>
+        <w:rPr>
+          <w:color w:val="0070C0"/>
+          <w:lang w:val="en-GB"/>
+        </w:rPr>
+        <w:t xml:space="preserve">If </w:t>
+      </w:r>
+      <w:r>
+        <w:rPr>
+          <w:b/>
+          <w:bCs/>
+          <w:color w:val="0070C0"/>
+          <w:lang w:val="en-GB"/>
+        </w:rPr>
+        <w:t>kurtosis &lt; 3</w:t>
+      </w:r>
+      <w:r>
+        <w:rPr>
+          <w:color w:val="0070C0"/>
+          <w:lang w:val="en-GB"/>
+        </w:rPr>
+        <w:t xml:space="preserve"> (platykurtic), the distribution is flatter with lighter tails, suggesting fewer outliers.</w:t>
+      </w:r>
+    </w:p>
+    <w:p>
+      <w:pPr>
+        <w:numPr>
+          <w:ilvl w:val="0"/>
+          <w:numId w:val="4"/>
+        </w:numPr>
+        <w:rPr>
+          <w:color w:val="0070C0"/>
+          <w:lang w:val="en-GB"/>
+        </w:rPr>
+      </w:pPr>
+      <w:r>
+        <w:rPr>
+          <w:color w:val="0070C0"/>
+          <w:lang w:val="en-GB"/>
+        </w:rPr>
+        <w:t xml:space="preserve">If </w:t>
+      </w:r>
+      <w:r>
+        <w:rPr>
+          <w:b/>
+          <w:bCs/>
+          <w:color w:val="0070C0"/>
+          <w:lang w:val="en-GB"/>
+        </w:rPr>
+        <w:t>kurtosis = 3</w:t>
+      </w:r>
+      <w:r>
+        <w:rPr>
+          <w:color w:val="0070C0"/>
+          <w:lang w:val="en-GB"/>
+        </w:rPr>
+        <w:t xml:space="preserve"> (mesokurtic), the distribution is similar to a normal distribution with a moderate level of outliers.</w:t>
+      </w:r>
+    </w:p>
+    <w:p>
+      <w:pPr>
+        <w:rPr>
+          <w:color w:val="0070C0"/>
+          <w:lang w:val="en-GB"/>
+        </w:rPr>
+      </w:pPr>
+      <w:r>
+        <w:rPr>
+          <w:color w:val="0070C0"/>
+          <w:lang w:val="en-GB"/>
+        </w:rPr>
+        <w:t xml:space="preserve">By analyzing the kurtosis value, the company can understand whether the sales data is prone to extreme spikes. However, kurtosis alone does not directly identify specific outliers—it only indicates their likelihood. To detect actual outliers, additional methods such as the </w:t>
+      </w:r>
+      <w:r>
+        <w:rPr>
+          <w:b/>
+          <w:bCs/>
+          <w:color w:val="0070C0"/>
+          <w:lang w:val="en-GB"/>
+        </w:rPr>
+        <w:t>IQR method</w:t>
+      </w:r>
+      <w:r>
+        <w:rPr>
+          <w:color w:val="0070C0"/>
+          <w:lang w:val="en-GB"/>
+        </w:rPr>
+        <w:t xml:space="preserve"> or </w:t>
+      </w:r>
+      <w:r>
+        <w:rPr>
+          <w:b/>
+          <w:bCs/>
+          <w:color w:val="0070C0"/>
+          <w:lang w:val="en-GB"/>
+        </w:rPr>
+        <w:t>Z-score analysis</w:t>
+      </w:r>
+      <w:r>
+        <w:rPr>
+          <w:color w:val="0070C0"/>
+          <w:lang w:val="en-GB"/>
+        </w:rPr>
+        <w:t xml:space="preserve"> should be used.</w:t>
+      </w:r>
+    </w:p>
     <w:p/>
     <w:p>
       <w:pPr>
-        <w:pStyle w:val="4"/>
+        <w:pStyle w:val="Heading3"/>
         <w:keepNext w:val="0"/>
         <w:keepLines w:val="0"/>
         <w:spacing w:before="280"/>
@@ -2172,7 +2340,6 @@
           <w:color w:val="FF0000"/>
           <w:sz w:val="26"/>
           <w:szCs w:val="26"/>
-          <w:rtl w:val="0"/>
         </w:rPr>
         <w:t>Scenario 7:</w:t>
       </w:r>
@@ -2182,7 +2349,6 @@
           <w:color w:val="000000"/>
           <w:sz w:val="26"/>
           <w:szCs w:val="26"/>
-          <w:rtl w:val="0"/>
         </w:rPr>
         <w:t xml:space="preserve"> Understanding Customer Satisfaction</w:t>
       </w:r>
@@ -2191,31 +2357,19 @@
       <w:pPr>
         <w:spacing w:before="240" w:after="240"/>
         <w:rPr>
-          <w:rFonts w:ascii="Roboto Mono" w:hAnsi="Roboto Mono" w:eastAsia="Roboto Mono" w:cs="Roboto Mono"/>
-        </w:rPr>
-      </w:pPr>
-      <w:r>
-        <w:rPr>
-          <w:rtl w:val="0"/>
-        </w:rPr>
+          <w:rFonts w:ascii="Roboto Mono" w:eastAsia="Roboto Mono" w:hAnsi="Roboto Mono" w:cs="Roboto Mono"/>
+        </w:rPr>
+      </w:pPr>
+      <w:r>
         <w:t>A restaurant conducted a survey to rate customer satisfaction on a scale of 1 to 5:</w:t>
       </w:r>
       <w:r>
-        <w:rPr>
-          <w:rtl w:val="0"/>
-        </w:rPr>
-        <w:br w:type="textWrapping"/>
-      </w:r>
-      <w:r>
-        <w:rPr>
-          <w:rtl w:val="0"/>
-        </w:rPr>
+        <w:br/>
         <w:t xml:space="preserve"> </w:t>
       </w:r>
       <w:r>
         <w:rPr>
-          <w:rFonts w:ascii="Roboto Mono" w:hAnsi="Roboto Mono" w:eastAsia="Roboto Mono" w:cs="Roboto Mono"/>
-          <w:rtl w:val="0"/>
+          <w:rFonts w:ascii="Roboto Mono" w:eastAsia="Roboto Mono" w:hAnsi="Roboto Mono" w:cs="Roboto Mono"/>
         </w:rPr>
         <w:t>[5, 4, 4, 5, 3, 4, 5, 2, 4, 3]</w:t>
       </w:r>
@@ -2227,39 +2381,184 @@
       <w:r>
         <w:rPr>
           <w:b/>
-          <w:rtl w:val="0"/>
         </w:rPr>
         <w:t>Question 1:</w:t>
       </w:r>
       <w:r>
         <w:rPr>
           <w:b/>
-          <w:rtl w:val="0"/>
-        </w:rPr>
-        <w:br w:type="textWrapping"/>
-      </w:r>
-      <w:r>
-        <w:rPr>
-          <w:rtl w:val="0"/>
-        </w:rPr>
+        </w:rPr>
+        <w:br/>
+      </w:r>
+      <w:r>
         <w:t xml:space="preserve"> How can the restaurant summarize the overall satisfaction?</w:t>
       </w:r>
     </w:p>
-    <w:p/>
+    <w:p>
+      <w:pPr>
+        <w:rPr>
+          <w:color w:val="0070C0"/>
+          <w:lang w:val="en-GB"/>
+        </w:rPr>
+      </w:pPr>
+      <w:r>
+        <w:rPr>
+          <w:color w:val="0070C0"/>
+          <w:lang w:val="en-GB"/>
+        </w:rPr>
+        <w:t xml:space="preserve">To summarize overall customer satisfaction from a survey (rated 1 to 5 over 10 days), the restaurant can calculate </w:t>
+      </w:r>
+      <w:r>
+        <w:rPr>
+          <w:b/>
+          <w:bCs/>
+          <w:color w:val="0070C0"/>
+          <w:lang w:val="en-GB"/>
+        </w:rPr>
+        <w:t>central tendency measures</w:t>
+      </w:r>
+      <w:r>
+        <w:rPr>
+          <w:color w:val="0070C0"/>
+          <w:lang w:val="en-GB"/>
+        </w:rPr>
+        <w:t>:</w:t>
+      </w:r>
+    </w:p>
+    <w:p>
+      <w:pPr>
+        <w:numPr>
+          <w:ilvl w:val="0"/>
+          <w:numId w:val="5"/>
+        </w:numPr>
+        <w:rPr>
+          <w:color w:val="0070C0"/>
+          <w:lang w:val="en-GB"/>
+        </w:rPr>
+      </w:pPr>
+      <w:r>
+        <w:rPr>
+          <w:b/>
+          <w:bCs/>
+          <w:color w:val="0070C0"/>
+          <w:lang w:val="en-GB"/>
+        </w:rPr>
+        <w:t>Mean (average rating):</w:t>
+      </w:r>
+      <w:r>
+        <w:rPr>
+          <w:color w:val="0070C0"/>
+          <w:lang w:val="en-GB"/>
+        </w:rPr>
+        <w:t xml:space="preserve"> Adds up all ratings and divides by the total number of responses. This gives a general idea of overall satisfaction.</w:t>
+      </w:r>
+    </w:p>
+    <w:p>
+      <w:pPr>
+        <w:numPr>
+          <w:ilvl w:val="0"/>
+          <w:numId w:val="5"/>
+        </w:numPr>
+        <w:rPr>
+          <w:color w:val="0070C0"/>
+          <w:lang w:val="en-GB"/>
+        </w:rPr>
+      </w:pPr>
+      <w:r>
+        <w:rPr>
+          <w:b/>
+          <w:bCs/>
+          <w:color w:val="0070C0"/>
+          <w:lang w:val="en-GB"/>
+        </w:rPr>
+        <w:t>Median (middle value):</w:t>
+      </w:r>
+      <w:r>
+        <w:rPr>
+          <w:color w:val="0070C0"/>
+          <w:lang w:val="en-GB"/>
+        </w:rPr>
+        <w:t xml:space="preserve"> Identifies the middle rating when all responses are sorted. This is useful if the data has outliers.</w:t>
+      </w:r>
+    </w:p>
+    <w:p>
+      <w:pPr>
+        <w:rPr>
+          <w:color w:val="0070C0"/>
+          <w:lang w:val="en-GB"/>
+        </w:rPr>
+      </w:pPr>
+      <w:r>
+        <w:rPr>
+          <w:color w:val="0070C0"/>
+          <w:lang w:val="en-GB"/>
+        </w:rPr>
+        <w:t xml:space="preserve">By using these metrics, the restaurant can report an </w:t>
+      </w:r>
+      <w:r>
+        <w:rPr>
+          <w:b/>
+          <w:bCs/>
+          <w:color w:val="0070C0"/>
+          <w:lang w:val="en-GB"/>
+        </w:rPr>
+        <w:t>overall satisfaction score</w:t>
+      </w:r>
+    </w:p>
+    <w:p>
+      <w:r>
+        <w:lastRenderedPageBreak/>
+        <w:drawing>
+          <wp:inline distT="0" distB="0" distL="0" distR="0" wp14:anchorId="31E2A5E0" wp14:editId="6657B39F">
+            <wp:extent cx="5943600" cy="2091055"/>
+            <wp:effectExtent l="0" t="0" r="0" b="4445"/>
+            <wp:docPr id="1821618981" name="Picture 1"/>
+            <wp:cNvGraphicFramePr>
+              <a:graphicFrameLocks xmlns:a="http://schemas.openxmlformats.org/drawingml/2006/main" noChangeAspect="1"/>
+            </wp:cNvGraphicFramePr>
+            <a:graphic xmlns:a="http://schemas.openxmlformats.org/drawingml/2006/main">
+              <a:graphicData uri="http://schemas.openxmlformats.org/drawingml/2006/picture">
+                <pic:pic xmlns:pic="http://schemas.openxmlformats.org/drawingml/2006/picture">
+                  <pic:nvPicPr>
+                    <pic:cNvPr id="1821618981" name=""/>
+                    <pic:cNvPicPr/>
+                  </pic:nvPicPr>
+                  <pic:blipFill>
+                    <a:blip r:embed="rId21"/>
+                    <a:stretch>
+                      <a:fillRect/>
+                    </a:stretch>
+                  </pic:blipFill>
+                  <pic:spPr>
+                    <a:xfrm>
+                      <a:off x="0" y="0"/>
+                      <a:ext cx="5943600" cy="2091055"/>
+                    </a:xfrm>
+                    <a:prstGeom prst="rect">
+                      <a:avLst/>
+                    </a:prstGeom>
+                  </pic:spPr>
+                </pic:pic>
+              </a:graphicData>
+            </a:graphic>
+          </wp:inline>
+        </w:drawing>
+      </w:r>
+    </w:p>
     <w:sectPr>
-      <w:headerReference r:id="rId5" w:type="default"/>
+      <w:headerReference w:type="default" r:id="rId22"/>
       <w:pgSz w:w="12240" w:h="15840"/>
       <w:pgMar w:top="1440" w:right="1440" w:bottom="1440" w:left="1440" w:header="720" w:footer="720" w:gutter="0"/>
       <w:pgNumType w:start="1"/>
-      <w:cols w:space="720" w:num="1"/>
+      <w:cols w:space="720"/>
     </w:sectPr>
   </w:body>
 </w:document>
 </file>
 
 <file path=word/endnotes.xml><?xml version="1.0" encoding="utf-8"?>
-<w:endnotes xmlns:wpc="http://schemas.microsoft.com/office/word/2010/wordprocessingCanvas" xmlns:mc="http://schemas.openxmlformats.org/markup-compatibility/2006" xmlns:o="urn:schemas-microsoft-com:office:office" xmlns:r="http://schemas.openxmlformats.org/officeDocument/2006/relationships" xmlns:m="http://schemas.openxmlformats.org/officeDocument/2006/math" xmlns:v="urn:schemas-microsoft-com:vml" xmlns:wp14="http://schemas.microsoft.com/office/word/2010/wordprocessingDrawing" xmlns:wp="http://schemas.openxmlformats.org/drawingml/2006/wordprocessingDrawing" xmlns:w="http://schemas.openxmlformats.org/wordprocessingml/2006/main" xmlns:w14="http://schemas.microsoft.com/office/word/2010/wordml" xmlns:w15="http://schemas.microsoft.com/office/word/2012/wordml" xmlns:w10="urn:schemas-microsoft-com:office:word" xmlns:wpg="http://schemas.microsoft.com/office/word/2010/wordprocessingGroup" xmlns:wpi="http://schemas.microsoft.com/office/word/2010/wordprocessingInk" xmlns:wne="http://schemas.microsoft.com/office/word/2006/wordml" xmlns:wps="http://schemas.microsoft.com/office/word/2010/wordprocessingShape" xmlns:wpsCustomData="http://www.wps.cn/officeDocument/2013/wpsCustomData" mc:Ignorable="w14 w15 wp14">
-  <w:endnote w:type="separator" w:id="0">
+<w:endnotes xmlns:wpc="http://schemas.microsoft.com/office/word/2010/wordprocessingCanvas" xmlns:cx="http://schemas.microsoft.com/office/drawing/2014/chartex" xmlns:cx1="http://schemas.microsoft.com/office/drawing/2015/9/8/chartex" xmlns:cx2="http://schemas.microsoft.com/office/drawing/2015/10/21/chartex" xmlns:cx3="http://schemas.microsoft.com/office/drawing/2016/5/9/chartex" xmlns:cx4="http://schemas.microsoft.com/office/drawing/2016/5/10/chartex" xmlns:cx5="http://schemas.microsoft.com/office/drawing/2016/5/11/chartex" xmlns:cx6="http://schemas.microsoft.com/office/drawing/2016/5/12/chartex" xmlns:cx7="http://schemas.microsoft.com/office/drawing/2016/5/13/chartex" xmlns:cx8="http://schemas.microsoft.com/office/drawing/2016/5/14/chartex" xmlns:mc="http://schemas.openxmlformats.org/markup-compatibility/2006" xmlns:aink="http://schemas.microsoft.com/office/drawing/2016/ink" xmlns:am3d="http://schemas.microsoft.com/office/drawing/2017/model3d" xmlns:o="urn:schemas-microsoft-com:office:office" xmlns:oel="http://schemas.microsoft.com/office/2019/extlst" xmlns:r="http://schemas.openxmlformats.org/officeDocument/2006/relationships" xmlns:m="http://schemas.openxmlformats.org/officeDocument/2006/math" xmlns:v="urn:schemas-microsoft-com:vml" xmlns:wp14="http://schemas.microsoft.com/office/word/2010/wordprocessingDrawing" xmlns:wp="http://schemas.openxmlformats.org/drawingml/2006/wordprocessingDrawing" xmlns:w10="urn:schemas-microsoft-com:office:word" xmlns:w="http://schemas.openxmlformats.org/wordprocessingml/2006/main" xmlns:w14="http://schemas.microsoft.com/office/word/2010/wordml" xmlns:w15="http://schemas.microsoft.com/office/word/2012/wordml" xmlns:w16cex="http://schemas.microsoft.com/office/word/2018/wordml/cex" xmlns:w16cid="http://schemas.microsoft.com/office/word/2016/wordml/cid" xmlns:w16="http://schemas.microsoft.com/office/word/2018/wordml" xmlns:w16du="http://schemas.microsoft.com/office/word/2023/wordml/word16du" xmlns:w16sdtdh="http://schemas.microsoft.com/office/word/2020/wordml/sdtdatahash" xmlns:w16sdtfl="http://schemas.microsoft.com/office/word/2024/wordml/sdtformatlock" xmlns:w16se="http://schemas.microsoft.com/office/word/2015/wordml/symex" xmlns:wpg="http://schemas.microsoft.com/office/word/2010/wordprocessingGroup" xmlns:wpi="http://schemas.microsoft.com/office/word/2010/wordprocessingInk" xmlns:wne="http://schemas.microsoft.com/office/word/2006/wordml" xmlns:wps="http://schemas.microsoft.com/office/word/2010/wordprocessingShape" mc:Ignorable="w14 w15 w16se w16cid w16 w16cex w16sdtdh w16sdtfl w16du wp14">
+  <w:endnote w:type="separator" w:id="-1">
     <w:p>
       <w:pPr>
         <w:spacing w:line="240" w:lineRule="auto"/>
@@ -2269,7 +2568,7 @@
       </w:r>
     </w:p>
   </w:endnote>
-  <w:endnote w:type="continuationSeparator" w:id="1">
+  <w:endnote w:type="continuationSeparator" w:id="0">
     <w:p>
       <w:pPr>
         <w:spacing w:line="240" w:lineRule="auto"/>
@@ -2283,22 +2582,16 @@
 </file>
 
 <file path=word/footnotes.xml><?xml version="1.0" encoding="utf-8"?>
-<w:footnotes xmlns:wpc="http://schemas.microsoft.com/office/word/2010/wordprocessingCanvas" xmlns:mc="http://schemas.openxmlformats.org/markup-compatibility/2006" xmlns:o="urn:schemas-microsoft-com:office:office" xmlns:r="http://schemas.openxmlformats.org/officeDocument/2006/relationships" xmlns:m="http://schemas.openxmlformats.org/officeDocument/2006/math" xmlns:v="urn:schemas-microsoft-com:vml" xmlns:wp14="http://schemas.microsoft.com/office/word/2010/wordprocessingDrawing" xmlns:wp="http://schemas.openxmlformats.org/drawingml/2006/wordprocessingDrawing" xmlns:w="http://schemas.openxmlformats.org/wordprocessingml/2006/main" xmlns:w14="http://schemas.microsoft.com/office/word/2010/wordml" xmlns:w15="http://schemas.microsoft.com/office/word/2012/wordml" xmlns:w10="urn:schemas-microsoft-com:office:word" xmlns:wpg="http://schemas.microsoft.com/office/word/2010/wordprocessingGroup" xmlns:wpi="http://schemas.microsoft.com/office/word/2010/wordprocessingInk" xmlns:wne="http://schemas.microsoft.com/office/word/2006/wordml" xmlns:wps="http://schemas.microsoft.com/office/word/2010/wordprocessingShape" xmlns:wpsCustomData="http://www.wps.cn/officeDocument/2013/wpsCustomData" mc:Ignorable="w14 w15 wp14">
-  <w:footnote w:type="separator" w:id="0">
-    <w:p>
-      <w:pPr>
-        <w:spacing w:line="276" w:lineRule="auto"/>
-      </w:pPr>
+<w:footnotes xmlns:wpc="http://schemas.microsoft.com/office/word/2010/wordprocessingCanvas" xmlns:cx="http://schemas.microsoft.com/office/drawing/2014/chartex" xmlns:cx1="http://schemas.microsoft.com/office/drawing/2015/9/8/chartex" xmlns:cx2="http://schemas.microsoft.com/office/drawing/2015/10/21/chartex" xmlns:cx3="http://schemas.microsoft.com/office/drawing/2016/5/9/chartex" xmlns:cx4="http://schemas.microsoft.com/office/drawing/2016/5/10/chartex" xmlns:cx5="http://schemas.microsoft.com/office/drawing/2016/5/11/chartex" xmlns:cx6="http://schemas.microsoft.com/office/drawing/2016/5/12/chartex" xmlns:cx7="http://schemas.microsoft.com/office/drawing/2016/5/13/chartex" xmlns:cx8="http://schemas.microsoft.com/office/drawing/2016/5/14/chartex" xmlns:mc="http://schemas.openxmlformats.org/markup-compatibility/2006" xmlns:aink="http://schemas.microsoft.com/office/drawing/2016/ink" xmlns:am3d="http://schemas.microsoft.com/office/drawing/2017/model3d" xmlns:o="urn:schemas-microsoft-com:office:office" xmlns:oel="http://schemas.microsoft.com/office/2019/extlst" xmlns:r="http://schemas.openxmlformats.org/officeDocument/2006/relationships" xmlns:m="http://schemas.openxmlformats.org/officeDocument/2006/math" xmlns:v="urn:schemas-microsoft-com:vml" xmlns:wp14="http://schemas.microsoft.com/office/word/2010/wordprocessingDrawing" xmlns:wp="http://schemas.openxmlformats.org/drawingml/2006/wordprocessingDrawing" xmlns:w10="urn:schemas-microsoft-com:office:word" xmlns:w="http://schemas.openxmlformats.org/wordprocessingml/2006/main" xmlns:w14="http://schemas.microsoft.com/office/word/2010/wordml" xmlns:w15="http://schemas.microsoft.com/office/word/2012/wordml" xmlns:w16cex="http://schemas.microsoft.com/office/word/2018/wordml/cex" xmlns:w16cid="http://schemas.microsoft.com/office/word/2016/wordml/cid" xmlns:w16="http://schemas.microsoft.com/office/word/2018/wordml" xmlns:w16du="http://schemas.microsoft.com/office/word/2023/wordml/word16du" xmlns:w16sdtdh="http://schemas.microsoft.com/office/word/2020/wordml/sdtdatahash" xmlns:w16sdtfl="http://schemas.microsoft.com/office/word/2024/wordml/sdtformatlock" xmlns:w16se="http://schemas.microsoft.com/office/word/2015/wordml/symex" xmlns:wpg="http://schemas.microsoft.com/office/word/2010/wordprocessingGroup" xmlns:wpi="http://schemas.microsoft.com/office/word/2010/wordprocessingInk" xmlns:wne="http://schemas.microsoft.com/office/word/2006/wordml" xmlns:wps="http://schemas.microsoft.com/office/word/2010/wordprocessingShape" mc:Ignorable="w14 w15 w16se w16cid w16 w16cex w16sdtdh w16sdtfl w16du wp14">
+  <w:footnote w:type="separator" w:id="-1">
+    <w:p>
       <w:r>
         <w:separator/>
       </w:r>
     </w:p>
   </w:footnote>
-  <w:footnote w:type="continuationSeparator" w:id="1">
-    <w:p>
-      <w:pPr>
-        <w:spacing w:line="276" w:lineRule="auto"/>
-      </w:pPr>
+  <w:footnote w:type="continuationSeparator" w:id="0">
+    <w:p>
       <w:r>
         <w:continuationSeparator/>
       </w:r>
@@ -2308,23 +2601,42 @@
 </file>
 
 <file path=word/header1.xml><?xml version="1.0" encoding="utf-8"?>
-<w:hdr xmlns:wpc="http://schemas.microsoft.com/office/word/2010/wordprocessingCanvas" xmlns:mc="http://schemas.openxmlformats.org/markup-compatibility/2006" xmlns:o="urn:schemas-microsoft-com:office:office" xmlns:r="http://schemas.openxmlformats.org/officeDocument/2006/relationships" xmlns:m="http://schemas.openxmlformats.org/officeDocument/2006/math" xmlns:v="urn:schemas-microsoft-com:vml" xmlns:wp14="http://schemas.microsoft.com/office/word/2010/wordprocessingDrawing" xmlns:wp="http://schemas.openxmlformats.org/drawingml/2006/wordprocessingDrawing" xmlns:w10="urn:schemas-microsoft-com:office:word" xmlns:w="http://schemas.openxmlformats.org/wordprocessingml/2006/main" xmlns:w14="http://schemas.microsoft.com/office/word/2010/wordml" xmlns:w15="http://schemas.microsoft.com/office/word/2012/wordml" xmlns:wpg="http://schemas.microsoft.com/office/word/2010/wordprocessingGroup" xmlns:wpi="http://schemas.microsoft.com/office/word/2010/wordprocessingInk" xmlns:wne="http://schemas.microsoft.com/office/word/2006/wordml" xmlns:wps="http://schemas.microsoft.com/office/word/2010/wordprocessingShape" xmlns:wpsCustomData="http://www.wps.cn/officeDocument/2013/wpsCustomData" mc:Ignorable="w14 w15 wp14">
+<w:hdr xmlns:wpc="http://schemas.microsoft.com/office/word/2010/wordprocessingCanvas" xmlns:cx="http://schemas.microsoft.com/office/drawing/2014/chartex" xmlns:cx1="http://schemas.microsoft.com/office/drawing/2015/9/8/chartex" xmlns:cx2="http://schemas.microsoft.com/office/drawing/2015/10/21/chartex" xmlns:cx3="http://schemas.microsoft.com/office/drawing/2016/5/9/chartex" xmlns:cx4="http://schemas.microsoft.com/office/drawing/2016/5/10/chartex" xmlns:cx5="http://schemas.microsoft.com/office/drawing/2016/5/11/chartex" xmlns:cx6="http://schemas.microsoft.com/office/drawing/2016/5/12/chartex" xmlns:cx7="http://schemas.microsoft.com/office/drawing/2016/5/13/chartex" xmlns:cx8="http://schemas.microsoft.com/office/drawing/2016/5/14/chartex" xmlns:mc="http://schemas.openxmlformats.org/markup-compatibility/2006" xmlns:aink="http://schemas.microsoft.com/office/drawing/2016/ink" xmlns:am3d="http://schemas.microsoft.com/office/drawing/2017/model3d" xmlns:o="urn:schemas-microsoft-com:office:office" xmlns:oel="http://schemas.microsoft.com/office/2019/extlst" xmlns:r="http://schemas.openxmlformats.org/officeDocument/2006/relationships" xmlns:m="http://schemas.openxmlformats.org/officeDocument/2006/math" xmlns:v="urn:schemas-microsoft-com:vml" xmlns:wp14="http://schemas.microsoft.com/office/word/2010/wordprocessingDrawing" xmlns:wp="http://schemas.openxmlformats.org/drawingml/2006/wordprocessingDrawing" xmlns:w10="urn:schemas-microsoft-com:office:word" xmlns:w="http://schemas.openxmlformats.org/wordprocessingml/2006/main" xmlns:w14="http://schemas.microsoft.com/office/word/2010/wordml" xmlns:w15="http://schemas.microsoft.com/office/word/2012/wordml" xmlns:w16cex="http://schemas.microsoft.com/office/word/2018/wordml/cex" xmlns:w16cid="http://schemas.microsoft.com/office/word/2016/wordml/cid" xmlns:w16="http://schemas.microsoft.com/office/word/2018/wordml" xmlns:w16du="http://schemas.microsoft.com/office/word/2023/wordml/word16du" xmlns:w16sdtdh="http://schemas.microsoft.com/office/word/2020/wordml/sdtdatahash" xmlns:w16sdtfl="http://schemas.microsoft.com/office/word/2024/wordml/sdtformatlock" xmlns:w16se="http://schemas.microsoft.com/office/word/2015/wordml/symex" xmlns:wpg="http://schemas.microsoft.com/office/word/2010/wordprocessingGroup" xmlns:wpi="http://schemas.microsoft.com/office/word/2010/wordprocessingInk" xmlns:wne="http://schemas.microsoft.com/office/word/2006/wordml" xmlns:wps="http://schemas.microsoft.com/office/word/2010/wordprocessingShape" mc:Ignorable="w14 w15 w16se w16cid w16 w16cex w16sdtdh w16sdtfl w16du wp14">
   <w:p>
     <w:pPr>
-      <w:pStyle w:val="11"/>
+      <w:pStyle w:val="Header"/>
     </w:pPr>
     <w:r>
-      <w:rPr>
-        <w:sz w:val="18"/>
-      </w:rPr>
-      <w:pict>
-        <v:shape id="PowerPlusWaterMarkObject72378" o:spid="_x0000_s2049" o:spt="136" type="#_x0000_t136" style="position:absolute;left:0pt;margin-left:0pt;height:153.35pt;width:433.9pt;mso-position-horizontal-relative:margin;mso-position-vertical:center;mso-position-vertical-relative:margin;rotation:-2949120f;z-index:-251657216;mso-width-relative:page;mso-height-relative:page;" fillcolor="#C0C0C0" filled="t" stroked="f" coordsize="21600,21600" adj="10800">
-          <v:path/>
-          <v:fill on="t" opacity="32768f" focussize="0,0"/>
-          <v:stroke on="f"/>
-          <v:imagedata o:title=""/>
+      <w:pict w14:anchorId="6987ADDE">
+        <v:shapetype id="_x0000_t136" coordsize="21600,21600" o:spt="136" adj="10800" path="m@7,l@8,m@5,21600l@6,21600e">
+          <v:formulas>
+            <v:f eqn="sum #0 0 10800"/>
+            <v:f eqn="prod #0 2 1"/>
+            <v:f eqn="sum 21600 0 @1"/>
+            <v:f eqn="sum 0 0 @2"/>
+            <v:f eqn="sum 21600 0 @3"/>
+            <v:f eqn="if @0 @3 0"/>
+            <v:f eqn="if @0 21600 @1"/>
+            <v:f eqn="if @0 0 @2"/>
+            <v:f eqn="if @0 @4 21600"/>
+            <v:f eqn="mid @5 @6"/>
+            <v:f eqn="mid @8 @5"/>
+            <v:f eqn="mid @7 @8"/>
+            <v:f eqn="mid @6 @7"/>
+            <v:f eqn="sum @6 0 @5"/>
+          </v:formulas>
+          <v:path textpathok="t" o:connecttype="custom" o:connectlocs="@9,0;@10,10800;@11,21600;@12,10800" o:connectangles="270,180,90,0"/>
+          <v:textpath on="t" fitshape="t"/>
+          <v:handles>
+            <v:h position="#0,bottomRight" xrange="6629,14971"/>
+          </v:handles>
+          <o:lock v:ext="edit" text="t" shapetype="t"/>
+        </v:shapetype>
+        <v:shape id="PowerPlusWaterMarkObject72378" o:spid="_x0000_s1025" type="#_x0000_t136" style="position:absolute;margin-left:0;margin-top:0;width:433.9pt;height:153.35pt;rotation:-45;z-index:-251658752;mso-position-horizontal-relative:margin;mso-position-vertical:center;mso-position-vertical-relative:margin;mso-width-relative:page;mso-height-relative:page" fillcolor="silver" stroked="f">
+          <v:fill opacity=".5"/>
+          <v:textpath style="font-family:&quot;Segoe UI&quot;" trim="t" fitpath="t" string="HOPE AI"/>
           <o:lock v:ext="edit" aspectratio="t"/>
-          <v:textpath on="t" fitshape="t" fitpath="t" trim="t" xscale="f" string="HOPE AI" style="font-family:Segoe UI;font-size:36pt;v-same-letter-heights:f;v-text-align:center;"/>
+          <w10:wrap anchorx="margin" anchory="margin"/>
         </v:shape>
       </w:pict>
     </w:r>
@@ -2333,12 +2645,12 @@
 </file>
 
 <file path=word/numbering.xml><?xml version="1.0" encoding="utf-8"?>
-<w:numbering xmlns:wpc="http://schemas.microsoft.com/office/word/2010/wordprocessingCanvas" xmlns:mc="http://schemas.openxmlformats.org/markup-compatibility/2006" xmlns:o="urn:schemas-microsoft-com:office:office" xmlns:r="http://schemas.openxmlformats.org/officeDocument/2006/relationships" xmlns:m="http://schemas.openxmlformats.org/officeDocument/2006/math" xmlns:v="urn:schemas-microsoft-com:vml" xmlns:wp14="http://schemas.microsoft.com/office/word/2010/wordprocessingDrawing" xmlns:wp="http://schemas.openxmlformats.org/drawingml/2006/wordprocessingDrawing" xmlns:w10="urn:schemas-microsoft-com:office:word" xmlns:w="http://schemas.openxmlformats.org/wordprocessingml/2006/main" xmlns:w14="http://schemas.microsoft.com/office/word/2010/wordml" xmlns:wpg="http://schemas.microsoft.com/office/word/2010/wordprocessingGroup" xmlns:wpi="http://schemas.microsoft.com/office/word/2010/wordprocessingInk" xmlns:wne="http://schemas.microsoft.com/office/word/2006/wordml" xmlns:wps="http://schemas.microsoft.com/office/word/2010/wordprocessingShape" xmlns:wpsCustomData="http://www.wps.cn/officeDocument/2013/wpsCustomData" mc:Ignorable="w14 wp14">
-  <w:abstractNum w:abstractNumId="0">
+<w:numbering xmlns:wpc="http://schemas.microsoft.com/office/word/2010/wordprocessingCanvas" xmlns:cx="http://schemas.microsoft.com/office/drawing/2014/chartex" xmlns:cx1="http://schemas.microsoft.com/office/drawing/2015/9/8/chartex" xmlns:cx2="http://schemas.microsoft.com/office/drawing/2015/10/21/chartex" xmlns:cx3="http://schemas.microsoft.com/office/drawing/2016/5/9/chartex" xmlns:cx4="http://schemas.microsoft.com/office/drawing/2016/5/10/chartex" xmlns:cx5="http://schemas.microsoft.com/office/drawing/2016/5/11/chartex" xmlns:cx6="http://schemas.microsoft.com/office/drawing/2016/5/12/chartex" xmlns:cx7="http://schemas.microsoft.com/office/drawing/2016/5/13/chartex" xmlns:cx8="http://schemas.microsoft.com/office/drawing/2016/5/14/chartex" xmlns:mc="http://schemas.openxmlformats.org/markup-compatibility/2006" xmlns:aink="http://schemas.microsoft.com/office/drawing/2016/ink" xmlns:am3d="http://schemas.microsoft.com/office/drawing/2017/model3d" xmlns:o="urn:schemas-microsoft-com:office:office" xmlns:oel="http://schemas.microsoft.com/office/2019/extlst" xmlns:r="http://schemas.openxmlformats.org/officeDocument/2006/relationships" xmlns:m="http://schemas.openxmlformats.org/officeDocument/2006/math" xmlns:v="urn:schemas-microsoft-com:vml" xmlns:wp14="http://schemas.microsoft.com/office/word/2010/wordprocessingDrawing" xmlns:wp="http://schemas.openxmlformats.org/drawingml/2006/wordprocessingDrawing" xmlns:w10="urn:schemas-microsoft-com:office:word" xmlns:w="http://schemas.openxmlformats.org/wordprocessingml/2006/main" xmlns:w14="http://schemas.microsoft.com/office/word/2010/wordml" xmlns:w15="http://schemas.microsoft.com/office/word/2012/wordml" xmlns:w16cex="http://schemas.microsoft.com/office/word/2018/wordml/cex" xmlns:w16cid="http://schemas.microsoft.com/office/word/2016/wordml/cid" xmlns:w16="http://schemas.microsoft.com/office/word/2018/wordml" xmlns:w16du="http://schemas.microsoft.com/office/word/2023/wordml/word16du" xmlns:w16sdtdh="http://schemas.microsoft.com/office/word/2020/wordml/sdtdatahash" xmlns:w16sdtfl="http://schemas.microsoft.com/office/word/2024/wordml/sdtformatlock" xmlns:w16se="http://schemas.microsoft.com/office/word/2015/wordml/symex" xmlns:wpg="http://schemas.microsoft.com/office/word/2010/wordprocessingGroup" xmlns:wpi="http://schemas.microsoft.com/office/word/2010/wordprocessingInk" xmlns:wne="http://schemas.microsoft.com/office/word/2006/wordml" xmlns:wps="http://schemas.microsoft.com/office/word/2010/wordprocessingShape" mc:Ignorable="w14 w15 w16se w16cid w16 w16cex w16sdtdh w16sdtfl w16du wp14">
+  <w:abstractNum w:abstractNumId="0" w15:restartNumberingAfterBreak="0">
     <w:nsid w:val="0053208E"/>
     <w:multiLevelType w:val="multilevel"/>
     <w:tmpl w:val="0053208E"/>
-    <w:lvl w:ilvl="0" w:tentative="0">
+    <w:lvl w:ilvl="0">
       <w:start w:val="1"/>
       <w:numFmt w:val="bullet"/>
       <w:lvlText w:val="●"/>
@@ -2350,7 +2662,7 @@
         <w:u w:val="none"/>
       </w:rPr>
     </w:lvl>
-    <w:lvl w:ilvl="1" w:tentative="0">
+    <w:lvl w:ilvl="1">
       <w:start w:val="1"/>
       <w:numFmt w:val="bullet"/>
       <w:lvlText w:val="○"/>
@@ -2362,7 +2674,7 @@
         <w:u w:val="none"/>
       </w:rPr>
     </w:lvl>
-    <w:lvl w:ilvl="2" w:tentative="0">
+    <w:lvl w:ilvl="2">
       <w:start w:val="1"/>
       <w:numFmt w:val="bullet"/>
       <w:lvlText w:val="■"/>
@@ -2374,7 +2686,7 @@
         <w:u w:val="none"/>
       </w:rPr>
     </w:lvl>
-    <w:lvl w:ilvl="3" w:tentative="0">
+    <w:lvl w:ilvl="3">
       <w:start w:val="1"/>
       <w:numFmt w:val="bullet"/>
       <w:lvlText w:val="●"/>
@@ -2386,7 +2698,7 @@
         <w:u w:val="none"/>
       </w:rPr>
     </w:lvl>
-    <w:lvl w:ilvl="4" w:tentative="0">
+    <w:lvl w:ilvl="4">
       <w:start w:val="1"/>
       <w:numFmt w:val="bullet"/>
       <w:lvlText w:val="○"/>
@@ -2398,7 +2710,7 @@
         <w:u w:val="none"/>
       </w:rPr>
     </w:lvl>
-    <w:lvl w:ilvl="5" w:tentative="0">
+    <w:lvl w:ilvl="5">
       <w:start w:val="1"/>
       <w:numFmt w:val="bullet"/>
       <w:lvlText w:val="■"/>
@@ -2410,7 +2722,7 @@
         <w:u w:val="none"/>
       </w:rPr>
     </w:lvl>
-    <w:lvl w:ilvl="6" w:tentative="0">
+    <w:lvl w:ilvl="6">
       <w:start w:val="1"/>
       <w:numFmt w:val="bullet"/>
       <w:lvlText w:val="●"/>
@@ -2422,7 +2734,7 @@
         <w:u w:val="none"/>
       </w:rPr>
     </w:lvl>
-    <w:lvl w:ilvl="7" w:tentative="0">
+    <w:lvl w:ilvl="7">
       <w:start w:val="1"/>
       <w:numFmt w:val="bullet"/>
       <w:lvlText w:val="○"/>
@@ -2434,7 +2746,7 @@
         <w:u w:val="none"/>
       </w:rPr>
     </w:lvl>
-    <w:lvl w:ilvl="8" w:tentative="0">
+    <w:lvl w:ilvl="8">
       <w:start w:val="1"/>
       <w:numFmt w:val="bullet"/>
       <w:lvlText w:val="■"/>
@@ -2447,327 +2759,961 @@
       </w:rPr>
     </w:lvl>
   </w:abstractNum>
-  <w:num w:numId="1">
+  <w:abstractNum w:abstractNumId="1" w15:restartNumberingAfterBreak="0">
+    <w:nsid w:val="080D0F98"/>
+    <w:multiLevelType w:val="multilevel"/>
+    <w:tmpl w:val="F9BE8DC4"/>
+    <w:lvl w:ilvl="0">
+      <w:start w:val="1"/>
+      <w:numFmt w:val="bullet"/>
+      <w:lvlText w:val=""/>
+      <w:lvlJc w:val="left"/>
+      <w:pPr>
+        <w:tabs>
+          <w:tab w:val="num" w:pos="720"/>
+        </w:tabs>
+        <w:ind w:left="720" w:hanging="360"/>
+      </w:pPr>
+      <w:rPr>
+        <w:rFonts w:ascii="Symbol" w:hAnsi="Symbol" w:hint="default"/>
+        <w:sz w:val="20"/>
+      </w:rPr>
+    </w:lvl>
+    <w:lvl w:ilvl="1" w:tentative="1">
+      <w:start w:val="1"/>
+      <w:numFmt w:val="bullet"/>
+      <w:lvlText w:val="o"/>
+      <w:lvlJc w:val="left"/>
+      <w:pPr>
+        <w:tabs>
+          <w:tab w:val="num" w:pos="1440"/>
+        </w:tabs>
+        <w:ind w:left="1440" w:hanging="360"/>
+      </w:pPr>
+      <w:rPr>
+        <w:rFonts w:ascii="Courier New" w:hAnsi="Courier New" w:hint="default"/>
+        <w:sz w:val="20"/>
+      </w:rPr>
+    </w:lvl>
+    <w:lvl w:ilvl="2" w:tentative="1">
+      <w:start w:val="1"/>
+      <w:numFmt w:val="bullet"/>
+      <w:lvlText w:val=""/>
+      <w:lvlJc w:val="left"/>
+      <w:pPr>
+        <w:tabs>
+          <w:tab w:val="num" w:pos="2160"/>
+        </w:tabs>
+        <w:ind w:left="2160" w:hanging="360"/>
+      </w:pPr>
+      <w:rPr>
+        <w:rFonts w:ascii="Wingdings" w:hAnsi="Wingdings" w:hint="default"/>
+        <w:sz w:val="20"/>
+      </w:rPr>
+    </w:lvl>
+    <w:lvl w:ilvl="3" w:tentative="1">
+      <w:start w:val="1"/>
+      <w:numFmt w:val="bullet"/>
+      <w:lvlText w:val=""/>
+      <w:lvlJc w:val="left"/>
+      <w:pPr>
+        <w:tabs>
+          <w:tab w:val="num" w:pos="2880"/>
+        </w:tabs>
+        <w:ind w:left="2880" w:hanging="360"/>
+      </w:pPr>
+      <w:rPr>
+        <w:rFonts w:ascii="Wingdings" w:hAnsi="Wingdings" w:hint="default"/>
+        <w:sz w:val="20"/>
+      </w:rPr>
+    </w:lvl>
+    <w:lvl w:ilvl="4" w:tentative="1">
+      <w:start w:val="1"/>
+      <w:numFmt w:val="bullet"/>
+      <w:lvlText w:val=""/>
+      <w:lvlJc w:val="left"/>
+      <w:pPr>
+        <w:tabs>
+          <w:tab w:val="num" w:pos="3600"/>
+        </w:tabs>
+        <w:ind w:left="3600" w:hanging="360"/>
+      </w:pPr>
+      <w:rPr>
+        <w:rFonts w:ascii="Wingdings" w:hAnsi="Wingdings" w:hint="default"/>
+        <w:sz w:val="20"/>
+      </w:rPr>
+    </w:lvl>
+    <w:lvl w:ilvl="5" w:tentative="1">
+      <w:start w:val="1"/>
+      <w:numFmt w:val="bullet"/>
+      <w:lvlText w:val=""/>
+      <w:lvlJc w:val="left"/>
+      <w:pPr>
+        <w:tabs>
+          <w:tab w:val="num" w:pos="4320"/>
+        </w:tabs>
+        <w:ind w:left="4320" w:hanging="360"/>
+      </w:pPr>
+      <w:rPr>
+        <w:rFonts w:ascii="Wingdings" w:hAnsi="Wingdings" w:hint="default"/>
+        <w:sz w:val="20"/>
+      </w:rPr>
+    </w:lvl>
+    <w:lvl w:ilvl="6" w:tentative="1">
+      <w:start w:val="1"/>
+      <w:numFmt w:val="bullet"/>
+      <w:lvlText w:val=""/>
+      <w:lvlJc w:val="left"/>
+      <w:pPr>
+        <w:tabs>
+          <w:tab w:val="num" w:pos="5040"/>
+        </w:tabs>
+        <w:ind w:left="5040" w:hanging="360"/>
+      </w:pPr>
+      <w:rPr>
+        <w:rFonts w:ascii="Wingdings" w:hAnsi="Wingdings" w:hint="default"/>
+        <w:sz w:val="20"/>
+      </w:rPr>
+    </w:lvl>
+    <w:lvl w:ilvl="7" w:tentative="1">
+      <w:start w:val="1"/>
+      <w:numFmt w:val="bullet"/>
+      <w:lvlText w:val=""/>
+      <w:lvlJc w:val="left"/>
+      <w:pPr>
+        <w:tabs>
+          <w:tab w:val="num" w:pos="5760"/>
+        </w:tabs>
+        <w:ind w:left="5760" w:hanging="360"/>
+      </w:pPr>
+      <w:rPr>
+        <w:rFonts w:ascii="Wingdings" w:hAnsi="Wingdings" w:hint="default"/>
+        <w:sz w:val="20"/>
+      </w:rPr>
+    </w:lvl>
+    <w:lvl w:ilvl="8" w:tentative="1">
+      <w:start w:val="1"/>
+      <w:numFmt w:val="bullet"/>
+      <w:lvlText w:val=""/>
+      <w:lvlJc w:val="left"/>
+      <w:pPr>
+        <w:tabs>
+          <w:tab w:val="num" w:pos="6480"/>
+        </w:tabs>
+        <w:ind w:left="6480" w:hanging="360"/>
+      </w:pPr>
+      <w:rPr>
+        <w:rFonts w:ascii="Wingdings" w:hAnsi="Wingdings" w:hint="default"/>
+        <w:sz w:val="20"/>
+      </w:rPr>
+    </w:lvl>
+  </w:abstractNum>
+  <w:abstractNum w:abstractNumId="2" w15:restartNumberingAfterBreak="0">
+    <w:nsid w:val="1F5541D3"/>
+    <w:multiLevelType w:val="multilevel"/>
+    <w:tmpl w:val="02167386"/>
+    <w:lvl w:ilvl="0">
+      <w:start w:val="1"/>
+      <w:numFmt w:val="bullet"/>
+      <w:lvlText w:val=""/>
+      <w:lvlJc w:val="left"/>
+      <w:pPr>
+        <w:tabs>
+          <w:tab w:val="num" w:pos="720"/>
+        </w:tabs>
+        <w:ind w:left="720" w:hanging="360"/>
+      </w:pPr>
+      <w:rPr>
+        <w:rFonts w:ascii="Symbol" w:hAnsi="Symbol" w:hint="default"/>
+        <w:sz w:val="20"/>
+      </w:rPr>
+    </w:lvl>
+    <w:lvl w:ilvl="1" w:tentative="1">
+      <w:start w:val="1"/>
+      <w:numFmt w:val="bullet"/>
+      <w:lvlText w:val="o"/>
+      <w:lvlJc w:val="left"/>
+      <w:pPr>
+        <w:tabs>
+          <w:tab w:val="num" w:pos="1440"/>
+        </w:tabs>
+        <w:ind w:left="1440" w:hanging="360"/>
+      </w:pPr>
+      <w:rPr>
+        <w:rFonts w:ascii="Courier New" w:hAnsi="Courier New" w:hint="default"/>
+        <w:sz w:val="20"/>
+      </w:rPr>
+    </w:lvl>
+    <w:lvl w:ilvl="2" w:tentative="1">
+      <w:start w:val="1"/>
+      <w:numFmt w:val="bullet"/>
+      <w:lvlText w:val=""/>
+      <w:lvlJc w:val="left"/>
+      <w:pPr>
+        <w:tabs>
+          <w:tab w:val="num" w:pos="2160"/>
+        </w:tabs>
+        <w:ind w:left="2160" w:hanging="360"/>
+      </w:pPr>
+      <w:rPr>
+        <w:rFonts w:ascii="Wingdings" w:hAnsi="Wingdings" w:hint="default"/>
+        <w:sz w:val="20"/>
+      </w:rPr>
+    </w:lvl>
+    <w:lvl w:ilvl="3" w:tentative="1">
+      <w:start w:val="1"/>
+      <w:numFmt w:val="bullet"/>
+      <w:lvlText w:val=""/>
+      <w:lvlJc w:val="left"/>
+      <w:pPr>
+        <w:tabs>
+          <w:tab w:val="num" w:pos="2880"/>
+        </w:tabs>
+        <w:ind w:left="2880" w:hanging="360"/>
+      </w:pPr>
+      <w:rPr>
+        <w:rFonts w:ascii="Wingdings" w:hAnsi="Wingdings" w:hint="default"/>
+        <w:sz w:val="20"/>
+      </w:rPr>
+    </w:lvl>
+    <w:lvl w:ilvl="4" w:tentative="1">
+      <w:start w:val="1"/>
+      <w:numFmt w:val="bullet"/>
+      <w:lvlText w:val=""/>
+      <w:lvlJc w:val="left"/>
+      <w:pPr>
+        <w:tabs>
+          <w:tab w:val="num" w:pos="3600"/>
+        </w:tabs>
+        <w:ind w:left="3600" w:hanging="360"/>
+      </w:pPr>
+      <w:rPr>
+        <w:rFonts w:ascii="Wingdings" w:hAnsi="Wingdings" w:hint="default"/>
+        <w:sz w:val="20"/>
+      </w:rPr>
+    </w:lvl>
+    <w:lvl w:ilvl="5" w:tentative="1">
+      <w:start w:val="1"/>
+      <w:numFmt w:val="bullet"/>
+      <w:lvlText w:val=""/>
+      <w:lvlJc w:val="left"/>
+      <w:pPr>
+        <w:tabs>
+          <w:tab w:val="num" w:pos="4320"/>
+        </w:tabs>
+        <w:ind w:left="4320" w:hanging="360"/>
+      </w:pPr>
+      <w:rPr>
+        <w:rFonts w:ascii="Wingdings" w:hAnsi="Wingdings" w:hint="default"/>
+        <w:sz w:val="20"/>
+      </w:rPr>
+    </w:lvl>
+    <w:lvl w:ilvl="6" w:tentative="1">
+      <w:start w:val="1"/>
+      <w:numFmt w:val="bullet"/>
+      <w:lvlText w:val=""/>
+      <w:lvlJc w:val="left"/>
+      <w:pPr>
+        <w:tabs>
+          <w:tab w:val="num" w:pos="5040"/>
+        </w:tabs>
+        <w:ind w:left="5040" w:hanging="360"/>
+      </w:pPr>
+      <w:rPr>
+        <w:rFonts w:ascii="Wingdings" w:hAnsi="Wingdings" w:hint="default"/>
+        <w:sz w:val="20"/>
+      </w:rPr>
+    </w:lvl>
+    <w:lvl w:ilvl="7" w:tentative="1">
+      <w:start w:val="1"/>
+      <w:numFmt w:val="bullet"/>
+      <w:lvlText w:val=""/>
+      <w:lvlJc w:val="left"/>
+      <w:pPr>
+        <w:tabs>
+          <w:tab w:val="num" w:pos="5760"/>
+        </w:tabs>
+        <w:ind w:left="5760" w:hanging="360"/>
+      </w:pPr>
+      <w:rPr>
+        <w:rFonts w:ascii="Wingdings" w:hAnsi="Wingdings" w:hint="default"/>
+        <w:sz w:val="20"/>
+      </w:rPr>
+    </w:lvl>
+    <w:lvl w:ilvl="8" w:tentative="1">
+      <w:start w:val="1"/>
+      <w:numFmt w:val="bullet"/>
+      <w:lvlText w:val=""/>
+      <w:lvlJc w:val="left"/>
+      <w:pPr>
+        <w:tabs>
+          <w:tab w:val="num" w:pos="6480"/>
+        </w:tabs>
+        <w:ind w:left="6480" w:hanging="360"/>
+      </w:pPr>
+      <w:rPr>
+        <w:rFonts w:ascii="Wingdings" w:hAnsi="Wingdings" w:hint="default"/>
+        <w:sz w:val="20"/>
+      </w:rPr>
+    </w:lvl>
+  </w:abstractNum>
+  <w:abstractNum w:abstractNumId="3" w15:restartNumberingAfterBreak="0">
+    <w:nsid w:val="38585281"/>
+    <w:multiLevelType w:val="multilevel"/>
+    <w:tmpl w:val="BC547B06"/>
+    <w:lvl w:ilvl="0">
+      <w:start w:val="1"/>
+      <w:numFmt w:val="bullet"/>
+      <w:lvlText w:val=""/>
+      <w:lvlJc w:val="left"/>
+      <w:pPr>
+        <w:tabs>
+          <w:tab w:val="num" w:pos="720"/>
+        </w:tabs>
+        <w:ind w:left="720" w:hanging="360"/>
+      </w:pPr>
+      <w:rPr>
+        <w:rFonts w:ascii="Symbol" w:hAnsi="Symbol" w:hint="default"/>
+        <w:sz w:val="20"/>
+      </w:rPr>
+    </w:lvl>
+    <w:lvl w:ilvl="1" w:tentative="1">
+      <w:start w:val="1"/>
+      <w:numFmt w:val="bullet"/>
+      <w:lvlText w:val="o"/>
+      <w:lvlJc w:val="left"/>
+      <w:pPr>
+        <w:tabs>
+          <w:tab w:val="num" w:pos="1440"/>
+        </w:tabs>
+        <w:ind w:left="1440" w:hanging="360"/>
+      </w:pPr>
+      <w:rPr>
+        <w:rFonts w:ascii="Courier New" w:hAnsi="Courier New" w:hint="default"/>
+        <w:sz w:val="20"/>
+      </w:rPr>
+    </w:lvl>
+    <w:lvl w:ilvl="2" w:tentative="1">
+      <w:start w:val="1"/>
+      <w:numFmt w:val="bullet"/>
+      <w:lvlText w:val=""/>
+      <w:lvlJc w:val="left"/>
+      <w:pPr>
+        <w:tabs>
+          <w:tab w:val="num" w:pos="2160"/>
+        </w:tabs>
+        <w:ind w:left="2160" w:hanging="360"/>
+      </w:pPr>
+      <w:rPr>
+        <w:rFonts w:ascii="Wingdings" w:hAnsi="Wingdings" w:hint="default"/>
+        <w:sz w:val="20"/>
+      </w:rPr>
+    </w:lvl>
+    <w:lvl w:ilvl="3" w:tentative="1">
+      <w:start w:val="1"/>
+      <w:numFmt w:val="bullet"/>
+      <w:lvlText w:val=""/>
+      <w:lvlJc w:val="left"/>
+      <w:pPr>
+        <w:tabs>
+          <w:tab w:val="num" w:pos="2880"/>
+        </w:tabs>
+        <w:ind w:left="2880" w:hanging="360"/>
+      </w:pPr>
+      <w:rPr>
+        <w:rFonts w:ascii="Wingdings" w:hAnsi="Wingdings" w:hint="default"/>
+        <w:sz w:val="20"/>
+      </w:rPr>
+    </w:lvl>
+    <w:lvl w:ilvl="4" w:tentative="1">
+      <w:start w:val="1"/>
+      <w:numFmt w:val="bullet"/>
+      <w:lvlText w:val=""/>
+      <w:lvlJc w:val="left"/>
+      <w:pPr>
+        <w:tabs>
+          <w:tab w:val="num" w:pos="3600"/>
+        </w:tabs>
+        <w:ind w:left="3600" w:hanging="360"/>
+      </w:pPr>
+      <w:rPr>
+        <w:rFonts w:ascii="Wingdings" w:hAnsi="Wingdings" w:hint="default"/>
+        <w:sz w:val="20"/>
+      </w:rPr>
+    </w:lvl>
+    <w:lvl w:ilvl="5" w:tentative="1">
+      <w:start w:val="1"/>
+      <w:numFmt w:val="bullet"/>
+      <w:lvlText w:val=""/>
+      <w:lvlJc w:val="left"/>
+      <w:pPr>
+        <w:tabs>
+          <w:tab w:val="num" w:pos="4320"/>
+        </w:tabs>
+        <w:ind w:left="4320" w:hanging="360"/>
+      </w:pPr>
+      <w:rPr>
+        <w:rFonts w:ascii="Wingdings" w:hAnsi="Wingdings" w:hint="default"/>
+        <w:sz w:val="20"/>
+      </w:rPr>
+    </w:lvl>
+    <w:lvl w:ilvl="6" w:tentative="1">
+      <w:start w:val="1"/>
+      <w:numFmt w:val="bullet"/>
+      <w:lvlText w:val=""/>
+      <w:lvlJc w:val="left"/>
+      <w:pPr>
+        <w:tabs>
+          <w:tab w:val="num" w:pos="5040"/>
+        </w:tabs>
+        <w:ind w:left="5040" w:hanging="360"/>
+      </w:pPr>
+      <w:rPr>
+        <w:rFonts w:ascii="Wingdings" w:hAnsi="Wingdings" w:hint="default"/>
+        <w:sz w:val="20"/>
+      </w:rPr>
+    </w:lvl>
+    <w:lvl w:ilvl="7" w:tentative="1">
+      <w:start w:val="1"/>
+      <w:numFmt w:val="bullet"/>
+      <w:lvlText w:val=""/>
+      <w:lvlJc w:val="left"/>
+      <w:pPr>
+        <w:tabs>
+          <w:tab w:val="num" w:pos="5760"/>
+        </w:tabs>
+        <w:ind w:left="5760" w:hanging="360"/>
+      </w:pPr>
+      <w:rPr>
+        <w:rFonts w:ascii="Wingdings" w:hAnsi="Wingdings" w:hint="default"/>
+        <w:sz w:val="20"/>
+      </w:rPr>
+    </w:lvl>
+    <w:lvl w:ilvl="8" w:tentative="1">
+      <w:start w:val="1"/>
+      <w:numFmt w:val="bullet"/>
+      <w:lvlText w:val=""/>
+      <w:lvlJc w:val="left"/>
+      <w:pPr>
+        <w:tabs>
+          <w:tab w:val="num" w:pos="6480"/>
+        </w:tabs>
+        <w:ind w:left="6480" w:hanging="360"/>
+      </w:pPr>
+      <w:rPr>
+        <w:rFonts w:ascii="Wingdings" w:hAnsi="Wingdings" w:hint="default"/>
+        <w:sz w:val="20"/>
+      </w:rPr>
+    </w:lvl>
+  </w:abstractNum>
+  <w:abstractNum w:abstractNumId="4" w15:restartNumberingAfterBreak="0">
+    <w:nsid w:val="79B44EA3"/>
+    <w:multiLevelType w:val="multilevel"/>
+    <w:tmpl w:val="F32EEFF0"/>
+    <w:lvl w:ilvl="0">
+      <w:start w:val="1"/>
+      <w:numFmt w:val="bullet"/>
+      <w:lvlText w:val=""/>
+      <w:lvlJc w:val="left"/>
+      <w:pPr>
+        <w:tabs>
+          <w:tab w:val="num" w:pos="720"/>
+        </w:tabs>
+        <w:ind w:left="720" w:hanging="360"/>
+      </w:pPr>
+      <w:rPr>
+        <w:rFonts w:ascii="Symbol" w:hAnsi="Symbol" w:hint="default"/>
+        <w:sz w:val="20"/>
+      </w:rPr>
+    </w:lvl>
+    <w:lvl w:ilvl="1" w:tentative="1">
+      <w:start w:val="1"/>
+      <w:numFmt w:val="bullet"/>
+      <w:lvlText w:val="o"/>
+      <w:lvlJc w:val="left"/>
+      <w:pPr>
+        <w:tabs>
+          <w:tab w:val="num" w:pos="1440"/>
+        </w:tabs>
+        <w:ind w:left="1440" w:hanging="360"/>
+      </w:pPr>
+      <w:rPr>
+        <w:rFonts w:ascii="Courier New" w:hAnsi="Courier New" w:hint="default"/>
+        <w:sz w:val="20"/>
+      </w:rPr>
+    </w:lvl>
+    <w:lvl w:ilvl="2" w:tentative="1">
+      <w:start w:val="1"/>
+      <w:numFmt w:val="bullet"/>
+      <w:lvlText w:val=""/>
+      <w:lvlJc w:val="left"/>
+      <w:pPr>
+        <w:tabs>
+          <w:tab w:val="num" w:pos="2160"/>
+        </w:tabs>
+        <w:ind w:left="2160" w:hanging="360"/>
+      </w:pPr>
+      <w:rPr>
+        <w:rFonts w:ascii="Wingdings" w:hAnsi="Wingdings" w:hint="default"/>
+        <w:sz w:val="20"/>
+      </w:rPr>
+    </w:lvl>
+    <w:lvl w:ilvl="3" w:tentative="1">
+      <w:start w:val="1"/>
+      <w:numFmt w:val="bullet"/>
+      <w:lvlText w:val=""/>
+      <w:lvlJc w:val="left"/>
+      <w:pPr>
+        <w:tabs>
+          <w:tab w:val="num" w:pos="2880"/>
+        </w:tabs>
+        <w:ind w:left="2880" w:hanging="360"/>
+      </w:pPr>
+      <w:rPr>
+        <w:rFonts w:ascii="Wingdings" w:hAnsi="Wingdings" w:hint="default"/>
+        <w:sz w:val="20"/>
+      </w:rPr>
+    </w:lvl>
+    <w:lvl w:ilvl="4" w:tentative="1">
+      <w:start w:val="1"/>
+      <w:numFmt w:val="bullet"/>
+      <w:lvlText w:val=""/>
+      <w:lvlJc w:val="left"/>
+      <w:pPr>
+        <w:tabs>
+          <w:tab w:val="num" w:pos="3600"/>
+        </w:tabs>
+        <w:ind w:left="3600" w:hanging="360"/>
+      </w:pPr>
+      <w:rPr>
+        <w:rFonts w:ascii="Wingdings" w:hAnsi="Wingdings" w:hint="default"/>
+        <w:sz w:val="20"/>
+      </w:rPr>
+    </w:lvl>
+    <w:lvl w:ilvl="5" w:tentative="1">
+      <w:start w:val="1"/>
+      <w:numFmt w:val="bullet"/>
+      <w:lvlText w:val=""/>
+      <w:lvlJc w:val="left"/>
+      <w:pPr>
+        <w:tabs>
+          <w:tab w:val="num" w:pos="4320"/>
+        </w:tabs>
+        <w:ind w:left="4320" w:hanging="360"/>
+      </w:pPr>
+      <w:rPr>
+        <w:rFonts w:ascii="Wingdings" w:hAnsi="Wingdings" w:hint="default"/>
+        <w:sz w:val="20"/>
+      </w:rPr>
+    </w:lvl>
+    <w:lvl w:ilvl="6" w:tentative="1">
+      <w:start w:val="1"/>
+      <w:numFmt w:val="bullet"/>
+      <w:lvlText w:val=""/>
+      <w:lvlJc w:val="left"/>
+      <w:pPr>
+        <w:tabs>
+          <w:tab w:val="num" w:pos="5040"/>
+        </w:tabs>
+        <w:ind w:left="5040" w:hanging="360"/>
+      </w:pPr>
+      <w:rPr>
+        <w:rFonts w:ascii="Wingdings" w:hAnsi="Wingdings" w:hint="default"/>
+        <w:sz w:val="20"/>
+      </w:rPr>
+    </w:lvl>
+    <w:lvl w:ilvl="7" w:tentative="1">
+      <w:start w:val="1"/>
+      <w:numFmt w:val="bullet"/>
+      <w:lvlText w:val=""/>
+      <w:lvlJc w:val="left"/>
+      <w:pPr>
+        <w:tabs>
+          <w:tab w:val="num" w:pos="5760"/>
+        </w:tabs>
+        <w:ind w:left="5760" w:hanging="360"/>
+      </w:pPr>
+      <w:rPr>
+        <w:rFonts w:ascii="Wingdings" w:hAnsi="Wingdings" w:hint="default"/>
+        <w:sz w:val="20"/>
+      </w:rPr>
+    </w:lvl>
+    <w:lvl w:ilvl="8" w:tentative="1">
+      <w:start w:val="1"/>
+      <w:numFmt w:val="bullet"/>
+      <w:lvlText w:val=""/>
+      <w:lvlJc w:val="left"/>
+      <w:pPr>
+        <w:tabs>
+          <w:tab w:val="num" w:pos="6480"/>
+        </w:tabs>
+        <w:ind w:left="6480" w:hanging="360"/>
+      </w:pPr>
+      <w:rPr>
+        <w:rFonts w:ascii="Wingdings" w:hAnsi="Wingdings" w:hint="default"/>
+        <w:sz w:val="20"/>
+      </w:rPr>
+    </w:lvl>
+  </w:abstractNum>
+  <w:num w:numId="1" w16cid:durableId="764304907">
     <w:abstractNumId w:val="0"/>
+  </w:num>
+  <w:num w:numId="2" w16cid:durableId="585267651">
+    <w:abstractNumId w:val="2"/>
+  </w:num>
+  <w:num w:numId="3" w16cid:durableId="857277240">
+    <w:abstractNumId w:val="4"/>
+  </w:num>
+  <w:num w:numId="4" w16cid:durableId="386345241">
+    <w:abstractNumId w:val="3"/>
+  </w:num>
+  <w:num w:numId="5" w16cid:durableId="2114014340">
+    <w:abstractNumId w:val="1"/>
   </w:num>
 </w:numbering>
 </file>
 
 <file path=word/styles.xml><?xml version="1.0" encoding="utf-8"?>
-<w:styles xmlns:mc="http://schemas.openxmlformats.org/markup-compatibility/2006" xmlns:o="urn:schemas-microsoft-com:office:office" xmlns:r="http://schemas.openxmlformats.org/officeDocument/2006/relationships" xmlns:m="http://schemas.openxmlformats.org/officeDocument/2006/math" xmlns:v="urn:schemas-microsoft-com:vml" xmlns:w="http://schemas.openxmlformats.org/wordprocessingml/2006/main" xmlns:w14="http://schemas.microsoft.com/office/word/2010/wordml" xmlns:w10="urn:schemas-microsoft-com:office:word" xmlns:sl="http://schemas.openxmlformats.org/schemaLibrary/2006/main" xmlns:wpsCustomData="http://www.wps.cn/officeDocument/2013/wpsCustomData" mc:Ignorable="w14">
+<w:styles xmlns:mc="http://schemas.openxmlformats.org/markup-compatibility/2006" xmlns:r="http://schemas.openxmlformats.org/officeDocument/2006/relationships" xmlns:w="http://schemas.openxmlformats.org/wordprocessingml/2006/main" xmlns:w14="http://schemas.microsoft.com/office/word/2010/wordml" xmlns:w15="http://schemas.microsoft.com/office/word/2012/wordml" xmlns:w16cex="http://schemas.microsoft.com/office/word/2018/wordml/cex" xmlns:w16cid="http://schemas.microsoft.com/office/word/2016/wordml/cid" xmlns:w16="http://schemas.microsoft.com/office/word/2018/wordml" xmlns:w16du="http://schemas.microsoft.com/office/word/2023/wordml/word16du" xmlns:w16sdtdh="http://schemas.microsoft.com/office/word/2020/wordml/sdtdatahash" xmlns:w16sdtfl="http://schemas.microsoft.com/office/word/2024/wordml/sdtformatlock" xmlns:w16se="http://schemas.microsoft.com/office/word/2015/wordml/symex" mc:Ignorable="w14 w15 w16se w16cid w16 w16cex w16sdtdh w16sdtfl w16du">
   <w:docDefaults>
     <w:rPrDefault>
       <w:rPr>
-        <w:rFonts w:ascii="Arial" w:hAnsi="Arial" w:eastAsia="Arial" w:cs="Arial"/>
+        <w:rFonts w:ascii="Arial" w:eastAsia="Arial" w:hAnsi="Arial" w:cs="Arial"/>
+        <w:lang w:val="en-GB" w:eastAsia="en-GB" w:bidi="ar-SA"/>
       </w:rPr>
     </w:rPrDefault>
     <w:pPrDefault/>
   </w:docDefaults>
-  <w:latentStyles w:count="260" w:defQFormat="0" w:defUnhideWhenUsed="1" w:defSemiHidden="1" w:defUIPriority="99" w:defLockedState="0">
-    <w:lsdException w:unhideWhenUsed="0" w:uiPriority="0" w:semiHidden="0" w:name="Normal"/>
-    <w:lsdException w:unhideWhenUsed="0" w:uiPriority="0" w:semiHidden="0" w:name="heading 1"/>
-    <w:lsdException w:unhideWhenUsed="0" w:uiPriority="0" w:semiHidden="0" w:name="heading 2"/>
-    <w:lsdException w:unhideWhenUsed="0" w:uiPriority="0" w:semiHidden="0" w:name="heading 3"/>
-    <w:lsdException w:unhideWhenUsed="0" w:uiPriority="0" w:semiHidden="0" w:name="heading 4"/>
-    <w:lsdException w:unhideWhenUsed="0" w:uiPriority="0" w:semiHidden="0" w:name="heading 5"/>
-    <w:lsdException w:unhideWhenUsed="0" w:uiPriority="0" w:semiHidden="0" w:name="heading 6"/>
-    <w:lsdException w:qFormat="1" w:uiPriority="0" w:name="heading 7"/>
-    <w:lsdException w:qFormat="1" w:uiPriority="0" w:name="heading 8"/>
-    <w:lsdException w:qFormat="1" w:uiPriority="0" w:name="heading 9"/>
-    <w:lsdException w:unhideWhenUsed="0" w:uiPriority="0" w:semiHidden="0" w:name="index 1"/>
-    <w:lsdException w:unhideWhenUsed="0" w:uiPriority="0" w:semiHidden="0" w:name="index 2"/>
-    <w:lsdException w:unhideWhenUsed="0" w:uiPriority="0" w:semiHidden="0" w:name="index 3"/>
-    <w:lsdException w:unhideWhenUsed="0" w:uiPriority="0" w:semiHidden="0" w:name="index 4"/>
-    <w:lsdException w:unhideWhenUsed="0" w:uiPriority="0" w:semiHidden="0" w:name="index 5"/>
-    <w:lsdException w:unhideWhenUsed="0" w:uiPriority="0" w:semiHidden="0" w:name="index 6"/>
-    <w:lsdException w:unhideWhenUsed="0" w:uiPriority="0" w:semiHidden="0" w:name="index 7"/>
-    <w:lsdException w:unhideWhenUsed="0" w:uiPriority="0" w:semiHidden="0" w:name="index 8"/>
-    <w:lsdException w:unhideWhenUsed="0" w:uiPriority="0" w:semiHidden="0" w:name="index 9"/>
-    <w:lsdException w:unhideWhenUsed="0" w:uiPriority="0" w:semiHidden="0" w:name="toc 1"/>
-    <w:lsdException w:unhideWhenUsed="0" w:uiPriority="0" w:semiHidden="0" w:name="toc 2"/>
-    <w:lsdException w:unhideWhenUsed="0" w:uiPriority="0" w:semiHidden="0" w:name="toc 3"/>
-    <w:lsdException w:unhideWhenUsed="0" w:uiPriority="0" w:semiHidden="0" w:name="toc 4"/>
-    <w:lsdException w:unhideWhenUsed="0" w:uiPriority="0" w:semiHidden="0" w:name="toc 5"/>
-    <w:lsdException w:unhideWhenUsed="0" w:uiPriority="0" w:semiHidden="0" w:name="toc 6"/>
-    <w:lsdException w:unhideWhenUsed="0" w:uiPriority="0" w:semiHidden="0" w:name="toc 7"/>
-    <w:lsdException w:unhideWhenUsed="0" w:uiPriority="0" w:semiHidden="0" w:name="toc 8"/>
-    <w:lsdException w:unhideWhenUsed="0" w:uiPriority="0" w:semiHidden="0" w:name="toc 9"/>
-    <w:lsdException w:unhideWhenUsed="0" w:uiPriority="0" w:semiHidden="0" w:name="Normal Indent"/>
-    <w:lsdException w:unhideWhenUsed="0" w:uiPriority="0" w:semiHidden="0" w:name="footnote text"/>
-    <w:lsdException w:unhideWhenUsed="0" w:uiPriority="0" w:semiHidden="0" w:name="annotation text"/>
-    <w:lsdException w:unhideWhenUsed="0" w:uiPriority="0" w:semiHidden="0" w:name="header"/>
-    <w:lsdException w:unhideWhenUsed="0" w:uiPriority="0" w:semiHidden="0" w:name="footer"/>
-    <w:lsdException w:unhideWhenUsed="0" w:uiPriority="0" w:semiHidden="0" w:name="index heading"/>
-    <w:lsdException w:qFormat="1" w:uiPriority="0" w:name="caption"/>
-    <w:lsdException w:unhideWhenUsed="0" w:uiPriority="0" w:semiHidden="0" w:name="table of figures"/>
-    <w:lsdException w:unhideWhenUsed="0" w:uiPriority="0" w:semiHidden="0" w:name="envelope address"/>
-    <w:lsdException w:unhideWhenUsed="0" w:uiPriority="0" w:semiHidden="0" w:name="envelope return"/>
-    <w:lsdException w:unhideWhenUsed="0" w:uiPriority="0" w:semiHidden="0" w:name="footnote reference"/>
-    <w:lsdException w:unhideWhenUsed="0" w:uiPriority="0" w:semiHidden="0" w:name="annotation reference"/>
-    <w:lsdException w:unhideWhenUsed="0" w:uiPriority="0" w:semiHidden="0" w:name="line number"/>
-    <w:lsdException w:unhideWhenUsed="0" w:uiPriority="0" w:semiHidden="0" w:name="page number"/>
-    <w:lsdException w:unhideWhenUsed="0" w:uiPriority="0" w:semiHidden="0" w:name="endnote reference"/>
-    <w:lsdException w:unhideWhenUsed="0" w:uiPriority="0" w:semiHidden="0" w:name="endnote text"/>
-    <w:lsdException w:unhideWhenUsed="0" w:uiPriority="0" w:semiHidden="0" w:name="table of authorities"/>
-    <w:lsdException w:unhideWhenUsed="0" w:uiPriority="0" w:semiHidden="0" w:name="macro"/>
-    <w:lsdException w:unhideWhenUsed="0" w:uiPriority="0" w:semiHidden="0" w:name="toa heading"/>
-    <w:lsdException w:unhideWhenUsed="0" w:uiPriority="0" w:semiHidden="0" w:name="List"/>
-    <w:lsdException w:unhideWhenUsed="0" w:uiPriority="0" w:semiHidden="0" w:name="List Bullet"/>
-    <w:lsdException w:unhideWhenUsed="0" w:uiPriority="0" w:semiHidden="0" w:name="List Number"/>
-    <w:lsdException w:unhideWhenUsed="0" w:uiPriority="0" w:semiHidden="0" w:name="List 2"/>
-    <w:lsdException w:unhideWhenUsed="0" w:uiPriority="0" w:semiHidden="0" w:name="List 3"/>
-    <w:lsdException w:unhideWhenUsed="0" w:uiPriority="0" w:semiHidden="0" w:name="List 4"/>
-    <w:lsdException w:unhideWhenUsed="0" w:uiPriority="0" w:semiHidden="0" w:name="List 5"/>
-    <w:lsdException w:unhideWhenUsed="0" w:uiPriority="0" w:semiHidden="0" w:name="List Bullet 2"/>
-    <w:lsdException w:unhideWhenUsed="0" w:uiPriority="0" w:semiHidden="0" w:name="List Bullet 3"/>
-    <w:lsdException w:unhideWhenUsed="0" w:uiPriority="0" w:semiHidden="0" w:name="List Bullet 4"/>
-    <w:lsdException w:unhideWhenUsed="0" w:uiPriority="0" w:semiHidden="0" w:name="List Bullet 5"/>
-    <w:lsdException w:unhideWhenUsed="0" w:uiPriority="0" w:semiHidden="0" w:name="List Number 2"/>
-    <w:lsdException w:unhideWhenUsed="0" w:uiPriority="0" w:semiHidden="0" w:name="List Number 3"/>
-    <w:lsdException w:unhideWhenUsed="0" w:uiPriority="0" w:semiHidden="0" w:name="List Number 4"/>
-    <w:lsdException w:unhideWhenUsed="0" w:uiPriority="0" w:semiHidden="0" w:name="List Number 5"/>
-    <w:lsdException w:unhideWhenUsed="0" w:uiPriority="0" w:semiHidden="0" w:name="Title"/>
-    <w:lsdException w:unhideWhenUsed="0" w:uiPriority="0" w:semiHidden="0" w:name="Closing"/>
-    <w:lsdException w:unhideWhenUsed="0" w:uiPriority="0" w:semiHidden="0" w:name="Signature"/>
-    <w:lsdException w:qFormat="1" w:uiPriority="1" w:name="Default Paragraph Font"/>
-    <w:lsdException w:unhideWhenUsed="0" w:uiPriority="0" w:semiHidden="0" w:name="Body Text"/>
-    <w:lsdException w:unhideWhenUsed="0" w:uiPriority="0" w:semiHidden="0" w:name="Body Text Indent"/>
-    <w:lsdException w:unhideWhenUsed="0" w:uiPriority="0" w:semiHidden="0" w:name="List Continue"/>
-    <w:lsdException w:unhideWhenUsed="0" w:uiPriority="0" w:semiHidden="0" w:name="List Continue 2"/>
-    <w:lsdException w:unhideWhenUsed="0" w:uiPriority="0" w:semiHidden="0" w:name="List Continue 3"/>
-    <w:lsdException w:unhideWhenUsed="0" w:uiPriority="0" w:semiHidden="0" w:name="List Continue 4"/>
-    <w:lsdException w:unhideWhenUsed="0" w:uiPriority="0" w:semiHidden="0" w:name="List Continue 5"/>
-    <w:lsdException w:unhideWhenUsed="0" w:uiPriority="0" w:semiHidden="0" w:name="Message Header"/>
-    <w:lsdException w:unhideWhenUsed="0" w:uiPriority="0" w:semiHidden="0" w:name="Subtitle"/>
-    <w:lsdException w:unhideWhenUsed="0" w:uiPriority="0" w:semiHidden="0" w:name="Salutation"/>
-    <w:lsdException w:unhideWhenUsed="0" w:uiPriority="0" w:semiHidden="0" w:name="Date"/>
-    <w:lsdException w:unhideWhenUsed="0" w:uiPriority="0" w:semiHidden="0" w:name="Body Text First Indent"/>
-    <w:lsdException w:unhideWhenUsed="0" w:uiPriority="0" w:semiHidden="0" w:name="Body Text First Indent 2"/>
-    <w:lsdException w:unhideWhenUsed="0" w:uiPriority="0" w:semiHidden="0" w:name="Note Heading"/>
-    <w:lsdException w:unhideWhenUsed="0" w:uiPriority="0" w:semiHidden="0" w:name="Body Text 2"/>
-    <w:lsdException w:unhideWhenUsed="0" w:uiPriority="0" w:semiHidden="0" w:name="Body Text 3"/>
-    <w:lsdException w:unhideWhenUsed="0" w:uiPriority="0" w:semiHidden="0" w:name="Body Text Indent 2"/>
-    <w:lsdException w:unhideWhenUsed="0" w:uiPriority="0" w:semiHidden="0" w:name="Body Text Indent 3"/>
-    <w:lsdException w:unhideWhenUsed="0" w:uiPriority="0" w:semiHidden="0" w:name="Block Text"/>
-    <w:lsdException w:qFormat="1" w:uiPriority="99" w:name="Hyperlink"/>
-    <w:lsdException w:unhideWhenUsed="0" w:uiPriority="0" w:semiHidden="0" w:name="FollowedHyperlink"/>
-    <w:lsdException w:qFormat="1" w:unhideWhenUsed="0" w:uiPriority="0" w:semiHidden="0" w:name="Strong"/>
-    <w:lsdException w:qFormat="1" w:unhideWhenUsed="0" w:uiPriority="0" w:semiHidden="0" w:name="Emphasis"/>
-    <w:lsdException w:unhideWhenUsed="0" w:uiPriority="0" w:semiHidden="0" w:name="Document Map"/>
-    <w:lsdException w:unhideWhenUsed="0" w:uiPriority="0" w:semiHidden="0" w:name="Plain Text"/>
-    <w:lsdException w:unhideWhenUsed="0" w:uiPriority="0" w:semiHidden="0" w:name="E-mail Signature"/>
-    <w:lsdException w:unhideWhenUsed="0" w:uiPriority="0" w:semiHidden="0" w:name="Normal (Web)"/>
-    <w:lsdException w:unhideWhenUsed="0" w:uiPriority="0" w:semiHidden="0" w:name="HTML Acronym"/>
-    <w:lsdException w:unhideWhenUsed="0" w:uiPriority="0" w:semiHidden="0" w:name="HTML Address"/>
-    <w:lsdException w:unhideWhenUsed="0" w:uiPriority="0" w:semiHidden="0" w:name="HTML Cite"/>
-    <w:lsdException w:unhideWhenUsed="0" w:uiPriority="0" w:semiHidden="0" w:name="HTML Code"/>
-    <w:lsdException w:unhideWhenUsed="0" w:uiPriority="0" w:semiHidden="0" w:name="HTML Definition"/>
-    <w:lsdException w:unhideWhenUsed="0" w:uiPriority="0" w:semiHidden="0" w:name="HTML Keyboard"/>
-    <w:lsdException w:unhideWhenUsed="0" w:uiPriority="0" w:semiHidden="0" w:name="HTML Preformatted"/>
-    <w:lsdException w:unhideWhenUsed="0" w:uiPriority="0" w:semiHidden="0" w:name="HTML Sample"/>
-    <w:lsdException w:unhideWhenUsed="0" w:uiPriority="0" w:semiHidden="0" w:name="HTML Typewriter"/>
-    <w:lsdException w:unhideWhenUsed="0" w:uiPriority="0" w:semiHidden="0" w:name="HTML Variable"/>
-    <w:lsdException w:unhideWhenUsed="0" w:uiPriority="0" w:name="Normal Table"/>
-    <w:lsdException w:unhideWhenUsed="0" w:uiPriority="0" w:semiHidden="0" w:name="annotation subject"/>
-    <w:lsdException w:unhideWhenUsed="0" w:uiPriority="0" w:semiHidden="0" w:name="Table Simple 1"/>
-    <w:lsdException w:unhideWhenUsed="0" w:uiPriority="0" w:semiHidden="0" w:name="Table Simple 2"/>
-    <w:lsdException w:unhideWhenUsed="0" w:uiPriority="0" w:semiHidden="0" w:name="Table Simple 3"/>
-    <w:lsdException w:unhideWhenUsed="0" w:uiPriority="0" w:semiHidden="0" w:name="Table Classic 1"/>
-    <w:lsdException w:unhideWhenUsed="0" w:uiPriority="0" w:semiHidden="0" w:name="Table Classic 2"/>
-    <w:lsdException w:unhideWhenUsed="0" w:uiPriority="0" w:semiHidden="0" w:name="Table Classic 3"/>
-    <w:lsdException w:unhideWhenUsed="0" w:uiPriority="0" w:semiHidden="0" w:name="Table Classic 4"/>
-    <w:lsdException w:unhideWhenUsed="0" w:uiPriority="0" w:semiHidden="0" w:name="Table Colorful 1"/>
-    <w:lsdException w:unhideWhenUsed="0" w:uiPriority="0" w:semiHidden="0" w:name="Table Colorful 2"/>
-    <w:lsdException w:unhideWhenUsed="0" w:uiPriority="0" w:semiHidden="0" w:name="Table Colorful 3"/>
-    <w:lsdException w:unhideWhenUsed="0" w:uiPriority="0" w:semiHidden="0" w:name="Table Columns 1"/>
-    <w:lsdException w:unhideWhenUsed="0" w:uiPriority="0" w:semiHidden="0" w:name="Table Columns 2"/>
-    <w:lsdException w:unhideWhenUsed="0" w:uiPriority="0" w:semiHidden="0" w:name="Table Columns 3"/>
-    <w:lsdException w:unhideWhenUsed="0" w:uiPriority="0" w:semiHidden="0" w:name="Table Columns 4"/>
-    <w:lsdException w:unhideWhenUsed="0" w:uiPriority="0" w:semiHidden="0" w:name="Table Columns 5"/>
-    <w:lsdException w:unhideWhenUsed="0" w:uiPriority="0" w:semiHidden="0" w:name="Table Grid 1"/>
-    <w:lsdException w:unhideWhenUsed="0" w:uiPriority="0" w:semiHidden="0" w:name="Table Grid 2"/>
-    <w:lsdException w:unhideWhenUsed="0" w:uiPriority="0" w:semiHidden="0" w:name="Table Grid 3"/>
-    <w:lsdException w:unhideWhenUsed="0" w:uiPriority="0" w:semiHidden="0" w:name="Table Grid 4"/>
-    <w:lsdException w:unhideWhenUsed="0" w:uiPriority="0" w:semiHidden="0" w:name="Table Grid 5"/>
-    <w:lsdException w:unhideWhenUsed="0" w:uiPriority="0" w:semiHidden="0" w:name="Table Grid 6"/>
-    <w:lsdException w:unhideWhenUsed="0" w:uiPriority="0" w:semiHidden="0" w:name="Table Grid 7"/>
-    <w:lsdException w:unhideWhenUsed="0" w:uiPriority="0" w:semiHidden="0" w:name="Table Grid 8"/>
-    <w:lsdException w:unhideWhenUsed="0" w:uiPriority="0" w:semiHidden="0" w:name="Table List 1"/>
-    <w:lsdException w:unhideWhenUsed="0" w:uiPriority="0" w:semiHidden="0" w:name="Table List 2"/>
-    <w:lsdException w:unhideWhenUsed="0" w:uiPriority="0" w:semiHidden="0" w:name="Table List 3"/>
-    <w:lsdException w:unhideWhenUsed="0" w:uiPriority="0" w:semiHidden="0" w:name="Table List 4"/>
-    <w:lsdException w:unhideWhenUsed="0" w:uiPriority="0" w:semiHidden="0" w:name="Table List 5"/>
-    <w:lsdException w:unhideWhenUsed="0" w:uiPriority="0" w:semiHidden="0" w:name="Table List 6"/>
-    <w:lsdException w:unhideWhenUsed="0" w:uiPriority="0" w:semiHidden="0" w:name="Table List 7"/>
-    <w:lsdException w:unhideWhenUsed="0" w:uiPriority="0" w:semiHidden="0" w:name="Table List 8"/>
-    <w:lsdException w:unhideWhenUsed="0" w:uiPriority="0" w:semiHidden="0" w:name="Table 3D effects 1"/>
-    <w:lsdException w:unhideWhenUsed="0" w:uiPriority="0" w:semiHidden="0" w:name="Table 3D effects 2"/>
-    <w:lsdException w:unhideWhenUsed="0" w:uiPriority="0" w:semiHidden="0" w:name="Table 3D effects 3"/>
-    <w:lsdException w:unhideWhenUsed="0" w:uiPriority="0" w:semiHidden="0" w:name="Table Contemporary"/>
-    <w:lsdException w:unhideWhenUsed="0" w:uiPriority="0" w:semiHidden="0" w:name="Table Elegant"/>
-    <w:lsdException w:unhideWhenUsed="0" w:uiPriority="0" w:semiHidden="0" w:name="Table Professional"/>
-    <w:lsdException w:unhideWhenUsed="0" w:uiPriority="0" w:semiHidden="0" w:name="Table Subtle 1"/>
-    <w:lsdException w:unhideWhenUsed="0" w:uiPriority="0" w:semiHidden="0" w:name="Table Subtle 2"/>
-    <w:lsdException w:unhideWhenUsed="0" w:uiPriority="0" w:semiHidden="0" w:name="Table Web 1"/>
-    <w:lsdException w:unhideWhenUsed="0" w:uiPriority="0" w:semiHidden="0" w:name="Table Web 2"/>
-    <w:lsdException w:unhideWhenUsed="0" w:uiPriority="0" w:semiHidden="0" w:name="Table Web 3"/>
-    <w:lsdException w:unhideWhenUsed="0" w:uiPriority="0" w:semiHidden="0" w:name="Balloon Text"/>
-    <w:lsdException w:unhideWhenUsed="0" w:uiPriority="0" w:semiHidden="0" w:name="Table Grid"/>
-    <w:lsdException w:unhideWhenUsed="0" w:uiPriority="0" w:semiHidden="0" w:name="Table Theme"/>
-    <w:lsdException w:unhideWhenUsed="0" w:uiPriority="60" w:semiHidden="0" w:name="Light Shading"/>
-    <w:lsdException w:unhideWhenUsed="0" w:uiPriority="61" w:semiHidden="0" w:name="Light List"/>
-    <w:lsdException w:unhideWhenUsed="0" w:uiPriority="62" w:semiHidden="0" w:name="Light Grid"/>
-    <w:lsdException w:unhideWhenUsed="0" w:uiPriority="63" w:semiHidden="0" w:name="Medium Shading 1"/>
-    <w:lsdException w:unhideWhenUsed="0" w:uiPriority="64" w:semiHidden="0" w:name="Medium Shading 2"/>
-    <w:lsdException w:unhideWhenUsed="0" w:uiPriority="65" w:semiHidden="0" w:name="Medium List 1"/>
-    <w:lsdException w:unhideWhenUsed="0" w:uiPriority="66" w:semiHidden="0" w:name="Medium List 2"/>
-    <w:lsdException w:unhideWhenUsed="0" w:uiPriority="67" w:semiHidden="0" w:name="Medium Grid 1"/>
-    <w:lsdException w:unhideWhenUsed="0" w:uiPriority="68" w:semiHidden="0" w:name="Medium Grid 2"/>
-    <w:lsdException w:unhideWhenUsed="0" w:uiPriority="69" w:semiHidden="0" w:name="Medium Grid 3"/>
-    <w:lsdException w:unhideWhenUsed="0" w:uiPriority="70" w:semiHidden="0" w:name="Dark List"/>
-    <w:lsdException w:unhideWhenUsed="0" w:uiPriority="71" w:semiHidden="0" w:name="Colorful Shading"/>
-    <w:lsdException w:unhideWhenUsed="0" w:uiPriority="72" w:semiHidden="0" w:name="Colorful List"/>
-    <w:lsdException w:unhideWhenUsed="0" w:uiPriority="73" w:semiHidden="0" w:name="Colorful Grid"/>
-    <w:lsdException w:unhideWhenUsed="0" w:uiPriority="60" w:semiHidden="0" w:name="Light Shading Accent 1"/>
-    <w:lsdException w:unhideWhenUsed="0" w:uiPriority="61" w:semiHidden="0" w:name="Light List Accent 1"/>
-    <w:lsdException w:unhideWhenUsed="0" w:uiPriority="62" w:semiHidden="0" w:name="Light Grid Accent 1"/>
-    <w:lsdException w:unhideWhenUsed="0" w:uiPriority="63" w:semiHidden="0" w:name="Medium Shading 1 Accent 1"/>
-    <w:lsdException w:unhideWhenUsed="0" w:uiPriority="64" w:semiHidden="0" w:name="Medium Shading 2 Accent 1"/>
-    <w:lsdException w:unhideWhenUsed="0" w:uiPriority="65" w:semiHidden="0" w:name="Medium List 1 Accent 1"/>
-    <w:lsdException w:unhideWhenUsed="0" w:uiPriority="66" w:semiHidden="0" w:name="Medium List 2 Accent 1"/>
-    <w:lsdException w:unhideWhenUsed="0" w:uiPriority="67" w:semiHidden="0" w:name="Medium Grid 1 Accent 1"/>
-    <w:lsdException w:unhideWhenUsed="0" w:uiPriority="68" w:semiHidden="0" w:name="Medium Grid 2 Accent 1"/>
-    <w:lsdException w:unhideWhenUsed="0" w:uiPriority="69" w:semiHidden="0" w:name="Medium Grid 3 Accent 1"/>
-    <w:lsdException w:unhideWhenUsed="0" w:uiPriority="70" w:semiHidden="0" w:name="Dark List Accent 1"/>
-    <w:lsdException w:unhideWhenUsed="0" w:uiPriority="71" w:semiHidden="0" w:name="Colorful Shading Accent 1"/>
-    <w:lsdException w:unhideWhenUsed="0" w:uiPriority="72" w:semiHidden="0" w:name="Colorful List Accent 1"/>
-    <w:lsdException w:unhideWhenUsed="0" w:uiPriority="73" w:semiHidden="0" w:name="Colorful Grid Accent 1"/>
-    <w:lsdException w:unhideWhenUsed="0" w:uiPriority="60" w:semiHidden="0" w:name="Light Shading Accent 2"/>
-    <w:lsdException w:unhideWhenUsed="0" w:uiPriority="61" w:semiHidden="0" w:name="Light List Accent 2"/>
-    <w:lsdException w:unhideWhenUsed="0" w:uiPriority="62" w:semiHidden="0" w:name="Light Grid Accent 2"/>
-    <w:lsdException w:unhideWhenUsed="0" w:uiPriority="63" w:semiHidden="0" w:name="Medium Shading 1 Accent 2"/>
-    <w:lsdException w:unhideWhenUsed="0" w:uiPriority="64" w:semiHidden="0" w:name="Medium Shading 2 Accent 2"/>
-    <w:lsdException w:unhideWhenUsed="0" w:uiPriority="65" w:semiHidden="0" w:name="Medium List 1 Accent 2"/>
-    <w:lsdException w:unhideWhenUsed="0" w:uiPriority="66" w:semiHidden="0" w:name="Medium List 2 Accent 2"/>
-    <w:lsdException w:unhideWhenUsed="0" w:uiPriority="67" w:semiHidden="0" w:name="Medium Grid 1 Accent 2"/>
-    <w:lsdException w:unhideWhenUsed="0" w:uiPriority="68" w:semiHidden="0" w:name="Medium Grid 2 Accent 2"/>
-    <w:lsdException w:unhideWhenUsed="0" w:uiPriority="69" w:semiHidden="0" w:name="Medium Grid 3 Accent 2"/>
-    <w:lsdException w:unhideWhenUsed="0" w:uiPriority="70" w:semiHidden="0" w:name="Dark List Accent 2"/>
-    <w:lsdException w:unhideWhenUsed="0" w:uiPriority="71" w:semiHidden="0" w:name="Colorful Shading Accent 2"/>
-    <w:lsdException w:unhideWhenUsed="0" w:uiPriority="72" w:semiHidden="0" w:name="Colorful List Accent 2"/>
-    <w:lsdException w:unhideWhenUsed="0" w:uiPriority="73" w:semiHidden="0" w:name="Colorful Grid Accent 2"/>
-    <w:lsdException w:unhideWhenUsed="0" w:uiPriority="60" w:semiHidden="0" w:name="Light Shading Accent 3"/>
-    <w:lsdException w:unhideWhenUsed="0" w:uiPriority="61" w:semiHidden="0" w:name="Light List Accent 3"/>
-    <w:lsdException w:unhideWhenUsed="0" w:uiPriority="62" w:semiHidden="0" w:name="Light Grid Accent 3"/>
-    <w:lsdException w:unhideWhenUsed="0" w:uiPriority="63" w:semiHidden="0" w:name="Medium Shading 1 Accent 3"/>
-    <w:lsdException w:unhideWhenUsed="0" w:uiPriority="64" w:semiHidden="0" w:name="Medium Shading 2 Accent 3"/>
-    <w:lsdException w:unhideWhenUsed="0" w:uiPriority="65" w:semiHidden="0" w:name="Medium List 1 Accent 3"/>
-    <w:lsdException w:unhideWhenUsed="0" w:uiPriority="66" w:semiHidden="0" w:name="Medium List 2 Accent 3"/>
-    <w:lsdException w:unhideWhenUsed="0" w:uiPriority="67" w:semiHidden="0" w:name="Medium Grid 1 Accent 3"/>
-    <w:lsdException w:unhideWhenUsed="0" w:uiPriority="68" w:semiHidden="0" w:name="Medium Grid 2 Accent 3"/>
-    <w:lsdException w:unhideWhenUsed="0" w:uiPriority="69" w:semiHidden="0" w:name="Medium Grid 3 Accent 3"/>
-    <w:lsdException w:unhideWhenUsed="0" w:uiPriority="70" w:semiHidden="0" w:name="Dark List Accent 3"/>
-    <w:lsdException w:unhideWhenUsed="0" w:uiPriority="71" w:semiHidden="0" w:name="Colorful Shading Accent 3"/>
-    <w:lsdException w:unhideWhenUsed="0" w:uiPriority="72" w:semiHidden="0" w:name="Colorful List Accent 3"/>
-    <w:lsdException w:unhideWhenUsed="0" w:uiPriority="73" w:semiHidden="0" w:name="Colorful Grid Accent 3"/>
-    <w:lsdException w:unhideWhenUsed="0" w:uiPriority="60" w:semiHidden="0" w:name="Light Shading Accent 4"/>
-    <w:lsdException w:unhideWhenUsed="0" w:uiPriority="61" w:semiHidden="0" w:name="Light List Accent 4"/>
-    <w:lsdException w:unhideWhenUsed="0" w:uiPriority="62" w:semiHidden="0" w:name="Light Grid Accent 4"/>
-    <w:lsdException w:unhideWhenUsed="0" w:uiPriority="63" w:semiHidden="0" w:name="Medium Shading 1 Accent 4"/>
-    <w:lsdException w:unhideWhenUsed="0" w:uiPriority="64" w:semiHidden="0" w:name="Medium Shading 2 Accent 4"/>
-    <w:lsdException w:unhideWhenUsed="0" w:uiPriority="65" w:semiHidden="0" w:name="Medium List 1 Accent 4"/>
-    <w:lsdException w:unhideWhenUsed="0" w:uiPriority="66" w:semiHidden="0" w:name="Medium List 2 Accent 4"/>
-    <w:lsdException w:unhideWhenUsed="0" w:uiPriority="67" w:semiHidden="0" w:name="Medium Grid 1 Accent 4"/>
-    <w:lsdException w:unhideWhenUsed="0" w:uiPriority="68" w:semiHidden="0" w:name="Medium Grid 2 Accent 4"/>
-    <w:lsdException w:unhideWhenUsed="0" w:uiPriority="69" w:semiHidden="0" w:name="Medium Grid 3 Accent 4"/>
-    <w:lsdException w:unhideWhenUsed="0" w:uiPriority="70" w:semiHidden="0" w:name="Dark List Accent 4"/>
-    <w:lsdException w:unhideWhenUsed="0" w:uiPriority="71" w:semiHidden="0" w:name="Colorful Shading Accent 4"/>
-    <w:lsdException w:unhideWhenUsed="0" w:uiPriority="72" w:semiHidden="0" w:name="Colorful List Accent 4"/>
-    <w:lsdException w:unhideWhenUsed="0" w:uiPriority="73" w:semiHidden="0" w:name="Colorful Grid Accent 4"/>
-    <w:lsdException w:unhideWhenUsed="0" w:uiPriority="60" w:semiHidden="0" w:name="Light Shading Accent 5"/>
-    <w:lsdException w:unhideWhenUsed="0" w:uiPriority="61" w:semiHidden="0" w:name="Light List Accent 5"/>
-    <w:lsdException w:unhideWhenUsed="0" w:uiPriority="62" w:semiHidden="0" w:name="Light Grid Accent 5"/>
-    <w:lsdException w:unhideWhenUsed="0" w:uiPriority="63" w:semiHidden="0" w:name="Medium Shading 1 Accent 5"/>
-    <w:lsdException w:unhideWhenUsed="0" w:uiPriority="64" w:semiHidden="0" w:name="Medium Shading 2 Accent 5"/>
-    <w:lsdException w:unhideWhenUsed="0" w:uiPriority="65" w:semiHidden="0" w:name="Medium List 1 Accent 5"/>
-    <w:lsdException w:unhideWhenUsed="0" w:uiPriority="66" w:semiHidden="0" w:name="Medium List 2 Accent 5"/>
-    <w:lsdException w:unhideWhenUsed="0" w:uiPriority="67" w:semiHidden="0" w:name="Medium Grid 1 Accent 5"/>
-    <w:lsdException w:unhideWhenUsed="0" w:uiPriority="68" w:semiHidden="0" w:name="Medium Grid 2 Accent 5"/>
-    <w:lsdException w:unhideWhenUsed="0" w:uiPriority="69" w:semiHidden="0" w:name="Medium Grid 3 Accent 5"/>
-    <w:lsdException w:unhideWhenUsed="0" w:uiPriority="70" w:semiHidden="0" w:name="Dark List Accent 5"/>
-    <w:lsdException w:unhideWhenUsed="0" w:uiPriority="71" w:semiHidden="0" w:name="Colorful Shading Accent 5"/>
-    <w:lsdException w:unhideWhenUsed="0" w:uiPriority="72" w:semiHidden="0" w:name="Colorful List Accent 5"/>
-    <w:lsdException w:unhideWhenUsed="0" w:uiPriority="73" w:semiHidden="0" w:name="Colorful Grid Accent 5"/>
-    <w:lsdException w:unhideWhenUsed="0" w:uiPriority="60" w:semiHidden="0" w:name="Light Shading Accent 6"/>
-    <w:lsdException w:unhideWhenUsed="0" w:uiPriority="61" w:semiHidden="0" w:name="Light List Accent 6"/>
-    <w:lsdException w:unhideWhenUsed="0" w:uiPriority="62" w:semiHidden="0" w:name="Light Grid Accent 6"/>
-    <w:lsdException w:unhideWhenUsed="0" w:uiPriority="63" w:semiHidden="0" w:name="Medium Shading 1 Accent 6"/>
-    <w:lsdException w:unhideWhenUsed="0" w:uiPriority="64" w:semiHidden="0" w:name="Medium Shading 2 Accent 6"/>
-    <w:lsdException w:unhideWhenUsed="0" w:uiPriority="65" w:semiHidden="0" w:name="Medium List 1 Accent 6"/>
-    <w:lsdException w:unhideWhenUsed="0" w:uiPriority="66" w:semiHidden="0" w:name="Medium List 2 Accent 6"/>
-    <w:lsdException w:unhideWhenUsed="0" w:uiPriority="67" w:semiHidden="0" w:name="Medium Grid 1 Accent 6"/>
-    <w:lsdException w:unhideWhenUsed="0" w:uiPriority="68" w:semiHidden="0" w:name="Medium Grid 2 Accent 6"/>
-    <w:lsdException w:unhideWhenUsed="0" w:uiPriority="69" w:semiHidden="0" w:name="Medium Grid 3 Accent 6"/>
-    <w:lsdException w:unhideWhenUsed="0" w:uiPriority="70" w:semiHidden="0" w:name="Dark List Accent 6"/>
-    <w:lsdException w:unhideWhenUsed="0" w:uiPriority="71" w:semiHidden="0" w:name="Colorful Shading Accent 6"/>
-    <w:lsdException w:unhideWhenUsed="0" w:uiPriority="72" w:semiHidden="0" w:name="Colorful List Accent 6"/>
-    <w:lsdException w:unhideWhenUsed="0" w:uiPriority="73" w:semiHidden="0" w:name="Colorful Grid Accent 6"/>
+  <w:latentStyles w:defLockedState="0" w:defUIPriority="0" w:defSemiHidden="0" w:defUnhideWhenUsed="0" w:defQFormat="0" w:count="376">
+    <w:lsdException w:name="heading 7" w:semiHidden="1" w:unhideWhenUsed="1" w:qFormat="1"/>
+    <w:lsdException w:name="heading 8" w:semiHidden="1" w:unhideWhenUsed="1" w:qFormat="1"/>
+    <w:lsdException w:name="heading 9" w:semiHidden="1" w:unhideWhenUsed="1" w:qFormat="1"/>
+    <w:lsdException w:name="caption" w:semiHidden="1" w:unhideWhenUsed="1" w:qFormat="1"/>
+    <w:lsdException w:name="Default Paragraph Font" w:semiHidden="1" w:uiPriority="1" w:unhideWhenUsed="1" w:qFormat="1"/>
+    <w:lsdException w:name="Hyperlink" w:semiHidden="1" w:uiPriority="99" w:unhideWhenUsed="1" w:qFormat="1"/>
+    <w:lsdException w:name="Strong" w:qFormat="1"/>
+    <w:lsdException w:name="Emphasis" w:qFormat="1"/>
+    <w:lsdException w:name="HTML Top of Form" w:semiHidden="1" w:uiPriority="99" w:unhideWhenUsed="1"/>
+    <w:lsdException w:name="HTML Bottom of Form" w:semiHidden="1" w:uiPriority="99" w:unhideWhenUsed="1"/>
+    <w:lsdException w:name="Normal Table" w:semiHidden="1" w:unhideWhenUsed="1"/>
+    <w:lsdException w:name="No List" w:semiHidden="1" w:uiPriority="99" w:unhideWhenUsed="1"/>
+    <w:lsdException w:name="Outline List 1" w:semiHidden="1" w:uiPriority="99" w:unhideWhenUsed="1"/>
+    <w:lsdException w:name="Outline List 2" w:semiHidden="1" w:uiPriority="99" w:unhideWhenUsed="1"/>
+    <w:lsdException w:name="Outline List 3" w:semiHidden="1" w:uiPriority="99" w:unhideWhenUsed="1"/>
+    <w:lsdException w:name="Table Simple 1" w:semiHidden="1" w:unhideWhenUsed="1"/>
+    <w:lsdException w:name="Table Simple 2" w:semiHidden="1" w:unhideWhenUsed="1"/>
+    <w:lsdException w:name="Table Simple 3" w:semiHidden="1" w:unhideWhenUsed="1"/>
+    <w:lsdException w:name="Table Classic 1" w:semiHidden="1" w:unhideWhenUsed="1"/>
+    <w:lsdException w:name="Table Classic 2" w:semiHidden="1" w:unhideWhenUsed="1"/>
+    <w:lsdException w:name="Table Classic 3" w:semiHidden="1" w:unhideWhenUsed="1"/>
+    <w:lsdException w:name="Table Classic 4" w:semiHidden="1" w:unhideWhenUsed="1"/>
+    <w:lsdException w:name="Table Colorful 1" w:semiHidden="1" w:unhideWhenUsed="1"/>
+    <w:lsdException w:name="Table Colorful 2" w:semiHidden="1" w:unhideWhenUsed="1"/>
+    <w:lsdException w:name="Table Colorful 3" w:semiHidden="1" w:unhideWhenUsed="1"/>
+    <w:lsdException w:name="Table Columns 1" w:semiHidden="1" w:unhideWhenUsed="1"/>
+    <w:lsdException w:name="Table Columns 2" w:semiHidden="1" w:unhideWhenUsed="1"/>
+    <w:lsdException w:name="Table Columns 3" w:semiHidden="1" w:unhideWhenUsed="1"/>
+    <w:lsdException w:name="Table Columns 4" w:semiHidden="1" w:unhideWhenUsed="1"/>
+    <w:lsdException w:name="Table Columns 5" w:semiHidden="1" w:unhideWhenUsed="1"/>
+    <w:lsdException w:name="Table Grid 1" w:semiHidden="1" w:unhideWhenUsed="1"/>
+    <w:lsdException w:name="Table Grid 2" w:semiHidden="1" w:unhideWhenUsed="1"/>
+    <w:lsdException w:name="Table Grid 3" w:semiHidden="1" w:unhideWhenUsed="1"/>
+    <w:lsdException w:name="Table Grid 4" w:semiHidden="1" w:unhideWhenUsed="1"/>
+    <w:lsdException w:name="Table Grid 5" w:semiHidden="1" w:unhideWhenUsed="1"/>
+    <w:lsdException w:name="Table Grid 6" w:semiHidden="1" w:unhideWhenUsed="1"/>
+    <w:lsdException w:name="Table Grid 7" w:semiHidden="1" w:unhideWhenUsed="1"/>
+    <w:lsdException w:name="Table Grid 8" w:semiHidden="1" w:unhideWhenUsed="1"/>
+    <w:lsdException w:name="Table List 1" w:semiHidden="1" w:unhideWhenUsed="1"/>
+    <w:lsdException w:name="Table List 2" w:semiHidden="1" w:unhideWhenUsed="1"/>
+    <w:lsdException w:name="Table List 3" w:semiHidden="1" w:unhideWhenUsed="1"/>
+    <w:lsdException w:name="Table List 4" w:semiHidden="1" w:unhideWhenUsed="1"/>
+    <w:lsdException w:name="Table List 5" w:semiHidden="1" w:unhideWhenUsed="1"/>
+    <w:lsdException w:name="Table List 6" w:semiHidden="1" w:unhideWhenUsed="1"/>
+    <w:lsdException w:name="Table List 7" w:semiHidden="1" w:unhideWhenUsed="1"/>
+    <w:lsdException w:name="Table List 8" w:semiHidden="1" w:unhideWhenUsed="1"/>
+    <w:lsdException w:name="Table 3D effects 1" w:semiHidden="1" w:unhideWhenUsed="1"/>
+    <w:lsdException w:name="Table 3D effects 2" w:semiHidden="1" w:unhideWhenUsed="1"/>
+    <w:lsdException w:name="Table 3D effects 3" w:semiHidden="1" w:unhideWhenUsed="1"/>
+    <w:lsdException w:name="Table Contemporary" w:semiHidden="1" w:unhideWhenUsed="1"/>
+    <w:lsdException w:name="Table Elegant" w:semiHidden="1" w:unhideWhenUsed="1"/>
+    <w:lsdException w:name="Table Professional" w:semiHidden="1" w:unhideWhenUsed="1"/>
+    <w:lsdException w:name="Table Subtle 1" w:semiHidden="1" w:unhideWhenUsed="1"/>
+    <w:lsdException w:name="Table Subtle 2" w:semiHidden="1" w:unhideWhenUsed="1"/>
+    <w:lsdException w:name="Table Web 1" w:semiHidden="1" w:unhideWhenUsed="1"/>
+    <w:lsdException w:name="Table Web 2" w:semiHidden="1" w:unhideWhenUsed="1"/>
+    <w:lsdException w:name="Table Web 3" w:semiHidden="1" w:unhideWhenUsed="1"/>
+    <w:lsdException w:name="Table Theme" w:semiHidden="1" w:unhideWhenUsed="1"/>
+    <w:lsdException w:name="Placeholder Text" w:semiHidden="1" w:uiPriority="99" w:unhideWhenUsed="1"/>
+    <w:lsdException w:name="No Spacing" w:semiHidden="1" w:uiPriority="99" w:unhideWhenUsed="1"/>
+    <w:lsdException w:name="Light Shading" w:uiPriority="60"/>
+    <w:lsdException w:name="Light List" w:uiPriority="61"/>
+    <w:lsdException w:name="Light Grid" w:uiPriority="62"/>
+    <w:lsdException w:name="Medium Shading 1" w:uiPriority="63"/>
+    <w:lsdException w:name="Medium Shading 2" w:uiPriority="64"/>
+    <w:lsdException w:name="Medium List 1" w:uiPriority="65"/>
+    <w:lsdException w:name="Medium List 2" w:uiPriority="66"/>
+    <w:lsdException w:name="Medium Grid 1" w:uiPriority="67"/>
+    <w:lsdException w:name="Medium Grid 2" w:uiPriority="68"/>
+    <w:lsdException w:name="Medium Grid 3" w:uiPriority="69"/>
+    <w:lsdException w:name="Dark List" w:uiPriority="70"/>
+    <w:lsdException w:name="Colorful Shading" w:uiPriority="71"/>
+    <w:lsdException w:name="Colorful List" w:uiPriority="72"/>
+    <w:lsdException w:name="Colorful Grid" w:uiPriority="73"/>
+    <w:lsdException w:name="Light Shading Accent 1" w:uiPriority="60"/>
+    <w:lsdException w:name="Light List Accent 1" w:uiPriority="61"/>
+    <w:lsdException w:name="Light Grid Accent 1" w:uiPriority="62"/>
+    <w:lsdException w:name="Medium Shading 1 Accent 1" w:uiPriority="63"/>
+    <w:lsdException w:name="Medium Shading 2 Accent 1" w:uiPriority="64"/>
+    <w:lsdException w:name="Medium List 1 Accent 1" w:uiPriority="65"/>
+    <w:lsdException w:name="Revision" w:semiHidden="1" w:uiPriority="99" w:unhideWhenUsed="1"/>
+    <w:lsdException w:name="List Paragraph" w:semiHidden="1" w:uiPriority="99" w:unhideWhenUsed="1"/>
+    <w:lsdException w:name="Quote" w:semiHidden="1" w:uiPriority="99" w:unhideWhenUsed="1"/>
+    <w:lsdException w:name="Intense Quote" w:semiHidden="1" w:uiPriority="99" w:unhideWhenUsed="1"/>
+    <w:lsdException w:name="Medium List 2 Accent 1" w:uiPriority="66"/>
+    <w:lsdException w:name="Medium Grid 1 Accent 1" w:uiPriority="67"/>
+    <w:lsdException w:name="Medium Grid 2 Accent 1" w:uiPriority="68"/>
+    <w:lsdException w:name="Medium Grid 3 Accent 1" w:uiPriority="69"/>
+    <w:lsdException w:name="Dark List Accent 1" w:uiPriority="70"/>
+    <w:lsdException w:name="Colorful Shading Accent 1" w:uiPriority="71"/>
+    <w:lsdException w:name="Colorful List Accent 1" w:uiPriority="72"/>
+    <w:lsdException w:name="Colorful Grid Accent 1" w:uiPriority="73"/>
+    <w:lsdException w:name="Light Shading Accent 2" w:uiPriority="60"/>
+    <w:lsdException w:name="Light List Accent 2" w:uiPriority="61"/>
+    <w:lsdException w:name="Light Grid Accent 2" w:uiPriority="62"/>
+    <w:lsdException w:name="Medium Shading 1 Accent 2" w:uiPriority="63"/>
+    <w:lsdException w:name="Medium Shading 2 Accent 2" w:uiPriority="64"/>
+    <w:lsdException w:name="Medium List 1 Accent 2" w:uiPriority="65"/>
+    <w:lsdException w:name="Medium List 2 Accent 2" w:uiPriority="66"/>
+    <w:lsdException w:name="Medium Grid 1 Accent 2" w:uiPriority="67"/>
+    <w:lsdException w:name="Medium Grid 2 Accent 2" w:uiPriority="68"/>
+    <w:lsdException w:name="Medium Grid 3 Accent 2" w:uiPriority="69"/>
+    <w:lsdException w:name="Dark List Accent 2" w:uiPriority="70"/>
+    <w:lsdException w:name="Colorful Shading Accent 2" w:uiPriority="71"/>
+    <w:lsdException w:name="Colorful List Accent 2" w:uiPriority="72"/>
+    <w:lsdException w:name="Colorful Grid Accent 2" w:uiPriority="73"/>
+    <w:lsdException w:name="Light Shading Accent 3" w:uiPriority="60"/>
+    <w:lsdException w:name="Light List Accent 3" w:uiPriority="61"/>
+    <w:lsdException w:name="Light Grid Accent 3" w:uiPriority="62"/>
+    <w:lsdException w:name="Medium Shading 1 Accent 3" w:uiPriority="63"/>
+    <w:lsdException w:name="Medium Shading 2 Accent 3" w:uiPriority="64"/>
+    <w:lsdException w:name="Medium List 1 Accent 3" w:uiPriority="65"/>
+    <w:lsdException w:name="Medium List 2 Accent 3" w:uiPriority="66"/>
+    <w:lsdException w:name="Medium Grid 1 Accent 3" w:uiPriority="67"/>
+    <w:lsdException w:name="Medium Grid 2 Accent 3" w:uiPriority="68"/>
+    <w:lsdException w:name="Medium Grid 3 Accent 3" w:uiPriority="69"/>
+    <w:lsdException w:name="Dark List Accent 3" w:uiPriority="70"/>
+    <w:lsdException w:name="Colorful Shading Accent 3" w:uiPriority="71"/>
+    <w:lsdException w:name="Colorful List Accent 3" w:uiPriority="72"/>
+    <w:lsdException w:name="Colorful Grid Accent 3" w:uiPriority="73"/>
+    <w:lsdException w:name="Light Shading Accent 4" w:uiPriority="60"/>
+    <w:lsdException w:name="Light List Accent 4" w:uiPriority="61"/>
+    <w:lsdException w:name="Light Grid Accent 4" w:uiPriority="62"/>
+    <w:lsdException w:name="Medium Shading 1 Accent 4" w:uiPriority="63"/>
+    <w:lsdException w:name="Medium Shading 2 Accent 4" w:uiPriority="64"/>
+    <w:lsdException w:name="Medium List 1 Accent 4" w:uiPriority="65"/>
+    <w:lsdException w:name="Medium List 2 Accent 4" w:uiPriority="66"/>
+    <w:lsdException w:name="Medium Grid 1 Accent 4" w:uiPriority="67"/>
+    <w:lsdException w:name="Medium Grid 2 Accent 4" w:uiPriority="68"/>
+    <w:lsdException w:name="Medium Grid 3 Accent 4" w:uiPriority="69"/>
+    <w:lsdException w:name="Dark List Accent 4" w:uiPriority="70"/>
+    <w:lsdException w:name="Colorful Shading Accent 4" w:uiPriority="71"/>
+    <w:lsdException w:name="Colorful List Accent 4" w:uiPriority="72"/>
+    <w:lsdException w:name="Colorful Grid Accent 4" w:uiPriority="73"/>
+    <w:lsdException w:name="Light Shading Accent 5" w:uiPriority="60"/>
+    <w:lsdException w:name="Light List Accent 5" w:uiPriority="61"/>
+    <w:lsdException w:name="Light Grid Accent 5" w:uiPriority="62"/>
+    <w:lsdException w:name="Medium Shading 1 Accent 5" w:uiPriority="63"/>
+    <w:lsdException w:name="Medium Shading 2 Accent 5" w:uiPriority="64"/>
+    <w:lsdException w:name="Medium List 1 Accent 5" w:uiPriority="65"/>
+    <w:lsdException w:name="Medium List 2 Accent 5" w:uiPriority="66"/>
+    <w:lsdException w:name="Medium Grid 1 Accent 5" w:uiPriority="67"/>
+    <w:lsdException w:name="Medium Grid 2 Accent 5" w:uiPriority="68"/>
+    <w:lsdException w:name="Medium Grid 3 Accent 5" w:uiPriority="69"/>
+    <w:lsdException w:name="Dark List Accent 5" w:uiPriority="70"/>
+    <w:lsdException w:name="Colorful Shading Accent 5" w:uiPriority="71"/>
+    <w:lsdException w:name="Colorful List Accent 5" w:uiPriority="72"/>
+    <w:lsdException w:name="Colorful Grid Accent 5" w:uiPriority="73"/>
+    <w:lsdException w:name="Light Shading Accent 6" w:uiPriority="60"/>
+    <w:lsdException w:name="Light List Accent 6" w:uiPriority="61"/>
+    <w:lsdException w:name="Light Grid Accent 6" w:uiPriority="62"/>
+    <w:lsdException w:name="Medium Shading 1 Accent 6" w:uiPriority="63"/>
+    <w:lsdException w:name="Medium Shading 2 Accent 6" w:uiPriority="64"/>
+    <w:lsdException w:name="Medium List 1 Accent 6" w:uiPriority="65"/>
+    <w:lsdException w:name="Medium List 2 Accent 6" w:uiPriority="66"/>
+    <w:lsdException w:name="Medium Grid 1 Accent 6" w:uiPriority="67"/>
+    <w:lsdException w:name="Medium Grid 2 Accent 6" w:uiPriority="68"/>
+    <w:lsdException w:name="Medium Grid 3 Accent 6" w:uiPriority="69"/>
+    <w:lsdException w:name="Dark List Accent 6" w:uiPriority="70"/>
+    <w:lsdException w:name="Colorful Shading Accent 6" w:uiPriority="71"/>
+    <w:lsdException w:name="Colorful List Accent 6" w:uiPriority="72"/>
+    <w:lsdException w:name="Colorful Grid Accent 6" w:uiPriority="73"/>
+    <w:lsdException w:name="Subtle Emphasis" w:uiPriority="19" w:qFormat="1"/>
+    <w:lsdException w:name="Intense Emphasis" w:uiPriority="21" w:qFormat="1"/>
+    <w:lsdException w:name="Subtle Reference" w:uiPriority="31" w:qFormat="1"/>
+    <w:lsdException w:name="Intense Reference" w:uiPriority="32" w:qFormat="1"/>
+    <w:lsdException w:name="Book Title" w:uiPriority="33" w:qFormat="1"/>
+    <w:lsdException w:name="Bibliography" w:semiHidden="1" w:uiPriority="37" w:unhideWhenUsed="1"/>
+    <w:lsdException w:name="TOC Heading" w:semiHidden="1" w:uiPriority="39" w:unhideWhenUsed="1" w:qFormat="1"/>
+    <w:lsdException w:name="Plain Table 1" w:uiPriority="41"/>
+    <w:lsdException w:name="Plain Table 2" w:uiPriority="42"/>
+    <w:lsdException w:name="Plain Table 3" w:uiPriority="43"/>
+    <w:lsdException w:name="Plain Table 4" w:uiPriority="44"/>
+    <w:lsdException w:name="Plain Table 5" w:uiPriority="45"/>
+    <w:lsdException w:name="Grid Table Light" w:uiPriority="40"/>
+    <w:lsdException w:name="Grid Table 1 Light" w:uiPriority="46"/>
+    <w:lsdException w:name="Grid Table 2" w:uiPriority="47"/>
+    <w:lsdException w:name="Grid Table 3" w:uiPriority="48"/>
+    <w:lsdException w:name="Grid Table 4" w:uiPriority="49"/>
+    <w:lsdException w:name="Grid Table 5 Dark" w:uiPriority="50"/>
+    <w:lsdException w:name="Grid Table 6 Colorful" w:uiPriority="51"/>
+    <w:lsdException w:name="Grid Table 7 Colorful" w:uiPriority="52"/>
+    <w:lsdException w:name="Grid Table 1 Light Accent 1" w:uiPriority="46"/>
+    <w:lsdException w:name="Grid Table 2 Accent 1" w:uiPriority="47"/>
+    <w:lsdException w:name="Grid Table 3 Accent 1" w:uiPriority="48"/>
+    <w:lsdException w:name="Grid Table 4 Accent 1" w:uiPriority="49"/>
+    <w:lsdException w:name="Grid Table 5 Dark Accent 1" w:uiPriority="50"/>
+    <w:lsdException w:name="Grid Table 6 Colorful Accent 1" w:uiPriority="51"/>
+    <w:lsdException w:name="Grid Table 7 Colorful Accent 1" w:uiPriority="52"/>
+    <w:lsdException w:name="Grid Table 1 Light Accent 2" w:uiPriority="46"/>
+    <w:lsdException w:name="Grid Table 2 Accent 2" w:uiPriority="47"/>
+    <w:lsdException w:name="Grid Table 3 Accent 2" w:uiPriority="48"/>
+    <w:lsdException w:name="Grid Table 4 Accent 2" w:uiPriority="49"/>
+    <w:lsdException w:name="Grid Table 5 Dark Accent 2" w:uiPriority="50"/>
+    <w:lsdException w:name="Grid Table 6 Colorful Accent 2" w:uiPriority="51"/>
+    <w:lsdException w:name="Grid Table 7 Colorful Accent 2" w:uiPriority="52"/>
+    <w:lsdException w:name="Grid Table 1 Light Accent 3" w:uiPriority="46"/>
+    <w:lsdException w:name="Grid Table 2 Accent 3" w:uiPriority="47"/>
+    <w:lsdException w:name="Grid Table 3 Accent 3" w:uiPriority="48"/>
+    <w:lsdException w:name="Grid Table 4 Accent 3" w:uiPriority="49"/>
+    <w:lsdException w:name="Grid Table 5 Dark Accent 3" w:uiPriority="50"/>
+    <w:lsdException w:name="Grid Table 6 Colorful Accent 3" w:uiPriority="51"/>
+    <w:lsdException w:name="Grid Table 7 Colorful Accent 3" w:uiPriority="52"/>
+    <w:lsdException w:name="Grid Table 1 Light Accent 4" w:uiPriority="46"/>
+    <w:lsdException w:name="Grid Table 2 Accent 4" w:uiPriority="47"/>
+    <w:lsdException w:name="Grid Table 3 Accent 4" w:uiPriority="48"/>
+    <w:lsdException w:name="Grid Table 4 Accent 4" w:uiPriority="49"/>
+    <w:lsdException w:name="Grid Table 5 Dark Accent 4" w:uiPriority="50"/>
+    <w:lsdException w:name="Grid Table 6 Colorful Accent 4" w:uiPriority="51"/>
+    <w:lsdException w:name="Grid Table 7 Colorful Accent 4" w:uiPriority="52"/>
+    <w:lsdException w:name="Grid Table 1 Light Accent 5" w:uiPriority="46"/>
+    <w:lsdException w:name="Grid Table 2 Accent 5" w:uiPriority="47"/>
+    <w:lsdException w:name="Grid Table 3 Accent 5" w:uiPriority="48"/>
+    <w:lsdException w:name="Grid Table 4 Accent 5" w:uiPriority="49"/>
+    <w:lsdException w:name="Grid Table 5 Dark Accent 5" w:uiPriority="50"/>
+    <w:lsdException w:name="Grid Table 6 Colorful Accent 5" w:uiPriority="51"/>
+    <w:lsdException w:name="Grid Table 7 Colorful Accent 5" w:uiPriority="52"/>
+    <w:lsdException w:name="Grid Table 1 Light Accent 6" w:uiPriority="46"/>
+    <w:lsdException w:name="Grid Table 2 Accent 6" w:uiPriority="47"/>
+    <w:lsdException w:name="Grid Table 3 Accent 6" w:uiPriority="48"/>
+    <w:lsdException w:name="Grid Table 4 Accent 6" w:uiPriority="49"/>
+    <w:lsdException w:name="Grid Table 5 Dark Accent 6" w:uiPriority="50"/>
+    <w:lsdException w:name="Grid Table 6 Colorful Accent 6" w:uiPriority="51"/>
+    <w:lsdException w:name="Grid Table 7 Colorful Accent 6" w:uiPriority="52"/>
+    <w:lsdException w:name="List Table 1 Light" w:uiPriority="46"/>
+    <w:lsdException w:name="List Table 2" w:uiPriority="47"/>
+    <w:lsdException w:name="List Table 3" w:uiPriority="48"/>
+    <w:lsdException w:name="List Table 4" w:uiPriority="49"/>
+    <w:lsdException w:name="List Table 5 Dark" w:uiPriority="50"/>
+    <w:lsdException w:name="List Table 6 Colorful" w:uiPriority="51"/>
+    <w:lsdException w:name="List Table 7 Colorful" w:uiPriority="52"/>
+    <w:lsdException w:name="List Table 1 Light Accent 1" w:uiPriority="46"/>
+    <w:lsdException w:name="List Table 2 Accent 1" w:uiPriority="47"/>
+    <w:lsdException w:name="List Table 3 Accent 1" w:uiPriority="48"/>
+    <w:lsdException w:name="List Table 4 Accent 1" w:uiPriority="49"/>
+    <w:lsdException w:name="List Table 5 Dark Accent 1" w:uiPriority="50"/>
+    <w:lsdException w:name="List Table 6 Colorful Accent 1" w:uiPriority="51"/>
+    <w:lsdException w:name="List Table 7 Colorful Accent 1" w:uiPriority="52"/>
+    <w:lsdException w:name="List Table 1 Light Accent 2" w:uiPriority="46"/>
+    <w:lsdException w:name="List Table 2 Accent 2" w:uiPriority="47"/>
+    <w:lsdException w:name="List Table 3 Accent 2" w:uiPriority="48"/>
+    <w:lsdException w:name="List Table 4 Accent 2" w:uiPriority="49"/>
+    <w:lsdException w:name="List Table 5 Dark Accent 2" w:uiPriority="50"/>
+    <w:lsdException w:name="List Table 6 Colorful Accent 2" w:uiPriority="51"/>
+    <w:lsdException w:name="List Table 7 Colorful Accent 2" w:uiPriority="52"/>
+    <w:lsdException w:name="List Table 1 Light Accent 3" w:uiPriority="46"/>
+    <w:lsdException w:name="List Table 2 Accent 3" w:uiPriority="47"/>
+    <w:lsdException w:name="List Table 3 Accent 3" w:uiPriority="48"/>
+    <w:lsdException w:name="List Table 4 Accent 3" w:uiPriority="49"/>
+    <w:lsdException w:name="List Table 5 Dark Accent 3" w:uiPriority="50"/>
+    <w:lsdException w:name="List Table 6 Colorful Accent 3" w:uiPriority="51"/>
+    <w:lsdException w:name="List Table 7 Colorful Accent 3" w:uiPriority="52"/>
+    <w:lsdException w:name="List Table 1 Light Accent 4" w:uiPriority="46"/>
+    <w:lsdException w:name="List Table 2 Accent 4" w:uiPriority="47"/>
+    <w:lsdException w:name="List Table 3 Accent 4" w:uiPriority="48"/>
+    <w:lsdException w:name="List Table 4 Accent 4" w:uiPriority="49"/>
+    <w:lsdException w:name="List Table 5 Dark Accent 4" w:uiPriority="50"/>
+    <w:lsdException w:name="List Table 6 Colorful Accent 4" w:uiPriority="51"/>
+    <w:lsdException w:name="List Table 7 Colorful Accent 4" w:uiPriority="52"/>
+    <w:lsdException w:name="List Table 1 Light Accent 5" w:uiPriority="46"/>
+    <w:lsdException w:name="List Table 2 Accent 5" w:uiPriority="47"/>
+    <w:lsdException w:name="List Table 3 Accent 5" w:uiPriority="48"/>
+    <w:lsdException w:name="List Table 4 Accent 5" w:uiPriority="49"/>
+    <w:lsdException w:name="List Table 5 Dark Accent 5" w:uiPriority="50"/>
+    <w:lsdException w:name="List Table 6 Colorful Accent 5" w:uiPriority="51"/>
+    <w:lsdException w:name="List Table 7 Colorful Accent 5" w:uiPriority="52"/>
+    <w:lsdException w:name="List Table 1 Light Accent 6" w:uiPriority="46"/>
+    <w:lsdException w:name="List Table 2 Accent 6" w:uiPriority="47"/>
+    <w:lsdException w:name="List Table 3 Accent 6" w:uiPriority="48"/>
+    <w:lsdException w:name="List Table 4 Accent 6" w:uiPriority="49"/>
+    <w:lsdException w:name="List Table 5 Dark Accent 6" w:uiPriority="50"/>
+    <w:lsdException w:name="List Table 6 Colorful Accent 6" w:uiPriority="51"/>
+    <w:lsdException w:name="List Table 7 Colorful Accent 6" w:uiPriority="52"/>
+    <w:lsdException w:name="Mention" w:semiHidden="1" w:uiPriority="99" w:unhideWhenUsed="1"/>
+    <w:lsdException w:name="Smart Hyperlink" w:semiHidden="1" w:uiPriority="99" w:unhideWhenUsed="1"/>
+    <w:lsdException w:name="Hashtag" w:semiHidden="1" w:uiPriority="99" w:unhideWhenUsed="1"/>
+    <w:lsdException w:name="Unresolved Mention" w:semiHidden="1" w:uiPriority="99" w:unhideWhenUsed="1"/>
+    <w:lsdException w:name="Smart Link" w:semiHidden="1" w:uiPriority="99" w:unhideWhenUsed="1"/>
   </w:latentStyles>
-  <w:style w:type="paragraph" w:default="1" w:styleId="1">
+  <w:style w:type="paragraph" w:default="1" w:styleId="Normal">
     <w:name w:val="Normal"/>
-    <w:uiPriority w:val="0"/>
     <w:pPr>
       <w:spacing w:line="276" w:lineRule="auto"/>
     </w:pPr>
     <w:rPr>
-      <w:rFonts w:ascii="Arial" w:hAnsi="Arial" w:eastAsia="Arial" w:cs="Arial"/>
       <w:sz w:val="22"/>
       <w:szCs w:val="22"/>
       <w:lang w:val="en"/>
     </w:rPr>
   </w:style>
-  <w:style w:type="paragraph" w:styleId="2">
+  <w:style w:type="paragraph" w:styleId="Heading1">
     <w:name w:val="heading 1"/>
-    <w:basedOn w:val="1"/>
-    <w:next w:val="1"/>
-    <w:uiPriority w:val="0"/>
+    <w:basedOn w:val="Normal"/>
+    <w:next w:val="Normal"/>
     <w:pPr>
       <w:keepNext/>
       <w:keepLines/>
-      <w:pageBreakBefore w:val="0"/>
       <w:spacing w:before="400" w:after="120"/>
+      <w:outlineLvl w:val="0"/>
     </w:pPr>
     <w:rPr>
       <w:sz w:val="40"/>
       <w:szCs w:val="40"/>
     </w:rPr>
   </w:style>
-  <w:style w:type="paragraph" w:styleId="3">
+  <w:style w:type="paragraph" w:styleId="Heading2">
     <w:name w:val="heading 2"/>
-    <w:basedOn w:val="1"/>
-    <w:next w:val="1"/>
-    <w:uiPriority w:val="0"/>
+    <w:basedOn w:val="Normal"/>
+    <w:next w:val="Normal"/>
     <w:pPr>
       <w:keepNext/>
       <w:keepLines/>
-      <w:pageBreakBefore w:val="0"/>
       <w:spacing w:before="360" w:after="120"/>
+      <w:outlineLvl w:val="1"/>
     </w:pPr>
     <w:rPr>
       <w:sz w:val="32"/>
       <w:szCs w:val="32"/>
     </w:rPr>
   </w:style>
-  <w:style w:type="paragraph" w:styleId="4">
+  <w:style w:type="paragraph" w:styleId="Heading3">
     <w:name w:val="heading 3"/>
-    <w:basedOn w:val="1"/>
-    <w:next w:val="1"/>
-    <w:uiPriority w:val="0"/>
+    <w:basedOn w:val="Normal"/>
+    <w:next w:val="Normal"/>
     <w:pPr>
       <w:keepNext/>
       <w:keepLines/>
-      <w:pageBreakBefore w:val="0"/>
       <w:spacing w:before="320" w:after="80"/>
+      <w:outlineLvl w:val="2"/>
     </w:pPr>
     <w:rPr>
       <w:color w:val="434343"/>
@@ -2775,16 +3721,15 @@
       <w:szCs w:val="28"/>
     </w:rPr>
   </w:style>
-  <w:style w:type="paragraph" w:styleId="5">
+  <w:style w:type="paragraph" w:styleId="Heading4">
     <w:name w:val="heading 4"/>
-    <w:basedOn w:val="1"/>
-    <w:next w:val="1"/>
-    <w:uiPriority w:val="0"/>
+    <w:basedOn w:val="Normal"/>
+    <w:next w:val="Normal"/>
     <w:pPr>
       <w:keepNext/>
       <w:keepLines/>
-      <w:pageBreakBefore w:val="0"/>
       <w:spacing w:before="280" w:after="80"/>
+      <w:outlineLvl w:val="3"/>
     </w:pPr>
     <w:rPr>
       <w:color w:val="666666"/>
@@ -2792,53 +3737,47 @@
       <w:szCs w:val="24"/>
     </w:rPr>
   </w:style>
-  <w:style w:type="paragraph" w:styleId="6">
+  <w:style w:type="paragraph" w:styleId="Heading5">
     <w:name w:val="heading 5"/>
-    <w:basedOn w:val="1"/>
-    <w:next w:val="1"/>
-    <w:uiPriority w:val="0"/>
+    <w:basedOn w:val="Normal"/>
+    <w:next w:val="Normal"/>
     <w:pPr>
       <w:keepNext/>
       <w:keepLines/>
-      <w:pageBreakBefore w:val="0"/>
       <w:spacing w:before="240" w:after="80"/>
+      <w:outlineLvl w:val="4"/>
     </w:pPr>
     <w:rPr>
       <w:color w:val="666666"/>
-      <w:sz w:val="22"/>
-      <w:szCs w:val="22"/>
     </w:rPr>
   </w:style>
-  <w:style w:type="paragraph" w:styleId="7">
+  <w:style w:type="paragraph" w:styleId="Heading6">
     <w:name w:val="heading 6"/>
-    <w:basedOn w:val="1"/>
-    <w:next w:val="1"/>
-    <w:uiPriority w:val="0"/>
+    <w:basedOn w:val="Normal"/>
+    <w:next w:val="Normal"/>
     <w:pPr>
       <w:keepNext/>
       <w:keepLines/>
-      <w:pageBreakBefore w:val="0"/>
       <w:spacing w:before="240" w:after="80"/>
+      <w:outlineLvl w:val="5"/>
     </w:pPr>
     <w:rPr>
       <w:i/>
       <w:color w:val="666666"/>
-      <w:sz w:val="22"/>
-      <w:szCs w:val="22"/>
     </w:rPr>
   </w:style>
-  <w:style w:type="character" w:default="1" w:styleId="8">
+  <w:style w:type="character" w:default="1" w:styleId="DefaultParagraphFont">
     <w:name w:val="Default Paragraph Font"/>
+    <w:uiPriority w:val="1"/>
+    <w:unhideWhenUsed/>
+  </w:style>
+  <w:style w:type="table" w:default="1" w:styleId="TableNormal">
+    <w:name w:val="Normal Table"/>
+    <w:uiPriority w:val="99"/>
     <w:semiHidden/>
     <w:unhideWhenUsed/>
-    <w:qFormat/>
-    <w:uiPriority w:val="1"/>
-  </w:style>
-  <w:style w:type="table" w:default="1" w:styleId="9">
-    <w:name w:val="Normal Table"/>
-    <w:semiHidden/>
-    <w:uiPriority w:val="0"/>
     <w:tblPr>
+      <w:tblInd w:w="0" w:type="dxa"/>
       <w:tblCellMar>
         <w:top w:w="0" w:type="dxa"/>
         <w:left w:w="108" w:type="dxa"/>
@@ -2847,27 +3786,15 @@
       </w:tblCellMar>
     </w:tblPr>
   </w:style>
-  <w:style w:type="paragraph" w:styleId="10">
+  <w:style w:type="numbering" w:default="1" w:styleId="NoList">
+    <w:name w:val="No List"/>
+    <w:uiPriority w:val="99"/>
+    <w:semiHidden/>
+    <w:unhideWhenUsed/>
+  </w:style>
+  <w:style w:type="paragraph" w:styleId="Footer">
     <w:name w:val="footer"/>
-    <w:basedOn w:val="1"/>
-    <w:uiPriority w:val="0"/>
-    <w:pPr>
-      <w:tabs>
-        <w:tab w:val="center" w:pos="4153"/>
-        <w:tab w:val="right" w:pos="8306"/>
-      </w:tabs>
-      <w:snapToGrid w:val="0"/>
-      <w:jc w:val="left"/>
-    </w:pPr>
-    <w:rPr>
-      <w:sz w:val="18"/>
-      <w:szCs w:val="18"/>
-    </w:rPr>
-  </w:style>
-  <w:style w:type="paragraph" w:styleId="11">
-    <w:name w:val="header"/>
-    <w:basedOn w:val="1"/>
-    <w:uiPriority w:val="0"/>
+    <w:basedOn w:val="Normal"/>
     <w:pPr>
       <w:tabs>
         <w:tab w:val="center" w:pos="4153"/>
@@ -2880,55 +3807,72 @@
       <w:szCs w:val="18"/>
     </w:rPr>
   </w:style>
-  <w:style w:type="character" w:styleId="12">
+  <w:style w:type="paragraph" w:styleId="Header">
+    <w:name w:val="header"/>
+    <w:basedOn w:val="Normal"/>
+    <w:pPr>
+      <w:tabs>
+        <w:tab w:val="center" w:pos="4153"/>
+        <w:tab w:val="right" w:pos="8306"/>
+      </w:tabs>
+      <w:snapToGrid w:val="0"/>
+    </w:pPr>
+    <w:rPr>
+      <w:sz w:val="18"/>
+      <w:szCs w:val="18"/>
+    </w:rPr>
+  </w:style>
+  <w:style w:type="character" w:styleId="Hyperlink">
     <w:name w:val="Hyperlink"/>
-    <w:basedOn w:val="8"/>
+    <w:basedOn w:val="DefaultParagraphFont"/>
+    <w:uiPriority w:val="99"/>
     <w:semiHidden/>
     <w:unhideWhenUsed/>
     <w:qFormat/>
-    <w:uiPriority w:val="99"/>
     <w:rPr>
       <w:color w:val="0000FF"/>
       <w:u w:val="single"/>
     </w:rPr>
   </w:style>
-  <w:style w:type="paragraph" w:styleId="13">
+  <w:style w:type="paragraph" w:styleId="Subtitle">
     <w:name w:val="Subtitle"/>
-    <w:basedOn w:val="1"/>
-    <w:next w:val="1"/>
-    <w:uiPriority w:val="0"/>
+    <w:basedOn w:val="Normal"/>
+    <w:next w:val="Normal"/>
     <w:pPr>
       <w:keepNext/>
       <w:keepLines/>
-      <w:pageBreakBefore w:val="0"/>
-      <w:spacing w:before="0" w:after="320"/>
+      <w:spacing w:after="320"/>
     </w:pPr>
     <w:rPr>
-      <w:rFonts w:ascii="Arial" w:hAnsi="Arial" w:eastAsia="Arial" w:cs="Arial"/>
       <w:color w:val="666666"/>
       <w:sz w:val="30"/>
       <w:szCs w:val="30"/>
     </w:rPr>
   </w:style>
-  <w:style w:type="paragraph" w:styleId="14">
+  <w:style w:type="paragraph" w:styleId="Title">
     <w:name w:val="Title"/>
-    <w:basedOn w:val="1"/>
-    <w:next w:val="1"/>
-    <w:uiPriority w:val="0"/>
+    <w:basedOn w:val="Normal"/>
+    <w:next w:val="Normal"/>
     <w:pPr>
       <w:keepNext/>
       <w:keepLines/>
-      <w:pageBreakBefore w:val="0"/>
-      <w:spacing w:before="0" w:after="60"/>
+      <w:spacing w:after="60"/>
     </w:pPr>
     <w:rPr>
       <w:sz w:val="52"/>
       <w:szCs w:val="52"/>
     </w:rPr>
   </w:style>
-  <w:style w:type="table" w:customStyle="1" w:styleId="15">
+  <w:style w:type="table" w:customStyle="1" w:styleId="TableNormal1">
     <w:name w:val="Table Normal1"/>
-    <w:uiPriority w:val="0"/>
+    <w:tblPr>
+      <w:tblCellMar>
+        <w:top w:w="0" w:type="dxa"/>
+        <w:left w:w="0" w:type="dxa"/>
+        <w:bottom w:w="0" w:type="dxa"/>
+        <w:right w:w="0" w:type="dxa"/>
+      </w:tblCellMar>
+    </w:tblPr>
   </w:style>
 </w:styles>
 </file>
@@ -3249,6 +4193,7 @@
       </a:style>
     </a:lnDef>
   </a:objectDefaults>
+  <a:extraClrSchemeLst/>
 </a:theme>
 </file>
 
